--- a/documentation/docx/ja/プロジェクトスケジュール.docx
+++ b/documentation/docx/ja/プロジェクトスケジュール.docx
@@ -2,7 +2,7 @@
 <file path=word/document.xml><?xml version="1.0" encoding="utf-8"?>
 <w:document xmlns:w="http://schemas.openxmlformats.org/wordprocessingml/2006/main" xmlns:m="http://schemas.openxmlformats.org/officeDocument/2006/math" xmlns:r="http://schemas.openxmlformats.org/officeDocument/2006/relationships" xmlns:o="urn:schemas-microsoft-com:office:office" xmlns:v="urn:schemas-microsoft-com:vml" xmlns:w10="urn:schemas-microsoft-com:office:word" xmlns:a="http://schemas.openxmlformats.org/drawingml/2006/main" xmlns:pic="http://schemas.openxmlformats.org/drawingml/2006/picture" xmlns:wp="http://schemas.openxmlformats.org/drawingml/2006/wordprocessingDrawing">
   <w:body>
-    <w:bookmarkStart w:id="61" w:name="ai-job-navigator-プロジェクトスケジュールご依頼事項"/>
+    <w:bookmarkStart w:id="40" w:name="ai-job-navigator-プロジェクトスケジュールご依頼事項"/>
     <w:p>
       <w:pPr>
         <w:pStyle w:val="Heading1"/>
@@ -53,7 +53,7 @@
         <w:rPr>
           <w:rFonts w:hint="eastAsia"/>
         </w:rPr>
-        <w:t xml:space="preserve">2026年8月31日</w:t>
+        <w:t xml:space="preserve">2026年9月6日</w:t>
       </w:r>
       <w:r>
         <w:t xml:space="preserve"> </w:t>
@@ -70,7 +70,7 @@
         <w:t xml:space="preserve"> </w:t>
       </w:r>
       <w:r>
-        <w:t xml:space="preserve">v5.0</w:t>
+        <w:t xml:space="preserve">v6.0</w:t>
       </w:r>
     </w:p>
     <w:p>
@@ -80,7 +80,7 @@
         </w:pict>
       </w:r>
     </w:p>
-    <w:bookmarkStart w:id="17" w:name="Xf846b591e1e4ace060c0d5b6d03785f22ff929f"/>
+    <w:bookmarkStart w:id="14" w:name="Xf846b591e1e4ace060c0d5b6d03785f22ff929f"/>
     <w:p>
       <w:pPr>
         <w:pStyle w:val="Heading2"/>
@@ -268,7 +268,7 @@
       </w:r>
     </w:p>
     <w:bookmarkEnd w:id="10"/>
-    <w:bookmarkStart w:id="14" w:name="システム全体像"/>
+    <w:bookmarkStart w:id="11" w:name="システム全体像"/>
     <w:p>
       <w:pPr>
         <w:pStyle w:val="Heading3"/>
@@ -282,69 +282,193 @@
     </w:p>
     <w:p>
       <w:pPr>
+        <w:pStyle w:val="SourceCode"/>
+      </w:pPr>
+      <w:r>
+        <w:rPr>
+          <w:rStyle w:val="VerbatimChar"/>
+        </w:rPr>
+        <w:t xml:space="preserve">flowchart LR</w:t>
+      </w:r>
+      <w:r>
+        <w:br/>
+      </w:r>
+      <w:r>
+        <w:rPr>
+          <w:rStyle w:val="VerbatimChar"/>
+        </w:rPr>
+        <w:t xml:space="preserve">    </w:t>
+      </w:r>
+      <w:r>
+        <w:rPr>
+          <w:rStyle w:val="VerbatimChar"/>
+          <w:rFonts w:hint="eastAsia"/>
+        </w:rPr>
+        <w:t xml:space="preserve">U["利用者"]</w:t>
+      </w:r>
+      <w:r>
+        <w:rPr>
+          <w:rStyle w:val="VerbatimChar"/>
+        </w:rPr>
+        <w:t xml:space="preserve"> --&gt; FE["Webフロントエンド"]</w:t>
+      </w:r>
+      <w:r>
+        <w:br/>
+      </w:r>
+      <w:r>
+        <w:rPr>
+          <w:rStyle w:val="VerbatimChar"/>
+        </w:rPr>
+        <w:t xml:space="preserve">    FE --&gt; API["アプリケーションサーバー"]</w:t>
+      </w:r>
+      <w:r>
+        <w:br/>
+      </w:r>
+      <w:r>
+        <w:rPr>
+          <w:rStyle w:val="VerbatimChar"/>
+        </w:rPr>
+        <w:t xml:space="preserve">    API --&gt; </w:t>
+      </w:r>
+      <w:r>
+        <w:rPr>
+          <w:rStyle w:val="VerbatimChar"/>
+          <w:rFonts w:hint="eastAsia"/>
+        </w:rPr>
+        <w:t xml:space="preserve">AUTH["アカウント管理"]</w:t>
+      </w:r>
+      <w:r>
+        <w:br/>
+      </w:r>
+      <w:r>
+        <w:rPr>
+          <w:rStyle w:val="VerbatimChar"/>
+        </w:rPr>
+        <w:t xml:space="preserve">    API --&gt; AG["AIエージェント"]</w:t>
+      </w:r>
+      <w:r>
+        <w:br/>
+      </w:r>
+      <w:r>
+        <w:rPr>
+          <w:rStyle w:val="VerbatimChar"/>
+        </w:rPr>
+        <w:t xml:space="preserve">    AG --&gt; LLM["AIサービス&lt;br/&gt;GPT-5.6 Luna"]</w:t>
+      </w:r>
+      <w:r>
+        <w:br/>
+      </w:r>
+      <w:r>
+        <w:rPr>
+          <w:rStyle w:val="VerbatimChar"/>
+        </w:rPr>
+        <w:t xml:space="preserve">    AG --&gt; </w:t>
+      </w:r>
+      <w:r>
+        <w:rPr>
+          <w:rStyle w:val="VerbatimChar"/>
+          <w:rFonts w:hint="eastAsia"/>
+        </w:rPr>
+        <w:t xml:space="preserve">TOOL["求人検索機能"]</w:t>
+      </w:r>
+      <w:r>
+        <w:br/>
+      </w:r>
+      <w:r>
+        <w:rPr>
+          <w:rStyle w:val="VerbatimChar"/>
+        </w:rPr>
+        <w:t xml:space="preserve">    TOOL --&gt; </w:t>
+      </w:r>
+      <w:r>
+        <w:rPr>
+          <w:rStyle w:val="VerbatimChar"/>
+          <w:rFonts w:hint="eastAsia"/>
+        </w:rPr>
+        <w:t xml:space="preserve">DB[("求人データベース")]</w:t>
+      </w:r>
+      <w:r>
+        <w:br/>
+      </w:r>
+      <w:r>
+        <w:rPr>
+          <w:rStyle w:val="VerbatimChar"/>
+        </w:rPr>
+        <w:t xml:space="preserve">    </w:t>
+      </w:r>
+      <w:r>
+        <w:rPr>
+          <w:rStyle w:val="VerbatimChar"/>
+          <w:rFonts w:hint="eastAsia"/>
+        </w:rPr>
+        <w:t xml:space="preserve">CR["定期取得処理"]</w:t>
+      </w:r>
+      <w:r>
+        <w:rPr>
+          <w:rStyle w:val="VerbatimChar"/>
+        </w:rPr>
+        <w:t xml:space="preserve"> --&gt; </w:t>
+      </w:r>
+      <w:r>
+        <w:rPr>
+          <w:rStyle w:val="VerbatimChar"/>
+          <w:rFonts w:hint="eastAsia"/>
+        </w:rPr>
+        <w:t xml:space="preserve">SRC["求人サイト"]</w:t>
+      </w:r>
+      <w:r>
+        <w:br/>
+      </w:r>
+      <w:r>
+        <w:rPr>
+          <w:rStyle w:val="VerbatimChar"/>
+        </w:rPr>
+        <w:t xml:space="preserve">    SRC --&gt; CR</w:t>
+      </w:r>
+      <w:r>
+        <w:br/>
+      </w:r>
+      <w:r>
+        <w:rPr>
+          <w:rStyle w:val="VerbatimChar"/>
+        </w:rPr>
+        <w:t xml:space="preserve">    CR --&gt; DB</w:t>
+      </w:r>
+      <w:r>
+        <w:br/>
+      </w:r>
+      <w:r>
+        <w:rPr>
+          <w:rStyle w:val="VerbatimChar"/>
+        </w:rPr>
+        <w:t xml:space="preserve">    API --&gt; </w:t>
+      </w:r>
+      <w:r>
+        <w:rPr>
+          <w:rStyle w:val="VerbatimChar"/>
+          <w:rFonts w:hint="eastAsia"/>
+        </w:rPr>
+        <w:t xml:space="preserve">DOC["書類の生成・&lt;br/&gt;ダウンロード"]</w:t>
+      </w:r>
+    </w:p>
+    <w:bookmarkEnd w:id="11"/>
+    <w:bookmarkStart w:id="12" w:name="求人データの取得方針"/>
+    <w:p>
+      <w:pPr>
+        <w:pStyle w:val="Heading3"/>
+      </w:pPr>
+      <w:r>
+        <w:rPr>
+          <w:rFonts w:hint="eastAsia"/>
+        </w:rPr>
+        <w:t xml:space="preserve">求人データの取得方針</w:t>
+      </w:r>
+    </w:p>
+    <w:p>
+      <w:pPr>
         <w:pStyle w:val="FirstParagraph"/>
       </w:pPr>
       <w:r>
-        <w:drawing>
-          <wp:inline>
-            <wp:extent cx="5334000" cy="1466237"/>
-            <wp:effectExtent b="0" l="0" r="0" t="0"/>
-            <wp:docPr descr="" title="" id="12" name="Picture"/>
-            <a:graphic>
-              <a:graphicData uri="http://schemas.openxmlformats.org/drawingml/2006/picture">
-                <pic:pic>
-                  <pic:nvPicPr>
-                    <pic:cNvPr descr="images/diagram-01.png" id="13" name="Picture"/>
-                    <pic:cNvPicPr>
-                      <a:picLocks noChangeArrowheads="1" noChangeAspect="1"/>
-                    </pic:cNvPicPr>
-                  </pic:nvPicPr>
-                  <pic:blipFill>
-                    <a:blip r:embed="rId11"/>
-                    <a:stretch>
-                      <a:fillRect/>
-                    </a:stretch>
-                  </pic:blipFill>
-                  <pic:spPr bwMode="auto">
-                    <a:xfrm>
-                      <a:off x="0" y="0"/>
-                      <a:ext cx="5334000" cy="1466237"/>
-                    </a:xfrm>
-                    <a:prstGeom prst="rect">
-                      <a:avLst/>
-                    </a:prstGeom>
-                    <a:noFill/>
-                    <a:ln w="9525">
-                      <a:noFill/>
-                      <a:headEnd/>
-                      <a:tailEnd/>
-                    </a:ln>
-                  </pic:spPr>
-                </pic:pic>
-              </a:graphicData>
-            </a:graphic>
-          </wp:inline>
-        </w:drawing>
-      </w:r>
-    </w:p>
-    <w:bookmarkEnd w:id="14"/>
-    <w:bookmarkStart w:id="15" w:name="求人データの取得方針"/>
-    <w:p>
-      <w:pPr>
-        <w:pStyle w:val="Heading3"/>
-      </w:pPr>
-      <w:r>
-        <w:rPr>
-          <w:rFonts w:hint="eastAsia"/>
-        </w:rPr>
-        <w:t xml:space="preserve">求人データの取得方針</w:t>
-      </w:r>
-    </w:p>
-    <w:p>
-      <w:pPr>
-        <w:pStyle w:val="FirstParagraph"/>
-      </w:pPr>
-      <w:r>
         <w:rPr>
           <w:rFonts w:hint="eastAsia"/>
         </w:rPr>
@@ -362,8 +486,8 @@
         <w:t xml:space="preserve">取得は一定以上の間隔を空けた定期実行とし、利用者の操作を契機とすることはございません。したがって各取得元へのアクセス量は当方のスケジュールによって決まり、利用者数の増加によって変動いたしません。取得元が構造化されたデータの提供口を用意している場合は、ページの解析よりもそちらを優先いたします。相手方サーバーへの負荷が軽く、運用上も安定するためです。</w:t>
       </w:r>
     </w:p>
-    <w:bookmarkEnd w:id="15"/>
-    <w:bookmarkStart w:id="16" w:name="現時点の実装状況"/>
+    <w:bookmarkEnd w:id="12"/>
+    <w:bookmarkStart w:id="13" w:name="現時点の実装状況"/>
     <w:p>
       <w:pPr>
         <w:pStyle w:val="Heading3"/>
@@ -513,7 +637,7 @@
               <w:rPr>
                 <w:rFonts w:hint="eastAsia"/>
               </w:rPr>
-              <w:t xml:space="preserve">現在は簡易な機能を1つ接続しているのみです</w:t>
+              <w:t xml:space="preserve">現在は簡易な機能ではなく、書類生成機能を実際に呼び出しております</w:t>
             </w:r>
           </w:p>
         </w:tc>
@@ -538,7 +662,7 @@
               <w:rPr>
                 <w:rFonts w:hint="eastAsia"/>
               </w:rPr>
-              <w:t xml:space="preserve">チャット画面、会話一覧、テーマ切替</w:t>
+              <w:t xml:space="preserve">チャット画面、会話一覧、テーマ切替、ログイン画面</w:t>
             </w:r>
           </w:p>
         </w:tc>
@@ -554,7 +678,7 @@
                 <w:b/>
                 <w:bCs/>
               </w:rPr>
-              <w:t xml:space="preserve">チャットのみ完了。</w:t>
+              <w:t xml:space="preserve">チャットとログインは完了。</w:t>
             </w:r>
             <w:r>
               <w:t xml:space="preserve"> </w:t>
@@ -588,7 +712,7 @@
               <w:rPr>
                 <w:rFonts w:hint="eastAsia"/>
               </w:rPr>
-              <w:t xml:space="preserve">登録・ログイン・パスワード再設定</w:t>
+              <w:t xml:space="preserve">ログイン、セッション管理、権限区分、管理者権限</w:t>
             </w:r>
           </w:p>
         </w:tc>
@@ -604,23 +728,32 @@
                 <w:b/>
                 <w:bCs/>
               </w:rPr>
-              <w:t xml:space="preserve">未着手</w:t>
-            </w:r>
-          </w:p>
-        </w:tc>
-      </w:tr>
-      <w:tr>
-        <w:tc>
-          <w:tcPr/>
-          <w:p>
-            <w:pPr>
-              <w:pStyle w:val="Compact"/>
-            </w:pPr>
-            <w:r>
-              <w:rPr>
-                <w:rFonts w:hint="eastAsia"/>
-              </w:rPr>
-              <w:t xml:space="preserve">求人データ</w:t>
+              <w:t xml:space="preserve">概ね完了。</w:t>
+            </w:r>
+            <w:r>
+              <w:t xml:space="preserve"> </w:t>
+            </w:r>
+            <w:r>
+              <w:rPr>
+                <w:rFonts w:hint="eastAsia"/>
+              </w:rPr>
+              <w:t xml:space="preserve">セッション方式のログイン、権限の区分、権限による管理機能の保護まで実装済みです。利用者ご自身による登録、パスワード再設定、メールアドレスの確認は未実装です</w:t>
+            </w:r>
+          </w:p>
+        </w:tc>
+      </w:tr>
+      <w:tr>
+        <w:tc>
+          <w:tcPr/>
+          <w:p>
+            <w:pPr>
+              <w:pStyle w:val="Compact"/>
+            </w:pPr>
+            <w:r>
+              <w:rPr>
+                <w:rFonts w:hint="eastAsia"/>
+              </w:rPr>
+              <w:t xml:space="preserve">書類作成</w:t>
             </w:r>
             <w:r>
               <w:t xml:space="preserve"> — </w:t>
@@ -629,7 +762,7 @@
               <w:rPr>
                 <w:rFonts w:hint="eastAsia"/>
               </w:rPr>
-              <w:t xml:space="preserve">収集・保存・検索・重複排除</w:t>
+              <w:t xml:space="preserve">雛形・生成・ファイル出力</w:t>
             </w:r>
           </w:p>
         </w:tc>
@@ -645,23 +778,32 @@
                 <w:b/>
                 <w:bCs/>
               </w:rPr>
-              <w:t xml:space="preserve">未着手</w:t>
-            </w:r>
-          </w:p>
-        </w:tc>
-      </w:tr>
-      <w:tr>
-        <w:tc>
-          <w:tcPr/>
-          <w:p>
-            <w:pPr>
-              <w:pStyle w:val="Compact"/>
-            </w:pPr>
-            <w:r>
-              <w:rPr>
-                <w:rFonts w:hint="eastAsia"/>
-              </w:rPr>
-              <w:t xml:space="preserve">書類作成</w:t>
+              <w:t xml:space="preserve">前倒しで大部分が完了。</w:t>
+            </w:r>
+            <w:r>
+              <w:t xml:space="preserve"> </w:t>
+            </w:r>
+            <w:r>
+              <w:rPr>
+                <w:rFonts w:hint="eastAsia"/>
+              </w:rPr>
+              <w:t xml:space="preserve">ご提供いただいた様式をもとに、履歴書はJIS準拠の書式に記入するExcelファイル、職務経歴書はWordファイルとして生成いたします。AIによる聞き取りののち、完成した書類をチャット画面からダウンロードできます。書類のアップロードと文字抽出は未着手です</w:t>
+            </w:r>
+          </w:p>
+        </w:tc>
+      </w:tr>
+      <w:tr>
+        <w:tc>
+          <w:tcPr/>
+          <w:p>
+            <w:pPr>
+              <w:pStyle w:val="Compact"/>
+            </w:pPr>
+            <w:r>
+              <w:rPr>
+                <w:rFonts w:hint="eastAsia"/>
+              </w:rPr>
+              <w:t xml:space="preserve">運用設定</w:t>
             </w:r>
             <w:r>
               <w:t xml:space="preserve"> — </w:t>
@@ -670,7 +812,7 @@
               <w:rPr>
                 <w:rFonts w:hint="eastAsia"/>
               </w:rPr>
-              <w:t xml:space="preserve">雛形・生成・ファイル出力・アップロード</w:t>
+              <w:t xml:space="preserve">サービスを再起動せずAIの挙動を調整する機能</w:t>
             </w:r>
           </w:p>
         </w:tc>
@@ -686,23 +828,41 @@
                 <w:b/>
                 <w:bCs/>
               </w:rPr>
-              <w:t xml:space="preserve">未着手</w:t>
-            </w:r>
-          </w:p>
-        </w:tc>
-      </w:tr>
-      <w:tr>
-        <w:tc>
-          <w:tcPr/>
-          <w:p>
-            <w:pPr>
-              <w:pStyle w:val="Compact"/>
-            </w:pPr>
-            <w:r>
-              <w:rPr>
-                <w:rFonts w:hint="eastAsia"/>
-              </w:rPr>
-              <w:t xml:space="preserve">決済・有人対応・管理画面</w:t>
+              <w:t xml:space="preserve">完了。</w:t>
+            </w:r>
+            <w:r>
+              <w:t xml:space="preserve"> </w:t>
+            </w:r>
+            <w:r>
+              <w:rPr>
+                <w:rFonts w:hint="eastAsia"/>
+              </w:rPr>
+              <w:t xml:space="preserve">バックエンドのみで、画面は未作成です</w:t>
+            </w:r>
+          </w:p>
+        </w:tc>
+      </w:tr>
+      <w:tr>
+        <w:tc>
+          <w:tcPr/>
+          <w:p>
+            <w:pPr>
+              <w:pStyle w:val="Compact"/>
+            </w:pPr>
+            <w:r>
+              <w:rPr>
+                <w:rFonts w:hint="eastAsia"/>
+              </w:rPr>
+              <w:t xml:space="preserve">求人データ</w:t>
+            </w:r>
+            <w:r>
+              <w:t xml:space="preserve"> — </w:t>
+            </w:r>
+            <w:r>
+              <w:rPr>
+                <w:rFonts w:hint="eastAsia"/>
+              </w:rPr>
+              <w:t xml:space="preserve">収集・保存・検索・重複排除</w:t>
             </w:r>
           </w:p>
         </w:tc>
@@ -723,6 +883,38 @@
           </w:p>
         </w:tc>
       </w:tr>
+      <w:tr>
+        <w:tc>
+          <w:tcPr/>
+          <w:p>
+            <w:pPr>
+              <w:pStyle w:val="Compact"/>
+            </w:pPr>
+            <w:r>
+              <w:rPr>
+                <w:rFonts w:hint="eastAsia"/>
+              </w:rPr>
+              <w:t xml:space="preserve">決済・有人対応・管理画面</w:t>
+            </w:r>
+          </w:p>
+        </w:tc>
+        <w:tc>
+          <w:tcPr/>
+          <w:p>
+            <w:pPr>
+              <w:pStyle w:val="Compact"/>
+            </w:pPr>
+            <w:r>
+              <w:rPr>
+                <w:rFonts w:hint="eastAsia"/>
+                <w:b/>
+                <w:bCs/>
+              </w:rPr>
+              <w:t xml:space="preserve">未着手</w:t>
+            </w:r>
+          </w:p>
+        </w:tc>
+      </w:tr>
     </w:tbl>
     <w:p>
       <w:pPr>
@@ -732,7 +924,29 @@
         <w:rPr>
           <w:rFonts w:hint="eastAsia"/>
         </w:rPr>
-        <w:t xml:space="preserve">全体の15〜20%程度が完了しております。現在完成しているのは、AIとの会話を安定して成立させる基盤部分です。製品をキャリアサービスたらしめる機能は未着手であり、第3章のスケジュールはその全体を対象としております。</w:t>
+        <w:t xml:space="preserve">全体の30〜35%程度が完了しております。第3章のフェーズ0、すなわちAIとの会話を安定して成立させる基盤部分は完成しており、フェーズ1の中心である履歴書・職務経歴書の作成機能も、ご提供いただいた実際の様式をもとに大部分を前倒しで構築済みです。</w:t>
+      </w:r>
+    </w:p>
+    <w:p>
+      <w:pPr>
+        <w:pStyle w:val="BodyText"/>
+      </w:pPr>
+      <w:r>
+        <w:rPr>
+          <w:rFonts w:hint="eastAsia"/>
+          <w:b/>
+          <w:bCs/>
+        </w:rPr>
+        <w:t xml:space="preserve">本版ではフェーズの順序を見直しております。</w:t>
+      </w:r>
+      <w:r>
+        <w:t xml:space="preserve"> </w:t>
+      </w:r>
+      <w:r>
+        <w:rPr>
+          <w:rFonts w:hint="eastAsia"/>
+        </w:rPr>
+        <w:t xml:space="preserve">書類作成を計画の先頭に移し、求人データの収集をその後ろに配置いたしました。動作する機能を、5か月目ではなく最初のフェーズで貴社のレビュー担当者にご確認いただくためです。理由は第3.3節に記載しております。</w:t>
       </w:r>
     </w:p>
     <w:p>
@@ -742,9 +956,9 @@
         </w:pict>
       </w:r>
     </w:p>
-    <w:bookmarkEnd w:id="16"/>
-    <w:bookmarkEnd w:id="17"/>
-    <w:bookmarkStart w:id="27" w:name="Xd0db77a17f2b49f236eeb22b1b0305833722c53"/>
+    <w:bookmarkEnd w:id="13"/>
+    <w:bookmarkEnd w:id="14"/>
+    <w:bookmarkStart w:id="21" w:name="Xd0db77a17f2b49f236eeb22b1b0305833722c53"/>
     <w:p>
       <w:pPr>
         <w:pStyle w:val="Heading2"/>
@@ -759,7 +973,7 @@
         <w:t xml:space="preserve">貴社よりご提供いただきたい事項</w:t>
       </w:r>
     </w:p>
-    <w:bookmarkStart w:id="23" w:name="Xef55004dfac17ccf9758ff28622f70eab4029f6"/>
+    <w:bookmarkStart w:id="17" w:name="Xef55004dfac17ccf9758ff28622f70eab4029f6"/>
     <w:p>
       <w:pPr>
         <w:pStyle w:val="Heading3"/>
@@ -1068,7 +1282,48 @@
               <w:pStyle w:val="Compact"/>
             </w:pPr>
             <w:r>
-              <w:t xml:space="preserve">フェーズ0</w:t>
+              <w:t xml:space="preserve">フェーズ1</w:t>
+            </w:r>
+          </w:p>
+        </w:tc>
+        <w:tc>
+          <w:tcPr/>
+          <w:p>
+            <w:pPr>
+              <w:pStyle w:val="Compact"/>
+            </w:pPr>
+            <w:r>
+              <w:rPr>
+                <w:rFonts w:hint="eastAsia"/>
+              </w:rPr>
+              <w:t xml:space="preserve">AIによる聞き取り、書類内容の文章生成、およびレビュー担当者によるご確認</w:t>
+            </w:r>
+          </w:p>
+        </w:tc>
+        <w:tc>
+          <w:tcPr/>
+          <w:p>
+            <w:pPr>
+              <w:pStyle w:val="Compact"/>
+            </w:pPr>
+            <w:r>
+              <w:rPr>
+                <w:rFonts w:hint="eastAsia"/>
+              </w:rPr>
+              <w:t xml:space="preserve">当該フェーズの中心的機能です。開発できず、ご確認いただくこともできません</w:t>
+            </w:r>
+          </w:p>
+        </w:tc>
+      </w:tr>
+      <w:tr>
+        <w:tc>
+          <w:tcPr/>
+          <w:p>
+            <w:pPr>
+              <w:pStyle w:val="Compact"/>
+            </w:pPr>
+            <w:r>
+              <w:t xml:space="preserve">フェーズ1</w:t>
             </w:r>
           </w:p>
         </w:tc>
@@ -1109,88 +1364,6 @@
               <w:pStyle w:val="Compact"/>
             </w:pPr>
             <w:r>
-              <w:t xml:space="preserve">フェーズ1</w:t>
-            </w:r>
-          </w:p>
-        </w:tc>
-        <w:tc>
-          <w:tcPr/>
-          <w:p>
-            <w:pPr>
-              <w:pStyle w:val="Compact"/>
-            </w:pPr>
-            <w:r>
-              <w:rPr>
-                <w:rFonts w:hint="eastAsia"/>
-              </w:rPr>
-              <w:t xml:space="preserve">一気通貫の技術検証</w:t>
-            </w:r>
-          </w:p>
-        </w:tc>
-        <w:tc>
-          <w:tcPr/>
-          <w:p>
-            <w:pPr>
-              <w:pStyle w:val="Compact"/>
-            </w:pPr>
-            <w:r>
-              <w:rPr>
-                <w:rFonts w:hint="eastAsia"/>
-              </w:rPr>
-              <w:t xml:space="preserve">アーキテクチャの成立を確認できません</w:t>
-            </w:r>
-          </w:p>
-        </w:tc>
-      </w:tr>
-      <w:tr>
-        <w:tc>
-          <w:tcPr/>
-          <w:p>
-            <w:pPr>
-              <w:pStyle w:val="Compact"/>
-            </w:pPr>
-            <w:r>
-              <w:t xml:space="preserve">フェーズ2</w:t>
-            </w:r>
-          </w:p>
-        </w:tc>
-        <w:tc>
-          <w:tcPr/>
-          <w:p>
-            <w:pPr>
-              <w:pStyle w:val="Compact"/>
-            </w:pPr>
-            <w:r>
-              <w:rPr>
-                <w:rFonts w:hint="eastAsia"/>
-              </w:rPr>
-              <w:t xml:space="preserve">AIによる聞き取り、書類内容の文章生成</w:t>
-            </w:r>
-          </w:p>
-        </w:tc>
-        <w:tc>
-          <w:tcPr/>
-          <w:p>
-            <w:pPr>
-              <w:pStyle w:val="Compact"/>
-            </w:pPr>
-            <w:r>
-              <w:rPr>
-                <w:rFonts w:hint="eastAsia"/>
-              </w:rPr>
-              <w:t xml:space="preserve">当該フェーズの中心的機能です。開発・確認ともに実施できません</w:t>
-            </w:r>
-          </w:p>
-        </w:tc>
-      </w:tr>
-      <w:tr>
-        <w:tc>
-          <w:tcPr/>
-          <w:p>
-            <w:pPr>
-              <w:pStyle w:val="Compact"/>
-            </w:pPr>
-            <w:r>
               <w:t xml:space="preserve">フェーズ3</w:t>
             </w:r>
           </w:p>
@@ -1315,10 +1488,10 @@
         <w:rPr>
           <w:rFonts w:hint="eastAsia"/>
         </w:rPr>
-        <w:t xml:space="preserve">フェーズ1以降、すべてのフェーズが本サービスに依存いたします。</w:t>
-      </w:r>
-    </w:p>
-    <w:bookmarkStart w:id="21" w:name="処理1回あたりの費用"/>
+        <w:t xml:space="preserve">フェーズ1は本サービスなしでは実質的に着手できず、以降も継続して必要となります。唯一依存しないのはフェーズ2で、データ収集ではAI処理を行わないためです。</w:t>
+      </w:r>
+    </w:p>
+    <w:bookmarkStart w:id="15" w:name="処理1回あたりの費用"/>
     <w:p>
       <w:pPr>
         <w:pStyle w:val="Heading4"/>
@@ -1575,53 +1748,234 @@
     </w:p>
     <w:p>
       <w:pPr>
-        <w:pStyle w:val="BodyText"/>
-      </w:pPr>
-      <w:r>
-        <w:drawing>
-          <wp:inline>
-            <wp:extent cx="5334000" cy="2425810"/>
-            <wp:effectExtent b="0" l="0" r="0" t="0"/>
-            <wp:docPr descr="" title="" id="19" name="Picture"/>
-            <a:graphic>
-              <a:graphicData uri="http://schemas.openxmlformats.org/drawingml/2006/picture">
-                <pic:pic>
-                  <pic:nvPicPr>
-                    <pic:cNvPr descr="images/diagram-02.png" id="20" name="Picture"/>
-                    <pic:cNvPicPr>
-                      <a:picLocks noChangeArrowheads="1" noChangeAspect="1"/>
-                    </pic:cNvPicPr>
-                  </pic:nvPicPr>
-                  <pic:blipFill>
-                    <a:blip r:embed="rId18"/>
-                    <a:stretch>
-                      <a:fillRect/>
-                    </a:stretch>
-                  </pic:blipFill>
-                  <pic:spPr bwMode="auto">
-                    <a:xfrm>
-                      <a:off x="0" y="0"/>
-                      <a:ext cx="5334000" cy="2425810"/>
-                    </a:xfrm>
-                    <a:prstGeom prst="rect">
-                      <a:avLst/>
-                    </a:prstGeom>
-                    <a:noFill/>
-                    <a:ln w="9525">
-                      <a:noFill/>
-                      <a:headEnd/>
-                      <a:tailEnd/>
-                    </a:ln>
-                  </pic:spPr>
-                </pic:pic>
-              </a:graphicData>
-            </a:graphic>
-          </wp:inline>
-        </w:drawing>
-      </w:r>
-    </w:p>
-    <w:bookmarkEnd w:id="21"/>
-    <w:bookmarkStart w:id="22" w:name="開発期間中の月額費用"/>
+        <w:pStyle w:val="SourceCode"/>
+      </w:pPr>
+      <w:r>
+        <w:rPr>
+          <w:rStyle w:val="VerbatimChar"/>
+        </w:rPr>
+        <w:t xml:space="preserve">sequenceDiagram</w:t>
+      </w:r>
+      <w:r>
+        <w:br/>
+      </w:r>
+      <w:r>
+        <w:rPr>
+          <w:rStyle w:val="VerbatimChar"/>
+        </w:rPr>
+        <w:t xml:space="preserve">    participant U as </w:t>
+      </w:r>
+      <w:r>
+        <w:rPr>
+          <w:rStyle w:val="VerbatimChar"/>
+          <w:rFonts w:hint="eastAsia"/>
+        </w:rPr>
+        <w:t xml:space="preserve">利用者</w:t>
+      </w:r>
+      <w:r>
+        <w:br/>
+      </w:r>
+      <w:r>
+        <w:rPr>
+          <w:rStyle w:val="VerbatimChar"/>
+        </w:rPr>
+        <w:t xml:space="preserve">    participant A as エージェント</w:t>
+      </w:r>
+      <w:r>
+        <w:br/>
+      </w:r>
+      <w:r>
+        <w:rPr>
+          <w:rStyle w:val="VerbatimChar"/>
+        </w:rPr>
+        <w:t xml:space="preserve">    participant L as AIサービス</w:t>
+      </w:r>
+      <w:r>
+        <w:br/>
+      </w:r>
+      <w:r>
+        <w:rPr>
+          <w:rStyle w:val="VerbatimChar"/>
+        </w:rPr>
+        <w:t xml:space="preserve">    participant D as </w:t>
+      </w:r>
+      <w:r>
+        <w:rPr>
+          <w:rStyle w:val="VerbatimChar"/>
+          <w:rFonts w:hint="eastAsia"/>
+        </w:rPr>
+        <w:t xml:space="preserve">求人DB</w:t>
+      </w:r>
+      <w:r>
+        <w:br/>
+      </w:r>
+      <w:r>
+        <w:rPr>
+          <w:rStyle w:val="VerbatimChar"/>
+        </w:rPr>
+        <w:t xml:space="preserve">    U-&gt;&gt;A: </w:t>
+      </w:r>
+      <w:r>
+        <w:rPr>
+          <w:rStyle w:val="VerbatimChar"/>
+          <w:rFonts w:hint="eastAsia"/>
+        </w:rPr>
+        <w:t xml:space="preserve">「福岡で月給30万以上の求人」</w:t>
+      </w:r>
+      <w:r>
+        <w:br/>
+      </w:r>
+      <w:r>
+        <w:rPr>
+          <w:rStyle w:val="VerbatimChar"/>
+        </w:rPr>
+        <w:t xml:space="preserve">    A-&gt;&gt;L: </w:t>
+      </w:r>
+      <w:r>
+        <w:rPr>
+          <w:rStyle w:val="VerbatimChar"/>
+          <w:rFonts w:hint="eastAsia"/>
+        </w:rPr>
+        <w:t xml:space="preserve">1往復目</w:t>
+      </w:r>
+      <w:r>
+        <w:rPr>
+          <w:rStyle w:val="VerbatimChar"/>
+        </w:rPr>
+        <w:t xml:space="preserve"> — </w:t>
+      </w:r>
+      <w:r>
+        <w:rPr>
+          <w:rStyle w:val="VerbatimChar"/>
+          <w:rFonts w:hint="eastAsia"/>
+        </w:rPr>
+        <w:t xml:space="preserve">指示文・会話履歴・利用可能な機能</w:t>
+      </w:r>
+      <w:r>
+        <w:br/>
+      </w:r>
+      <w:r>
+        <w:rPr>
+          <w:rStyle w:val="VerbatimChar"/>
+        </w:rPr>
+        <w:t xml:space="preserve">    L--&gt;&gt;A: </w:t>
+      </w:r>
+      <w:r>
+        <w:rPr>
+          <w:rStyle w:val="VerbatimChar"/>
+          <w:rFonts w:hint="eastAsia"/>
+        </w:rPr>
+        <w:t xml:space="preserve">検索機能の呼び出し要求</w:t>
+      </w:r>
+      <w:r>
+        <w:br/>
+      </w:r>
+      <w:r>
+        <w:rPr>
+          <w:rStyle w:val="VerbatimChar"/>
+        </w:rPr>
+        <w:t xml:space="preserve">    A-&gt;&gt;D: </w:t>
+      </w:r>
+      <w:r>
+        <w:rPr>
+          <w:rStyle w:val="VerbatimChar"/>
+          <w:rFonts w:hint="eastAsia"/>
+        </w:rPr>
+        <w:t xml:space="preserve">検索</w:t>
+      </w:r>
+      <w:r>
+        <w:br/>
+      </w:r>
+      <w:r>
+        <w:rPr>
+          <w:rStyle w:val="VerbatimChar"/>
+        </w:rPr>
+        <w:t xml:space="preserve">    D--&gt;&gt;A: </w:t>
+      </w:r>
+      <w:r>
+        <w:rPr>
+          <w:rStyle w:val="VerbatimChar"/>
+          <w:rFonts w:hint="eastAsia"/>
+        </w:rPr>
+        <w:t xml:space="preserve">該当求人</w:t>
+      </w:r>
+      <w:r>
+        <w:br/>
+      </w:r>
+      <w:r>
+        <w:rPr>
+          <w:rStyle w:val="VerbatimChar"/>
+        </w:rPr>
+        <w:t xml:space="preserve">    A-&gt;&gt;L: </w:t>
+      </w:r>
+      <w:r>
+        <w:rPr>
+          <w:rStyle w:val="VerbatimChar"/>
+          <w:rFonts w:hint="eastAsia"/>
+        </w:rPr>
+        <w:t xml:space="preserve">2往復目</w:t>
+      </w:r>
+      <w:r>
+        <w:rPr>
+          <w:rStyle w:val="VerbatimChar"/>
+        </w:rPr>
+        <w:t xml:space="preserve"> — </w:t>
+      </w:r>
+      <w:r>
+        <w:rPr>
+          <w:rStyle w:val="VerbatimChar"/>
+          <w:rFonts w:hint="eastAsia"/>
+        </w:rPr>
+        <w:t xml:space="preserve">同じ文脈</w:t>
+      </w:r>
+      <w:r>
+        <w:rPr>
+          <w:rStyle w:val="VerbatimChar"/>
+        </w:rPr>
+        <w:t xml:space="preserve"> + </w:t>
+      </w:r>
+      <w:r>
+        <w:rPr>
+          <w:rStyle w:val="VerbatimChar"/>
+          <w:rFonts w:hint="eastAsia"/>
+        </w:rPr>
+        <w:t xml:space="preserve">検索結果</w:t>
+      </w:r>
+      <w:r>
+        <w:br/>
+      </w:r>
+      <w:r>
+        <w:rPr>
+          <w:rStyle w:val="VerbatimChar"/>
+        </w:rPr>
+        <w:t xml:space="preserve">    L--&gt;&gt;A: </w:t>
+      </w:r>
+      <w:r>
+        <w:rPr>
+          <w:rStyle w:val="VerbatimChar"/>
+          <w:rFonts w:hint="eastAsia"/>
+        </w:rPr>
+        <w:t xml:space="preserve">日本語の応答</w:t>
+      </w:r>
+      <w:r>
+        <w:br/>
+      </w:r>
+      <w:r>
+        <w:rPr>
+          <w:rStyle w:val="VerbatimChar"/>
+        </w:rPr>
+        <w:t xml:space="preserve">    A--&gt;&gt;U: </w:t>
+      </w:r>
+      <w:r>
+        <w:rPr>
+          <w:rStyle w:val="VerbatimChar"/>
+          <w:rFonts w:hint="eastAsia"/>
+        </w:rPr>
+        <w:t xml:space="preserve">応答</w:t>
+      </w:r>
+    </w:p>
+    <w:bookmarkEnd w:id="15"/>
+    <w:bookmarkStart w:id="16" w:name="開発期間中の月額費用"/>
     <w:p>
       <w:pPr>
         <w:pStyle w:val="Heading4"/>
@@ -1707,99 +2061,11 @@
               <w:pStyle w:val="Compact"/>
             </w:pPr>
             <w:r>
-              <w:t xml:space="preserve">フェーズ0 — </w:t>
-            </w:r>
-            <w:r>
-              <w:rPr>
-                <w:rFonts w:hint="eastAsia"/>
-              </w:rPr>
-              <w:t xml:space="preserve">準備・調査</w:t>
-            </w:r>
-          </w:p>
-        </w:tc>
-        <w:tc>
-          <w:tcPr/>
-          <w:p>
-            <w:pPr>
-              <w:pStyle w:val="Compact"/>
-            </w:pPr>
-            <w:r>
-              <w:rPr>
-                <w:rFonts w:hint="eastAsia"/>
-              </w:rPr>
-              <w:t xml:space="preserve">1週間</w:t>
-            </w:r>
-          </w:p>
-        </w:tc>
-        <w:tc>
-          <w:tcPr/>
-          <w:p>
-            <w:pPr>
-              <w:pStyle w:val="Compact"/>
-            </w:pPr>
-            <w:r>
-              <w:t xml:space="preserve">$8</w:t>
-            </w:r>
-          </w:p>
-        </w:tc>
-      </w:tr>
-      <w:tr>
-        <w:tc>
-          <w:tcPr/>
-          <w:p>
-            <w:pPr>
-              <w:pStyle w:val="Compact"/>
-            </w:pPr>
-            <w:r>
-              <w:t xml:space="preserve">フェーズ1 — </w:t>
-            </w:r>
-            <w:r>
-              <w:rPr>
-                <w:rFonts w:hint="eastAsia"/>
-              </w:rPr>
-              <w:t xml:space="preserve">基盤構築</w:t>
-            </w:r>
-          </w:p>
-        </w:tc>
-        <w:tc>
-          <w:tcPr/>
-          <w:p>
-            <w:pPr>
-              <w:pStyle w:val="Compact"/>
-            </w:pPr>
-            <w:r>
-              <w:rPr>
-                <w:rFonts w:hint="eastAsia"/>
-              </w:rPr>
-              <w:t xml:space="preserve">4週間</w:t>
-            </w:r>
-          </w:p>
-        </w:tc>
-        <w:tc>
-          <w:tcPr/>
-          <w:p>
-            <w:pPr>
-              <w:pStyle w:val="Compact"/>
-            </w:pPr>
-            <w:r>
-              <w:t xml:space="preserve">$15</w:t>
-            </w:r>
-          </w:p>
-        </w:tc>
-      </w:tr>
-      <w:tr>
-        <w:tc>
-          <w:tcPr/>
-          <w:p>
-            <w:pPr>
-              <w:pStyle w:val="Compact"/>
-            </w:pPr>
-            <w:r>
               <w:rPr>
                 <w:b/>
                 <w:bCs/>
               </w:rPr>
-              <w:t xml:space="preserve">フェーズ2 — </w:t>
+              <w:t xml:space="preserve">フェーズ1 — </w:t>
             </w:r>
             <w:r>
               <w:rPr>
@@ -1807,7 +2073,7 @@
                 <w:b/>
                 <w:bCs/>
               </w:rPr>
-              <w:t xml:space="preserve">書類作成</w:t>
+              <w:t xml:space="preserve">書類作成・レビュー環境</w:t>
             </w:r>
           </w:p>
         </w:tc>
@@ -1849,6 +2115,50 @@
               <w:pStyle w:val="Compact"/>
             </w:pPr>
             <w:r>
+              <w:t xml:space="preserve">フェーズ2 — </w:t>
+            </w:r>
+            <w:r>
+              <w:rPr>
+                <w:rFonts w:hint="eastAsia"/>
+              </w:rPr>
+              <w:t xml:space="preserve">求人データ収集</w:t>
+            </w:r>
+          </w:p>
+        </w:tc>
+        <w:tc>
+          <w:tcPr/>
+          <w:p>
+            <w:pPr>
+              <w:pStyle w:val="Compact"/>
+            </w:pPr>
+            <w:r>
+              <w:rPr>
+                <w:rFonts w:hint="eastAsia"/>
+              </w:rPr>
+              <w:t xml:space="preserve">4週間</w:t>
+            </w:r>
+          </w:p>
+        </w:tc>
+        <w:tc>
+          <w:tcPr/>
+          <w:p>
+            <w:pPr>
+              <w:pStyle w:val="Compact"/>
+            </w:pPr>
+            <w:r>
+              <w:t xml:space="preserve">$15</w:t>
+            </w:r>
+          </w:p>
+        </w:tc>
+      </w:tr>
+      <w:tr>
+        <w:tc>
+          <w:tcPr/>
+          <w:p>
+            <w:pPr>
+              <w:pStyle w:val="Compact"/>
+            </w:pPr>
+            <w:r>
               <w:rPr>
                 <w:b/>
                 <w:bCs/>
@@ -2050,21 +2360,21 @@
                 <w:b/>
                 <w:bCs/>
               </w:rPr>
-              <w:t xml:space="preserve">プロジェクト全体の合計</w:t>
-            </w:r>
-          </w:p>
-        </w:tc>
-        <w:tc>
-          <w:tcPr/>
-          <w:p>
-            <w:pPr>
-              <w:pStyle w:val="Compact"/>
-            </w:pPr>
-            <w:r>
-              <w:rPr>
-                <w:rFonts w:hint="eastAsia"/>
-              </w:rPr>
-              <w:t xml:space="preserve">25週間</w:t>
+              <w:t xml:space="preserve">残作業全体の合計</w:t>
+            </w:r>
+          </w:p>
+        </w:tc>
+        <w:tc>
+          <w:tcPr/>
+          <w:p>
+            <w:pPr>
+              <w:pStyle w:val="Compact"/>
+            </w:pPr>
+            <w:r>
+              <w:rPr>
+                <w:rFonts w:hint="eastAsia"/>
+              </w:rPr>
+              <w:t xml:space="preserve">24週間</w:t>
             </w:r>
           </w:p>
         </w:tc>
@@ -2095,7 +2405,7 @@
                 <w:b/>
                 <w:bCs/>
               </w:rPr>
-              <w:t xml:space="preserve">180米ドル</w:t>
+              <w:t xml:space="preserve">165米ドル</w:t>
             </w:r>
           </w:p>
         </w:tc>
@@ -2111,7 +2421,7 @@
           <w:b/>
           <w:bCs/>
         </w:rPr>
-        <w:t xml:space="preserve">上限額を月50米ドルとし、これに達するのはフェーズ2〜4のみとなる想定です。</w:t>
+        <w:t xml:space="preserve">上限額を月50米ドルとし、これに達するのはフェーズ1およびフェーズ3〜4のみとなる想定です。</w:t>
       </w:r>
     </w:p>
     <w:p>
@@ -2144,12 +2454,12 @@
         <w:rPr>
           <w:rFonts w:hint="eastAsia"/>
         </w:rPr>
-        <w:t xml:space="preserve">AIが同一の処理を繰り返し呼び出す不具合が発生した場合、放置すると1時間あたり5米ドル程度を消費いたします。フェーズ0において2つの対策を実装いたします。サービス側での上限額設定と、AI処理内部での繰り返し回数の上限設定です。</w:t>
-      </w:r>
-    </w:p>
-    <w:bookmarkEnd w:id="22"/>
-    <w:bookmarkEnd w:id="23"/>
-    <w:bookmarkStart w:id="24" w:name="Xbd167b7e435eeceefa223607a70b99bf9aabcd2"/>
+        <w:t xml:space="preserve">AIが同一の処理を繰り返し呼び出す不具合が発生した場合、放置すると1時間あたり5米ドル程度を消費いたします。サービスアカウントの作成時、開発で使用を開始する前に2つの対策を講じます。サービス側での上限額設定と、AI処理内部での繰り返し回数の上限設定です。</w:t>
+      </w:r>
+    </w:p>
+    <w:bookmarkEnd w:id="16"/>
+    <w:bookmarkEnd w:id="17"/>
+    <w:bookmarkStart w:id="18" w:name="Xbd167b7e435eeceefa223607a70b99bf9aabcd2"/>
     <w:p>
       <w:pPr>
         <w:pStyle w:val="Heading3"/>
@@ -2172,7 +2482,24 @@
         <w:rPr>
           <w:rFonts w:hint="eastAsia"/>
         </w:rPr>
-        <w:t xml:space="preserve">以下はいずれも現時点では不要です。急なご依頼とならないよう、必要となるフェーズを明記しております。</w:t>
+        <w:t xml:space="preserve">急なご依頼とならないよう、必要となるフェーズを明記しております。</w:t>
+      </w:r>
+      <w:r>
+        <w:rPr>
+          <w:rFonts w:hint="eastAsia"/>
+          <w:b/>
+          <w:bCs/>
+        </w:rPr>
+        <w:t xml:space="preserve">うち2件はフェーズ1に該当いたします。</w:t>
+      </w:r>
+      <w:r>
+        <w:t xml:space="preserve"> </w:t>
+      </w:r>
+      <w:r>
+        <w:rPr>
+          <w:rFonts w:hint="eastAsia"/>
+        </w:rPr>
+        <w:t xml:space="preserve">フェーズ1は本書のご確認後ただちに開始いたしますので、これらは先の話ではなく間近のご依頼となります。</w:t>
       </w:r>
     </w:p>
     <w:tbl>
@@ -2242,55 +2569,75 @@
             </w:pPr>
             <w:r>
               <w:rPr>
+                <w:strike/>
+              </w:rPr>
+              <w:t xml:space="preserve">フェーズ2</w:t>
+            </w:r>
+            <w:r>
+              <w:t xml:space="preserve"> </w:t>
+            </w:r>
+            <w:r>
+              <w:rPr>
+                <w:rFonts w:hint="eastAsia"/>
                 <w:b/>
                 <w:bCs/>
               </w:rPr>
+              <w:t xml:space="preserve">受領済み</w:t>
+            </w:r>
+          </w:p>
+        </w:tc>
+        <w:tc>
+          <w:tcPr/>
+          <w:p>
+            <w:pPr>
+              <w:pStyle w:val="Compact"/>
+            </w:pPr>
+            <w:r>
+              <w:rPr>
+                <w:rFonts w:hint="eastAsia"/>
+              </w:rPr>
+              <w:t xml:space="preserve">実際の履歴書・職務経歴書（個人情報を伏せたもの）</w:t>
+            </w:r>
+          </w:p>
+        </w:tc>
+        <w:tc>
+          <w:tcPr/>
+          <w:p>
+            <w:pPr>
+              <w:pStyle w:val="Compact"/>
+            </w:pPr>
+            <w:r>
+              <w:rPr>
+                <w:rFonts w:hint="eastAsia"/>
+              </w:rPr>
+              <w:t xml:space="preserve">3つの目的がございます。下記をご参照ください。ご提供いただいた書類は雛形の作成に使用し、現在の実装に反映済みです</w:t>
+            </w:r>
+          </w:p>
+        </w:tc>
+      </w:tr>
+      <w:tr>
+        <w:tc>
+          <w:tcPr/>
+          <w:p>
+            <w:pPr>
+              <w:pStyle w:val="Compact"/>
+            </w:pPr>
+            <w:r>
+              <w:rPr>
+                <w:strike/>
+              </w:rPr>
               <w:t xml:space="preserve">フェーズ2</w:t>
             </w:r>
-          </w:p>
-        </w:tc>
-        <w:tc>
-          <w:tcPr/>
-          <w:p>
-            <w:pPr>
-              <w:pStyle w:val="Compact"/>
-            </w:pPr>
-            <w:r>
-              <w:rPr>
-                <w:rFonts w:hint="eastAsia"/>
-              </w:rPr>
-              <w:t xml:space="preserve">実際の履歴書・職務経歴書（個人情報を伏せたもの）5〜10通</w:t>
-            </w:r>
-          </w:p>
-        </w:tc>
-        <w:tc>
-          <w:tcPr/>
-          <w:p>
-            <w:pPr>
-              <w:pStyle w:val="Compact"/>
-            </w:pPr>
-            <w:r>
-              <w:rPr>
-                <w:rFonts w:hint="eastAsia"/>
-              </w:rPr>
-              <w:t xml:space="preserve">3つの目的がございます。下記をご参照ください</w:t>
-            </w:r>
-          </w:p>
-        </w:tc>
-      </w:tr>
-      <w:tr>
-        <w:tc>
-          <w:tcPr/>
-          <w:p>
-            <w:pPr>
-              <w:pStyle w:val="Compact"/>
-            </w:pPr>
-            <w:r>
-              <w:rPr>
+            <w:r>
+              <w:t xml:space="preserve"> </w:t>
+            </w:r>
+            <w:r>
+              <w:rPr>
+                <w:rFonts w:hint="eastAsia"/>
                 <w:b/>
                 <w:bCs/>
               </w:rPr>
-              <w:t xml:space="preserve">フェーズ2</w:t>
+              <w:t xml:space="preserve">受領済み</w:t>
             </w:r>
           </w:p>
         </w:tc>
@@ -2318,28 +2665,57 @@
               <w:rPr>
                 <w:rFonts w:hint="eastAsia"/>
               </w:rPr>
-              <w:t xml:space="preserve">書類雛形の開発</w:t>
-            </w:r>
-          </w:p>
-        </w:tc>
-      </w:tr>
-      <w:tr>
-        <w:tc>
-          <w:tcPr/>
-          <w:p>
-            <w:pPr>
-              <w:pStyle w:val="Compact"/>
-            </w:pPr>
-            <w:r>
-              <w:rPr>
-                <w:rFonts w:hint="eastAsia"/>
+              <w:t xml:space="preserve">書類雛形の開発。完了しております</w:t>
+            </w:r>
+          </w:p>
+        </w:tc>
+      </w:tr>
+      <w:tr>
+        <w:tc>
+          <w:tcPr/>
+          <w:p>
+            <w:pPr>
+              <w:pStyle w:val="Compact"/>
+            </w:pPr>
+            <w:r>
+              <w:rPr>
                 <w:b/>
                 <w:bCs/>
               </w:rPr>
-              <w:t xml:space="preserve">フェーズ2以降</w:t>
-            </w:r>
-          </w:p>
-        </w:tc>
+              <w:t xml:space="preserve">フェーズ1</w:t>
+            </w:r>
+          </w:p>
+        </w:tc>
+        <w:tc>
+          <w:tcPr/>
+          <w:p>
+            <w:pPr>
+              <w:pStyle w:val="Compact"/>
+            </w:pPr>
+            <w:r>
+              <w:rPr>
+                <w:rFonts w:hint="eastAsia"/>
+              </w:rPr>
+              <w:t xml:space="preserve">AWSアカウント、または当方にて開設し費用をご負担いただくことのご承認</w:t>
+            </w:r>
+          </w:p>
+        </w:tc>
+        <w:tc>
+          <w:tcPr/>
+          <w:p>
+            <w:pPr>
+              <w:pStyle w:val="Compact"/>
+            </w:pPr>
+            <w:r>
+              <w:rPr>
+                <w:rFonts w:hint="eastAsia"/>
+              </w:rPr>
+              <w:t xml:space="preserve">第3.3節のレビュー環境を構築いたします。費用は第2.2節に記載しております</w:t>
+            </w:r>
+          </w:p>
+        </w:tc>
+      </w:tr>
+      <w:tr>
         <w:tc>
           <w:tcPr/>
           <w:p>
@@ -2352,6 +2728,22 @@
                 <w:b/>
                 <w:bCs/>
               </w:rPr>
+              <w:t xml:space="preserve">フェーズ1以降</w:t>
+            </w:r>
+          </w:p>
+        </w:tc>
+        <w:tc>
+          <w:tcPr/>
+          <w:p>
+            <w:pPr>
+              <w:pStyle w:val="Compact"/>
+            </w:pPr>
+            <w:r>
+              <w:rPr>
+                <w:rFonts w:hint="eastAsia"/>
+                <w:b/>
+                <w:bCs/>
+              </w:rPr>
               <w:t xml:space="preserve">日本語レビュー担当者のご指名</w:t>
             </w:r>
           </w:p>
@@ -2366,7 +2758,7 @@
               <w:rPr>
                 <w:rFonts w:hint="eastAsia"/>
               </w:rPr>
-              <w:t xml:space="preserve">AIが生成する日本語の継続的な確認。第1.3節をご参照ください</w:t>
+              <w:t xml:space="preserve">AIの日本語および生成書類の継続的なご確認。第1.3節をご参照ください</w:t>
             </w:r>
           </w:p>
         </w:tc>
@@ -2584,8 +2976,8 @@
         <w:t xml:space="preserve">個人情報は不要ですので、削除のうえご提供ください。必要なのは構成と文章表現です。</w:t>
       </w:r>
     </w:p>
-    <w:bookmarkEnd w:id="24"/>
-    <w:bookmarkStart w:id="25" w:name="X5c4bd73ddeee52f251b3ad20982d48caaa75cc2"/>
+    <w:bookmarkEnd w:id="18"/>
+    <w:bookmarkStart w:id="19" w:name="X59e732b426f1fa69f2b6a2e9272260d41b573a8"/>
     <w:p>
       <w:pPr>
         <w:pStyle w:val="Heading3"/>
@@ -2606,7 +2998,7 @@
         <w:rPr>
           <w:rFonts w:hint="eastAsia"/>
         </w:rPr>
-        <w:t xml:space="preserve">フェーズ2より開始</w:t>
+        <w:t xml:space="preserve">フェーズ1より開始</w:t>
       </w:r>
     </w:p>
     <w:p>
@@ -2617,7 +3009,7 @@
         <w:rPr>
           <w:rFonts w:hint="eastAsia"/>
         </w:rPr>
-        <w:t xml:space="preserve">一度限りの成果物ではなく継続的なご協力のご依頼となりますため、必要となるのはフェーズ2からではございますが、早めにご相談させていただきます。</w:t>
+        <w:t xml:space="preserve">一度限りの成果物ではなく継続的なご協力のご依頼となります。今回のフェーズ順序の見直しにより最初のフェーズから開始するものであり、順序を入れ替える意義そのものが本項に懸かっております。</w:t>
       </w:r>
     </w:p>
     <w:p>
@@ -2653,7 +3045,63 @@
         <w:rPr>
           <w:rFonts w:hint="eastAsia"/>
         </w:rPr>
-        <w:t xml:space="preserve">つきましては、フェーズ2以降、貴社にて日本語のレビュー担当者をご指名いただき、各回のデモンストレーションにおいてAIの出力サンプルをご確認のうえ、どの応答が望ましいかをご指示いただきたく存じます。所要時間は1回あたり2時間程度を想定しております。</w:t>
+        <w:t xml:space="preserve">つきましては、フェーズ1以降、貴社にて日本語のレビュー担当者をご指名いただきたく存じます。第3.3節のレビュー環境が整い次第、実際の利用者と同じように操作していただき、以下の3点についてご指摘を頂戴したく存じます。</w:t>
+      </w:r>
+    </w:p>
+    <w:p>
+      <w:pPr>
+        <w:pStyle w:val="Compact"/>
+        <w:numPr>
+          <w:ilvl w:val="0"/>
+          <w:numId w:val="1003"/>
+        </w:numPr>
+      </w:pPr>
+      <w:r>
+        <w:rPr>
+          <w:rFonts w:hint="eastAsia"/>
+        </w:rPr>
+        <w:t xml:space="preserve">AIの日本語が自然で、敬語の水準が適切であるか</w:t>
+      </w:r>
+    </w:p>
+    <w:p>
+      <w:pPr>
+        <w:pStyle w:val="Compact"/>
+        <w:numPr>
+          <w:ilvl w:val="0"/>
+          <w:numId w:val="1003"/>
+        </w:numPr>
+      </w:pPr>
+      <w:r>
+        <w:rPr>
+          <w:rFonts w:hint="eastAsia"/>
+        </w:rPr>
+        <w:t xml:space="preserve">会話の中でお伝えいただいた情報が、正確かつ漏れなく取り込まれているか</w:t>
+      </w:r>
+    </w:p>
+    <w:p>
+      <w:pPr>
+        <w:pStyle w:val="Compact"/>
+        <w:numPr>
+          <w:ilvl w:val="0"/>
+          <w:numId w:val="1003"/>
+        </w:numPr>
+      </w:pPr>
+      <w:r>
+        <w:rPr>
+          <w:rFonts w:hint="eastAsia"/>
+        </w:rPr>
+        <w:t xml:space="preserve">生成された履歴書・職務経歴書のファイルが、記載位置・文言を含めて日本語の読み手から見て適切であるか</w:t>
+      </w:r>
+    </w:p>
+    <w:p>
+      <w:pPr>
+        <w:pStyle w:val="FirstParagraph"/>
+      </w:pPr>
+      <w:r>
+        <w:rPr>
+          <w:rFonts w:hint="eastAsia"/>
+        </w:rPr>
+        <w:t xml:space="preserve">所要時間は1回あたり2時間程度を想定しております。</w:t>
       </w:r>
     </w:p>
     <w:p>
@@ -2675,11 +3123,22 @@
         <w:rPr>
           <w:rFonts w:hint="eastAsia"/>
         </w:rPr>
-        <w:t xml:space="preserve">レビュー結果は段階的に反映いたします。まずAIへの指示文の調整、次に承認済みの実例をAIに提示する方法、さらに必要であれば案件ごとに関連する実例を自動的に選び出して提示する仕組みの構築です。これらの手段を尽くしてなお品質が許容水準に達しない場合に限り、より上位のAIモデルへの変更をご提案いたします。設定変更のみで対応でき、アプリケーションの改修は不要ですが、運用費用は概ね10〜15倍、相談1件あたり約0.08米ドルから約0.80〜1.20米ドル程度となります。ユーザー数10名の段階では大きな金額ではございませんが、ユーザー数を大きく増やす前に改めて検討をご提案いたします。</w:t>
-      </w:r>
-    </w:p>
-    <w:bookmarkEnd w:id="25"/>
-    <w:bookmarkStart w:id="26" w:name="Xa9b5972cb369bdbbd9242eb135f51ef9b25a466"/>
+        <w:t xml:space="preserve">ご指摘はまずテスト項目として記録し、以降の変更のたびに自動で再確認できるようにいたします。1件のご指摘はテスト項目の追加にとどめ、同種のご指摘が繰り返された場合に限りAIへの指示文を変更する、という運用といたします。この区別は実務上重要でございます。個別のご指摘のたびに指示文を書き換えると、指示文が長大かつ相互に矛盾したものとなり、品質はかえって低下するためです。</w:t>
+      </w:r>
+    </w:p>
+    <w:p>
+      <w:pPr>
+        <w:pStyle w:val="BodyText"/>
+      </w:pPr>
+      <w:r>
+        <w:rPr>
+          <w:rFonts w:hint="eastAsia"/>
+        </w:rPr>
+        <w:t xml:space="preserve">そのうえで、レビュー結果は段階的に反映いたします。まずAIへの指示文の調整、次に承認済みの実例をAIに提示する方法、さらに必要であれば案件ごとに関連する実例を自動的に選び出して提示する仕組みの構築です。これらの手段を尽くしてなお品質が許容水準に達しない場合に限り、より上位のAIモデルへの変更をご提案いたします。設定変更のみで対応でき、アプリケーションの改修は不要ですが、運用費用は概ね10〜15倍、相談1件あたり約0.08米ドルから約0.80〜1.20米ドル程度となります。ユーザー数10名の段階では大きな金額ではございませんが、ユーザー数を大きく増やす前に改めて検討をご提案いたします。</w:t>
+      </w:r>
+    </w:p>
+    <w:bookmarkEnd w:id="19"/>
+    <w:bookmarkStart w:id="20" w:name="Xa9b5972cb369bdbbd9242eb135f51ef9b25a466"/>
     <w:p>
       <w:pPr>
         <w:pStyle w:val="Heading3"/>
@@ -2948,9 +3407,9 @@
         </w:pict>
       </w:r>
     </w:p>
-    <w:bookmarkEnd w:id="26"/>
-    <w:bookmarkEnd w:id="27"/>
-    <w:bookmarkStart w:id="36" w:name="X645c11f0597d5bd533f8c203d7283b93726ef13"/>
+    <w:bookmarkEnd w:id="20"/>
+    <w:bookmarkEnd w:id="21"/>
+    <w:bookmarkStart w:id="27" w:name="X645c11f0597d5bd533f8c203d7283b93726ef13"/>
     <w:p>
       <w:pPr>
         <w:pStyle w:val="Heading2"/>
@@ -2976,7 +3435,7 @@
         <w:t xml:space="preserve">金額はいずれも米ドル建てで、AWSの東京リージョンを前提としております。概算であり、確定にあたってはAWS料金計算ツールでの確認を推奨いたします。</w:t>
       </w:r>
     </w:p>
-    <w:bookmarkStart w:id="28" w:name="Xfc3ebb7fa478c7a9f6b9d132123a10d42fa12a6"/>
+    <w:bookmarkStart w:id="22" w:name="Xfc3ebb7fa478c7a9f6b9d132123a10d42fa12a6"/>
     <w:p>
       <w:pPr>
         <w:pStyle w:val="Heading3"/>
@@ -3008,7 +3467,7 @@
         <w:rPr>
           <w:rFonts w:hint="eastAsia"/>
         </w:rPr>
-        <w:t xml:space="preserve">開発はローカル環境で実施し、クラウド環境は機能上必要となった時点で構築いたします。初週から本格的なクラウド環境を用意することは、必要となる数か月前から費用を負担することを意味いたします。</w:t>
+        <w:t xml:space="preserve">開発はローカル環境で実施し、クラウド環境は機能上必要となった時点で構築いたします。初週から本格的な本番環境を用意することは、必要となる数か月前から費用を負担することを意味いたします。</w:t>
       </w:r>
     </w:p>
     <w:p>
@@ -3088,6 +3547,47 @@
               <w:rPr>
                 <w:rFonts w:hint="eastAsia"/>
               </w:rPr>
+              <w:t xml:space="preserve">レビュー担当者がアクセスできる開発環境</w:t>
+            </w:r>
+          </w:p>
+        </w:tc>
+        <w:tc>
+          <w:tcPr/>
+          <w:p>
+            <w:pPr>
+              <w:pStyle w:val="Compact"/>
+            </w:pPr>
+            <w:r>
+              <w:t xml:space="preserve">フェーズ1</w:t>
+            </w:r>
+          </w:p>
+        </w:tc>
+        <w:tc>
+          <w:tcPr/>
+          <w:p>
+            <w:pPr>
+              <w:pStyle w:val="Compact"/>
+            </w:pPr>
+            <w:r>
+              <w:rPr>
+                <w:rFonts w:hint="eastAsia"/>
+              </w:rPr>
+              <w:t xml:space="preserve">レビュー担当者ご自身に操作していただく必要がございます。当方の手元の開発機には貴社から到達できません</w:t>
+            </w:r>
+          </w:p>
+        </w:tc>
+      </w:tr>
+      <w:tr>
+        <w:tc>
+          <w:tcPr/>
+          <w:p>
+            <w:pPr>
+              <w:pStyle w:val="Compact"/>
+            </w:pPr>
+            <w:r>
+              <w:rPr>
+                <w:rFonts w:hint="eastAsia"/>
+              </w:rPr>
               <w:t xml:space="preserve">無人での定期取得</w:t>
             </w:r>
           </w:p>
@@ -3099,7 +3599,7 @@
               <w:pStyle w:val="Compact"/>
             </w:pPr>
             <w:r>
-              <w:t xml:space="preserve">フェーズ1</w:t>
+              <w:t xml:space="preserve">フェーズ2</w:t>
             </w:r>
           </w:p>
         </w:tc>
@@ -3249,12 +3749,23 @@
       <w:r>
         <w:rPr>
           <w:rFonts w:hint="eastAsia"/>
-        </w:rPr>
-        <w:t xml:space="preserve">なお、フェーズ1の中で一度デプロイを実施し、アプリケーションが正しく配置できることを確認いたします。デプロイに関する問題を、プロジェクト終盤ではなく開始時点で把握するためです。</w:t>
-      </w:r>
-    </w:p>
-    <w:bookmarkEnd w:id="28"/>
-    <w:bookmarkStart w:id="29" w:name="X83df8321ee87a6644e442fdcf4c072d361c25ff"/>
+          <w:b/>
+          <w:bCs/>
+        </w:rPr>
+        <w:t xml:space="preserve">1点目は本版で新たに加わったものであり、費用構成が変わった理由でもございます。</w:t>
+      </w:r>
+      <w:r>
+        <w:t xml:space="preserve"> </w:t>
+      </w:r>
+      <w:r>
+        <w:rPr>
+          <w:rFonts w:hint="eastAsia"/>
+        </w:rPr>
+        <w:t xml:space="preserve">従来の計画では最初のクラウド環境はフェーズ5に登場しておりました。レビュー環境をフェーズ1へ前倒しすることで、月額約25米ドルの負担がその分早く発生いたしますが、引き換えにレビュー担当者のご指摘を5か月目ではなく1か月目に頂戴できます。また最初のフェーズでデプロイを行うことにより、デプロイに関する問題を、対処が最も高くつくプロジェクト終盤ではなく開始時点で把握できます。</w:t>
+      </w:r>
+    </w:p>
+    <w:bookmarkEnd w:id="22"/>
+    <w:bookmarkStart w:id="23" w:name="X83df8321ee87a6644e442fdcf4c072d361c25ff"/>
     <w:p>
       <w:pPr>
         <w:pStyle w:val="Heading3"/>
@@ -3379,21 +3890,21 @@
               <w:rPr>
                 <w:rFonts w:hint="eastAsia"/>
               </w:rPr>
-              <w:t xml:space="preserve">準備・調査</w:t>
-            </w:r>
-          </w:p>
-        </w:tc>
-        <w:tc>
-          <w:tcPr/>
-          <w:p>
-            <w:pPr>
-              <w:pStyle w:val="Compact"/>
-            </w:pPr>
-            <w:r>
-              <w:rPr>
-                <w:rFonts w:hint="eastAsia"/>
-              </w:rPr>
-              <w:t xml:space="preserve">1週間</w:t>
+              <w:t xml:space="preserve">会話基盤</w:t>
+            </w:r>
+          </w:p>
+        </w:tc>
+        <w:tc>
+          <w:tcPr/>
+          <w:p>
+            <w:pPr>
+              <w:pStyle w:val="Compact"/>
+            </w:pPr>
+            <w:r>
+              <w:rPr>
+                <w:rFonts w:hint="eastAsia"/>
+              </w:rPr>
+              <w:t xml:space="preserve">完了</w:t>
             </w:r>
           </w:p>
         </w:tc>
@@ -3426,22 +3937,23 @@
               <w:pStyle w:val="Compact"/>
             </w:pPr>
             <w:r>
-              <w:t xml:space="preserve">$8</w:t>
-            </w:r>
-          </w:p>
-        </w:tc>
-        <w:tc>
-          <w:tcPr/>
-          <w:p>
-            <w:pPr>
-              <w:pStyle w:val="Compact"/>
-            </w:pPr>
-            <w:r>
-              <w:rPr>
+              <w:t xml:space="preserve">—</w:t>
+            </w:r>
+          </w:p>
+        </w:tc>
+        <w:tc>
+          <w:tcPr/>
+          <w:p>
+            <w:pPr>
+              <w:pStyle w:val="Compact"/>
+            </w:pPr>
+            <w:r>
+              <w:rPr>
+                <w:rFonts w:hint="eastAsia"/>
                 <w:b/>
                 <w:bCs/>
               </w:rPr>
-              <w:t xml:space="preserve">$8</w:t>
+              <w:t xml:space="preserve">発生済み</w:t>
             </w:r>
           </w:p>
         </w:tc>
@@ -3460,7 +3972,7 @@
               <w:rPr>
                 <w:rFonts w:hint="eastAsia"/>
               </w:rPr>
-              <w:t xml:space="preserve">基盤構築</w:t>
+              <w:t xml:space="preserve">書類作成・レビュー環境</w:t>
             </w:r>
           </w:p>
         </w:tc>
@@ -3491,29 +4003,29 @@
               <w:rPr>
                 <w:rFonts w:hint="eastAsia"/>
               </w:rPr>
-              <w:t xml:space="preserve">収集用インスタンス</w:t>
-            </w:r>
-          </w:p>
-        </w:tc>
-        <w:tc>
-          <w:tcPr/>
-          <w:p>
-            <w:pPr>
-              <w:pStyle w:val="Compact"/>
-            </w:pPr>
-            <w:r>
-              <w:t xml:space="preserve">$8</w:t>
-            </w:r>
-          </w:p>
-        </w:tc>
-        <w:tc>
-          <w:tcPr/>
-          <w:p>
-            <w:pPr>
-              <w:pStyle w:val="Compact"/>
-            </w:pPr>
-            <w:r>
-              <w:t xml:space="preserve">$15</w:t>
+              <w:t xml:space="preserve">レビュー環境</w:t>
+            </w:r>
+          </w:p>
+        </w:tc>
+        <w:tc>
+          <w:tcPr/>
+          <w:p>
+            <w:pPr>
+              <w:pStyle w:val="Compact"/>
+            </w:pPr>
+            <w:r>
+              <w:t xml:space="preserve">$25</w:t>
+            </w:r>
+          </w:p>
+        </w:tc>
+        <w:tc>
+          <w:tcPr/>
+          <w:p>
+            <w:pPr>
+              <w:pStyle w:val="Compact"/>
+            </w:pPr>
+            <w:r>
+              <w:t xml:space="preserve">$50</w:t>
             </w:r>
           </w:p>
         </w:tc>
@@ -3528,7 +4040,7 @@
                 <w:b/>
                 <w:bCs/>
               </w:rPr>
-              <w:t xml:space="preserve">$23</w:t>
+              <w:t xml:space="preserve">$75</w:t>
             </w:r>
           </w:p>
         </w:tc>
@@ -3547,7 +4059,7 @@
               <w:rPr>
                 <w:rFonts w:hint="eastAsia"/>
               </w:rPr>
-              <w:t xml:space="preserve">書類作成</w:t>
+              <w:t xml:space="preserve">求人データ収集</w:t>
             </w:r>
           </w:p>
         </w:tc>
@@ -3572,7 +4084,7 @@
               <w:pStyle w:val="Compact"/>
             </w:pPr>
             <w:r>
-              <w:t xml:space="preserve">ローカル + </w:t>
+              <w:t xml:space="preserve">+ </w:t>
             </w:r>
             <w:r>
               <w:rPr>
@@ -3589,18 +4101,18 @@
               <w:pStyle w:val="Compact"/>
             </w:pPr>
             <w:r>
-              <w:t xml:space="preserve">$8</w:t>
-            </w:r>
-          </w:p>
-        </w:tc>
-        <w:tc>
-          <w:tcPr/>
-          <w:p>
-            <w:pPr>
-              <w:pStyle w:val="Compact"/>
-            </w:pPr>
-            <w:r>
-              <w:t xml:space="preserve">$50</w:t>
+              <w:t xml:space="preserve">$30</w:t>
+            </w:r>
+          </w:p>
+        </w:tc>
+        <w:tc>
+          <w:tcPr/>
+          <w:p>
+            <w:pPr>
+              <w:pStyle w:val="Compact"/>
+            </w:pPr>
+            <w:r>
+              <w:t xml:space="preserve">$15</w:t>
             </w:r>
           </w:p>
         </w:tc>
@@ -3615,7 +4127,7 @@
                 <w:b/>
                 <w:bCs/>
               </w:rPr>
-              <w:t xml:space="preserve">$58</w:t>
+              <w:t xml:space="preserve">$45</w:t>
             </w:r>
           </w:p>
         </w:tc>
@@ -3659,24 +4171,21 @@
               <w:pStyle w:val="Compact"/>
             </w:pPr>
             <w:r>
-              <w:t xml:space="preserve">ローカル + </w:t>
-            </w:r>
-            <w:r>
-              <w:rPr>
-                <w:rFonts w:hint="eastAsia"/>
-              </w:rPr>
-              <w:t xml:space="preserve">収集用インスタンス</w:t>
-            </w:r>
-          </w:p>
-        </w:tc>
-        <w:tc>
-          <w:tcPr/>
-          <w:p>
-            <w:pPr>
-              <w:pStyle w:val="Compact"/>
-            </w:pPr>
-            <w:r>
-              <w:t xml:space="preserve">$10</w:t>
+              <w:rPr>
+                <w:rFonts w:hint="eastAsia"/>
+              </w:rPr>
+              <w:t xml:space="preserve">同上</w:t>
+            </w:r>
+          </w:p>
+        </w:tc>
+        <w:tc>
+          <w:tcPr/>
+          <w:p>
+            <w:pPr>
+              <w:pStyle w:val="Compact"/>
+            </w:pPr>
+            <w:r>
+              <w:t xml:space="preserve">$32</w:t>
             </w:r>
           </w:p>
         </w:tc>
@@ -3702,7 +4211,7 @@
                 <w:b/>
                 <w:bCs/>
               </w:rPr>
-              <w:t xml:space="preserve">$55</w:t>
+              <w:t xml:space="preserve">$77</w:t>
             </w:r>
           </w:p>
         </w:tc>
@@ -3746,24 +4255,21 @@
               <w:pStyle w:val="Compact"/>
             </w:pPr>
             <w:r>
-              <w:t xml:space="preserve">ローカル + </w:t>
-            </w:r>
-            <w:r>
-              <w:rPr>
-                <w:rFonts w:hint="eastAsia"/>
-              </w:rPr>
-              <w:t xml:space="preserve">収集用インスタンス</w:t>
-            </w:r>
-          </w:p>
-        </w:tc>
-        <w:tc>
-          <w:tcPr/>
-          <w:p>
-            <w:pPr>
-              <w:pStyle w:val="Compact"/>
-            </w:pPr>
-            <w:r>
-              <w:t xml:space="preserve">$10</w:t>
+              <w:rPr>
+                <w:rFonts w:hint="eastAsia"/>
+              </w:rPr>
+              <w:t xml:space="preserve">同上</w:t>
+            </w:r>
+          </w:p>
+        </w:tc>
+        <w:tc>
+          <w:tcPr/>
+          <w:p>
+            <w:pPr>
+              <w:pStyle w:val="Compact"/>
+            </w:pPr>
+            <w:r>
+              <w:t xml:space="preserve">$32</w:t>
             </w:r>
           </w:p>
         </w:tc>
@@ -3789,7 +4295,7 @@
                 <w:b/>
                 <w:bCs/>
               </w:rPr>
-              <w:t xml:space="preserve">$50</w:t>
+              <w:t xml:space="preserve">$72</w:t>
             </w:r>
           </w:p>
         </w:tc>
@@ -3833,21 +4339,24 @@
               <w:pStyle w:val="Compact"/>
             </w:pPr>
             <w:r>
-              <w:rPr>
-                <w:rFonts w:hint="eastAsia"/>
-              </w:rPr>
-              <w:t xml:space="preserve">検証環境を構築</w:t>
-            </w:r>
-          </w:p>
-        </w:tc>
-        <w:tc>
-          <w:tcPr/>
-          <w:p>
-            <w:pPr>
-              <w:pStyle w:val="Compact"/>
-            </w:pPr>
-            <w:r>
-              <w:t xml:space="preserve">$40</w:t>
+              <w:t xml:space="preserve">+ </w:t>
+            </w:r>
+            <w:r>
+              <w:rPr>
+                <w:rFonts w:hint="eastAsia"/>
+              </w:rPr>
+              <w:t xml:space="preserve">検証環境</w:t>
+            </w:r>
+          </w:p>
+        </w:tc>
+        <w:tc>
+          <w:tcPr/>
+          <w:p>
+            <w:pPr>
+              <w:pStyle w:val="Compact"/>
+            </w:pPr>
+            <w:r>
+              <w:t xml:space="preserve">$55</w:t>
             </w:r>
           </w:p>
         </w:tc>
@@ -3873,7 +4382,7 @@
                 <w:b/>
                 <w:bCs/>
               </w:rPr>
-              <w:t xml:space="preserve">$50</w:t>
+              <w:t xml:space="preserve">$65</w:t>
             </w:r>
           </w:p>
         </w:tc>
@@ -3982,7 +4491,7 @@
           <w:b/>
           <w:bCs/>
         </w:rPr>
-        <w:t xml:space="preserve">プロジェクト全体を通じた開発費用は約330米ドルとなります。</w:t>
+        <w:t xml:space="preserve">残作業全体を通じた開発費用は約400米ドルとなります。</w:t>
       </w:r>
       <w:r>
         <w:t xml:space="preserve"> </w:t>
@@ -3991,7 +4500,7 @@
         <w:rPr>
           <w:rFonts w:hint="eastAsia"/>
         </w:rPr>
-        <w:t xml:space="preserve">内訳はAWSが約150米ドル、AIサービスが約180米ドルです。</w:t>
+        <w:t xml:space="preserve">内訳はAWSが約235米ドル、AIサービスが約165米ドルです。</w:t>
       </w:r>
     </w:p>
     <w:p>
@@ -4002,11 +4511,22 @@
         <w:rPr>
           <w:rFonts w:hint="eastAsia"/>
         </w:rPr>
-        <w:t xml:space="preserve">開発用サーバーは業務時間中のみ稼働させ、夜間および週末は停止する前提としております。常時稼働と比較して約70%の削減となります。仮に常時稼働とした場合、AWS分はプロジェクト全体で約450米ドル程度まで増加いたしますが、AIサービス分はほとんど変動いたしません。AIの費用は経過時間ではなく、実施する確認作業の量によって決まるためです。</w:t>
-      </w:r>
-    </w:p>
-    <w:bookmarkEnd w:id="29"/>
-    <w:bookmarkStart w:id="33" w:name="X6325e5b222ff4563c2d18da4265fa522ad05382"/>
+        <w:t xml:space="preserve">前版でお示しした330米ドルより増加しておりますが、その差額はレビュー環境によるものです。フェーズ5ではなくフェーズ1から稼働するため、小規模なAWS環境の費用を約4か月分多く負担することになります。これは妥当な交換と考えております。AIの日本語と生成書類を、対処が容易なプロジェクト初期の段階で日本語の読み手にご判断いただけるようになるためです。</w:t>
+      </w:r>
+    </w:p>
+    <w:p>
+      <w:pPr>
+        <w:pStyle w:val="BodyText"/>
+      </w:pPr>
+      <w:r>
+        <w:rPr>
+          <w:rFonts w:hint="eastAsia"/>
+        </w:rPr>
+        <w:t xml:space="preserve">開発用サーバーは業務時間中のみ稼働させ、夜間および週末は停止する前提としております。常時稼働と比較して約70%の削減となります。ただしレビュー環境は例外で、当方だけでなく貴社レビュー担当者の業務時間中も利用可能とする前提で上記に織り込んでおります。仮にすべてを常時稼働とした場合、AWS分は全体で約600米ドル程度まで増加いたしますが、AIサービス分はほとんど変動いたしません。AIの費用は経過時間ではなく、実施する確認作業の量によって決まるためです。</w:t>
+      </w:r>
+    </w:p>
+    <w:bookmarkEnd w:id="23"/>
+    <w:bookmarkStart w:id="24" w:name="X6325e5b222ff4563c2d18da4265fa522ad05382"/>
     <w:p>
       <w:pPr>
         <w:pStyle w:val="Heading3"/>
@@ -4536,54 +5056,127 @@
     </w:tbl>
     <w:p>
       <w:pPr>
-        <w:pStyle w:val="BodyText"/>
-      </w:pPr>
-      <w:r>
-        <w:drawing>
-          <wp:inline>
-            <wp:extent cx="5334000" cy="3187649"/>
-            <wp:effectExtent b="0" l="0" r="0" t="0"/>
-            <wp:docPr descr="" title="" id="31" name="Picture"/>
-            <a:graphic>
-              <a:graphicData uri="http://schemas.openxmlformats.org/drawingml/2006/picture">
-                <pic:pic>
-                  <pic:nvPicPr>
-                    <pic:cNvPr descr="images/diagram-03.png" id="32" name="Picture"/>
-                    <pic:cNvPicPr>
-                      <a:picLocks noChangeArrowheads="1" noChangeAspect="1"/>
-                    </pic:cNvPicPr>
-                  </pic:nvPicPr>
-                  <pic:blipFill>
-                    <a:blip r:embed="rId30"/>
-                    <a:stretch>
-                      <a:fillRect/>
-                    </a:stretch>
-                  </pic:blipFill>
-                  <pic:spPr bwMode="auto">
-                    <a:xfrm>
-                      <a:off x="0" y="0"/>
-                      <a:ext cx="5334000" cy="3187649"/>
-                    </a:xfrm>
-                    <a:prstGeom prst="rect">
-                      <a:avLst/>
-                    </a:prstGeom>
-                    <a:noFill/>
-                    <a:ln w="9525">
-                      <a:noFill/>
-                      <a:headEnd/>
-                      <a:tailEnd/>
-                    </a:ln>
-                  </pic:spPr>
-                </pic:pic>
-              </a:graphicData>
-            </a:graphic>
-          </wp:inline>
-        </w:drawing>
-      </w:r>
-    </w:p>
-    <w:p>
-      <w:pPr>
-        <w:pStyle w:val="BodyText"/>
+        <w:pStyle w:val="SourceCode"/>
+      </w:pPr>
+      <w:r>
+        <w:rPr>
+          <w:rStyle w:val="VerbatimChar"/>
+        </w:rPr>
+        <w:t xml:space="preserve">pie showData title </w:t>
+      </w:r>
+      <w:r>
+        <w:rPr>
+          <w:rStyle w:val="VerbatimChar"/>
+          <w:rFonts w:hint="eastAsia"/>
+        </w:rPr>
+        <w:t xml:space="preserve">本番環境の月額費用の内訳（USD）</w:t>
+      </w:r>
+      <w:r>
+        <w:br/>
+      </w:r>
+      <w:r>
+        <w:rPr>
+          <w:rStyle w:val="VerbatimChar"/>
+        </w:rPr>
+        <w:t xml:space="preserve">    "データベース" : 45</w:t>
+      </w:r>
+      <w:r>
+        <w:br/>
+      </w:r>
+      <w:r>
+        <w:rPr>
+          <w:rStyle w:val="VerbatimChar"/>
+        </w:rPr>
+        <w:t xml:space="preserve">    "アプリケーションサーバー" : 18</w:t>
+      </w:r>
+      <w:r>
+        <w:br/>
+      </w:r>
+      <w:r>
+        <w:rPr>
+          <w:rStyle w:val="VerbatimChar"/>
+        </w:rPr>
+        <w:t xml:space="preserve">    "AIサービス" : 5</w:t>
+      </w:r>
+      <w:r>
+        <w:br/>
+      </w:r>
+      <w:r>
+        <w:rPr>
+          <w:rStyle w:val="VerbatimChar"/>
+        </w:rPr>
+        <w:t xml:space="preserve">    "ログ" : 3</w:t>
+      </w:r>
+      <w:r>
+        <w:br/>
+      </w:r>
+      <w:r>
+        <w:rPr>
+          <w:rStyle w:val="VerbatimChar"/>
+        </w:rPr>
+        <w:t xml:space="preserve">    </w:t>
+      </w:r>
+      <w:r>
+        <w:rPr>
+          <w:rStyle w:val="VerbatimChar"/>
+          <w:rFonts w:hint="eastAsia"/>
+        </w:rPr>
+        <w:t xml:space="preserve">"求人データ取得"</w:t>
+      </w:r>
+      <w:r>
+        <w:rPr>
+          <w:rStyle w:val="VerbatimChar"/>
+        </w:rPr>
+        <w:t xml:space="preserve"> : 3</w:t>
+      </w:r>
+      <w:r>
+        <w:br/>
+      </w:r>
+      <w:r>
+        <w:rPr>
+          <w:rStyle w:val="VerbatimChar"/>
+        </w:rPr>
+        <w:t xml:space="preserve">    </w:t>
+      </w:r>
+      <w:r>
+        <w:rPr>
+          <w:rStyle w:val="VerbatimChar"/>
+          <w:rFonts w:hint="eastAsia"/>
+        </w:rPr>
+        <w:t xml:space="preserve">"データ転送"</w:t>
+      </w:r>
+      <w:r>
+        <w:rPr>
+          <w:rStyle w:val="VerbatimChar"/>
+        </w:rPr>
+        <w:t xml:space="preserve"> : 2</w:t>
+      </w:r>
+      <w:r>
+        <w:br/>
+      </w:r>
+      <w:r>
+        <w:rPr>
+          <w:rStyle w:val="VerbatimChar"/>
+        </w:rPr>
+        <w:t xml:space="preserve">    </w:t>
+      </w:r>
+      <w:r>
+        <w:rPr>
+          <w:rStyle w:val="VerbatimChar"/>
+          <w:rFonts w:hint="eastAsia"/>
+        </w:rPr>
+        <w:t xml:space="preserve">"保管・DNS・配信"</w:t>
+      </w:r>
+      <w:r>
+        <w:rPr>
+          <w:rStyle w:val="VerbatimChar"/>
+        </w:rPr>
+        <w:t xml:space="preserve"> : 3</w:t>
+      </w:r>
+    </w:p>
+    <w:p>
+      <w:pPr>
+        <w:pStyle w:val="FirstParagraph"/>
       </w:pPr>
       <w:r>
         <w:rPr>
@@ -4592,8 +5185,8 @@
         <w:t xml:space="preserve">冗長化のためロードバランサーを追加する場合、月額約20米ドルの増加となります。同時接続10名の段階では推奨いたしませんが、利用が増加した際に最初に検討すべき拡張です。</w:t>
       </w:r>
     </w:p>
-    <w:bookmarkEnd w:id="33"/>
-    <w:bookmarkStart w:id="34" w:name="Xf75e17d447b3713b3a425a34d78e6a933baeec6"/>
+    <w:bookmarkEnd w:id="24"/>
+    <w:bookmarkStart w:id="25" w:name="Xf75e17d447b3713b3a425a34d78e6a933baeec6"/>
     <w:p>
       <w:pPr>
         <w:pStyle w:val="Heading3"/>
@@ -4652,8 +5245,8 @@
         <w:t xml:space="preserve">リリース後3〜6か月間は通常料金で運用し、実際の利用状況を測定したうえで、確認できた水準に対して1年契約を購入する進め方をご提案いたします。</w:t>
       </w:r>
     </w:p>
-    <w:bookmarkEnd w:id="34"/>
-    <w:bookmarkStart w:id="35" w:name="X093fc847730ad419cfc986e30b571a010f3e439"/>
+    <w:bookmarkEnd w:id="25"/>
+    <w:bookmarkStart w:id="26" w:name="X093fc847730ad419cfc986e30b571a010f3e439"/>
     <w:p>
       <w:pPr>
         <w:pStyle w:val="Heading3"/>
@@ -4736,9 +5329,9 @@
         </w:pict>
       </w:r>
     </w:p>
-    <w:bookmarkEnd w:id="35"/>
-    <w:bookmarkEnd w:id="36"/>
-    <w:bookmarkStart w:id="53" w:name="Xe022cc0107cbdee8c5ef5f3ce55718d08d7a908"/>
+    <w:bookmarkEnd w:id="26"/>
+    <w:bookmarkEnd w:id="27"/>
+    <w:bookmarkStart w:id="35" w:name="Xe022cc0107cbdee8c5ef5f3ce55718d08d7a908"/>
     <w:p>
       <w:pPr>
         <w:pStyle w:val="Heading2"/>
@@ -4762,7 +5355,7 @@
         <w:t xml:space="preserve">必須機能</w:t>
       </w:r>
     </w:p>
-    <w:bookmarkStart w:id="37" w:name="Xf846897dda078d1b0676f40fddce831dbb51b47"/>
+    <w:bookmarkStart w:id="28" w:name="Xf846897dda078d1b0676f40fddce831dbb51b47"/>
     <w:p>
       <w:pPr>
         <w:pStyle w:val="Heading3"/>
@@ -4785,7 +5378,7 @@
         <w:rPr>
           <w:rFonts w:hint="eastAsia"/>
         </w:rPr>
-        <w:t xml:space="preserve">開発は7つのフェーズに分けて進行いたします。</w:t>
+        <w:t xml:space="preserve">開発は7つのフェーズに分けて進行いたします。うち</w:t>
       </w:r>
       <w:r>
         <w:rPr>
@@ -4793,6 +5386,17 @@
           <w:b/>
           <w:bCs/>
         </w:rPr>
+        <w:t xml:space="preserve">フェーズ0はすでに完了しております</w:t>
+      </w:r>
+      <w:r>
+        <w:t xml:space="preserve">。</w:t>
+      </w:r>
+      <w:r>
+        <w:rPr>
+          <w:rFonts w:hint="eastAsia"/>
+          <w:b/>
+          <w:bCs/>
+        </w:rPr>
         <w:t xml:space="preserve">各フェーズの完了時に、動作するものをご確認いただくデモンストレーションと、書面による進捗報告を実施いたします。</w:t>
       </w:r>
     </w:p>
@@ -4804,11 +5408,22 @@
         <w:rPr>
           <w:rFonts w:hint="eastAsia"/>
         </w:rPr>
+        <w:t xml:space="preserve">フェーズ1以降のご確認は、当方が画面をお見せする形ではなく、貴社レビュー担当者ご自身がアクセスできるレビュー環境上で実施いたします。</w:t>
+      </w:r>
+    </w:p>
+    <w:p>
+      <w:pPr>
+        <w:pStyle w:val="BodyText"/>
+      </w:pPr>
+      <w:r>
+        <w:rPr>
+          <w:rFonts w:hint="eastAsia"/>
+        </w:rPr>
         <w:t xml:space="preserve">フェーズの期間は固定せず、作業内容に応じて設定しております。フェーズごとに規模が大きく異なるためです。自動テストの作成は最終段階にまとめるのではなく、各フェーズ内で実施いたします。</w:t>
       </w:r>
     </w:p>
-    <w:bookmarkEnd w:id="37"/>
-    <w:bookmarkStart w:id="38" w:name="X2a1ae755c6f76ec99a7913013c2dfdc935a9ed5"/>
+    <w:bookmarkEnd w:id="28"/>
+    <w:bookmarkStart w:id="29" w:name="X2a1ae755c6f76ec99a7913013c2dfdc935a9ed5"/>
     <w:p>
       <w:pPr>
         <w:pStyle w:val="Heading3"/>
@@ -5014,21 +5629,21 @@
               <w:rPr>
                 <w:rFonts w:hint="eastAsia"/>
               </w:rPr>
-              <w:t xml:space="preserve">各1様式、PDF出力</w:t>
-            </w:r>
-          </w:p>
-        </w:tc>
-        <w:tc>
-          <w:tcPr/>
-          <w:p>
-            <w:pPr>
-              <w:pStyle w:val="Compact"/>
-            </w:pPr>
-            <w:r>
-              <w:rPr>
-                <w:rFonts w:hint="eastAsia"/>
-              </w:rPr>
-              <w:t xml:space="preserve">様式の追加およびWord出力</w:t>
+              <w:t xml:space="preserve">各1様式。ご承認いただいた見本に合わせ、履歴書はExcel、職務経歴書はWordで出力</w:t>
+            </w:r>
+          </w:p>
+        </w:tc>
+        <w:tc>
+          <w:tcPr/>
+          <w:p>
+            <w:pPr>
+              <w:pStyle w:val="Compact"/>
+            </w:pPr>
+            <w:r>
+              <w:rPr>
+                <w:rFonts w:hint="eastAsia"/>
+              </w:rPr>
+              <w:t xml:space="preserve">様式の追加およびPDF出力</w:t>
             </w:r>
           </w:p>
         </w:tc>
@@ -5086,11 +5701,11 @@
         <w:rPr>
           <w:rFonts w:hint="eastAsia"/>
         </w:rPr>
-        <w:t xml:space="preserve">適用している考え方は、深さではなく広さを絞るというものです。取得元や様式の追加は、動作しているシステムに対して比較的容易に行えます。一方で重複排除は、後回しにするほど対応が困難になる唯一の項目であり、それゆえ削除ではなく縮小にとどめ、データ収集を最初の実作業フェーズから開始いたします。</w:t>
-      </w:r>
-    </w:p>
-    <w:bookmarkEnd w:id="38"/>
-    <w:bookmarkStart w:id="39" w:name="Xd59772de4bfaf4d00e5b42dddd61f02f7ad073b"/>
+        <w:t xml:space="preserve">適用している考え方は、深さではなく広さを絞るというものです。取得元や様式の追加は、動作しているシステムに対して比較的容易に行えます。一方で重複排除は、後回しにするほど対応が困難になる唯一の項目であり、それゆえ削除ではなく縮小にとどめ、データ収集はフェーズ2から開始して以降継続いたします。</w:t>
+      </w:r>
+    </w:p>
+    <w:bookmarkEnd w:id="29"/>
+    <w:bookmarkStart w:id="30" w:name="Xd59772de4bfaf4d00e5b42dddd61f02f7ad073b"/>
     <w:p>
       <w:pPr>
         <w:pStyle w:val="Heading3"/>
@@ -5115,7 +5730,7 @@
           <w:b/>
           <w:bCs/>
         </w:rPr>
-        <w:t xml:space="preserve">求人データの収集はフェーズ1で開始し、以降継続いたします。</w:t>
+        <w:t xml:space="preserve">フェーズ1では、1つの機能を完成させたうえで、貴社が実際に操作できる環境へ配置いたします。</w:t>
       </w:r>
       <w:r>
         <w:t xml:space="preserve"> </w:t>
@@ -5124,7 +5739,74 @@
         <w:rPr>
           <w:rFonts w:hint="eastAsia"/>
         </w:rPr>
-        <w:t xml:space="preserve">重複排除は相当量の実データを前提とし、そのデータは作業量ではなく日数の経過によって蓄積されます。フェーズ3で重複排除を構築し、フェーズ4で精度を高める時点では、約2〜3か月分の収集データが利用可能となる見込みです。また項目の抽出前に元ページを保存いたします。抽出処理を改善した際に、取得元へ再度アクセスすることなく、保有済みのデータに対して再実行できるようにするためです。</w:t>
+        <w:t xml:space="preserve">完了時点で、利用者が登録し、ログインし、AIの聞き取りを受け、完成した履歴書・職務経歴書をダウンロードするまでが、開発機ではなくAWS上で動作いたします。貴社の日本語レビュー担当者に直接ご確認いただくためです。</w:t>
+      </w:r>
+    </w:p>
+    <w:p>
+      <w:pPr>
+        <w:pStyle w:val="BodyText"/>
+      </w:pPr>
+      <w:r>
+        <w:rPr>
+          <w:rFonts w:hint="eastAsia"/>
+        </w:rPr>
+        <w:t xml:space="preserve">これが前版との最大の相違点であり、その理由は、以下の3つの問いが日本語の読み手による実物の確認以外では答えられないことにございます。</w:t>
+      </w:r>
+    </w:p>
+    <w:p>
+      <w:pPr>
+        <w:pStyle w:val="Compact"/>
+        <w:numPr>
+          <w:ilvl w:val="0"/>
+          <w:numId w:val="1004"/>
+        </w:numPr>
+      </w:pPr>
+      <w:r>
+        <w:rPr>
+          <w:rFonts w:hint="eastAsia"/>
+        </w:rPr>
+        <w:t xml:space="preserve">AIの日本語が自然に読めるか</w:t>
+      </w:r>
+    </w:p>
+    <w:p>
+      <w:pPr>
+        <w:pStyle w:val="Compact"/>
+        <w:numPr>
+          <w:ilvl w:val="0"/>
+          <w:numId w:val="1004"/>
+        </w:numPr>
+      </w:pPr>
+      <w:r>
+        <w:rPr>
+          <w:rFonts w:hint="eastAsia"/>
+        </w:rPr>
+        <w:t xml:space="preserve">会話の中で利用者が伝えた内容が正しく取り込まれているか</w:t>
+      </w:r>
+    </w:p>
+    <w:p>
+      <w:pPr>
+        <w:pStyle w:val="Compact"/>
+        <w:numPr>
+          <w:ilvl w:val="0"/>
+          <w:numId w:val="1004"/>
+        </w:numPr>
+      </w:pPr>
+      <w:r>
+        <w:rPr>
+          <w:rFonts w:hint="eastAsia"/>
+        </w:rPr>
+        <w:t xml:space="preserve">出力されたファイルが書類として正しいか</w:t>
+      </w:r>
+    </w:p>
+    <w:p>
+      <w:pPr>
+        <w:pStyle w:val="FirstParagraph"/>
+      </w:pPr>
+      <w:r>
+        <w:rPr>
+          <w:rFonts w:hint="eastAsia"/>
+        </w:rPr>
+        <w:t xml:space="preserve">いずれも当方だけでは判断できず、自動テストでも、当方が操作するデモンストレーションでも確認できません。これらを5か月目ではなく1か月目に確認することが、本計画において最も大きくリスクを下げる手段です。同じご指摘が後半で出てきた場合、後続機能がすでに依存している書類処理をまとめて作り直すことになります。またデプロイの手順も、終盤ではなく開始時点で確認できます。</w:t>
       </w:r>
     </w:p>
     <w:p>
@@ -5137,7 +5819,7 @@
           <w:b/>
           <w:bCs/>
         </w:rPr>
-        <w:t xml:space="preserve">フェーズ1の完了時に、一気通貫の技術検証を実施いたします。</w:t>
+        <w:t xml:space="preserve">求人データの収集はフェーズ2で開始し、以降継続いたします。</w:t>
       </w:r>
       <w:r>
         <w:t xml:space="preserve"> </w:t>
@@ -5146,11 +5828,22 @@
         <w:rPr>
           <w:rFonts w:hint="eastAsia"/>
         </w:rPr>
-        <w:t xml:space="preserve">個別機能の作り込みに入る前に、システムを端から端まで通す経路が動作することを確認いたします。すなわち、利用者がログインし、質問を行い、AIが検索機能を呼び出し、実際の求人データが返るという一連の流れです。これは意図的に最小限のものであり、完成品ではございません。目的は、アーキテクチャが成立することを確認し、連携上の問題を、対処が最も高くつくプロジェクト終盤ではなく開始時点で把握することにございます。</w:t>
-      </w:r>
-    </w:p>
-    <w:bookmarkEnd w:id="39"/>
-    <w:bookmarkStart w:id="43" w:name="Xc4e9c4f30dfe6967fcf7dbbac831c78620b8815"/>
+        <w:t xml:space="preserve">重複排除は相当量の実データを前提とし、そのデータは作業量ではなく日数の経過によって蓄積されます。フェーズ3で重複排除を構築し、フェーズ4で精度を高める時点では、約1〜3か月分の収集データが利用可能となる見込みです。また項目の抽出前に元ページを保存いたします。抽出処理を改善した際に、取得元へ再度アクセスすることなく、保有済みのデータに対して再実行できるようにするためです。</w:t>
+      </w:r>
+    </w:p>
+    <w:p>
+      <w:pPr>
+        <w:pStyle w:val="BodyText"/>
+      </w:pPr>
+      <w:r>
+        <w:rPr>
+          <w:rFonts w:hint="eastAsia"/>
+        </w:rPr>
+        <w:t xml:space="preserve">求人データに関する作業のうち、検索よりも収集を先に実施するのはこのためです。またこの部分は、AIサービスを一切必要としない唯一の工程でもございます。</w:t>
+      </w:r>
+    </w:p>
+    <w:bookmarkEnd w:id="30"/>
+    <w:bookmarkStart w:id="31" w:name="Xc4e9c4f30dfe6967fcf7dbbac831c78620b8815"/>
     <w:p>
       <w:pPr>
         <w:pStyle w:val="Heading3"/>
@@ -5195,53 +5888,174 @@
     </w:p>
     <w:p>
       <w:pPr>
-        <w:pStyle w:val="BodyText"/>
-      </w:pPr>
-      <w:r>
-        <w:drawing>
-          <wp:inline>
-            <wp:extent cx="5334000" cy="223534"/>
-            <wp:effectExtent b="0" l="0" r="0" t="0"/>
-            <wp:docPr descr="" title="" id="41" name="Picture"/>
-            <a:graphic>
-              <a:graphicData uri="http://schemas.openxmlformats.org/drawingml/2006/picture">
-                <pic:pic>
-                  <pic:nvPicPr>
-                    <pic:cNvPr descr="images/diagram-04.png" id="42" name="Picture"/>
-                    <pic:cNvPicPr>
-                      <a:picLocks noChangeArrowheads="1" noChangeAspect="1"/>
-                    </pic:cNvPicPr>
-                  </pic:nvPicPr>
-                  <pic:blipFill>
-                    <a:blip r:embed="rId40"/>
-                    <a:stretch>
-                      <a:fillRect/>
-                    </a:stretch>
-                  </pic:blipFill>
-                  <pic:spPr bwMode="auto">
-                    <a:xfrm>
-                      <a:off x="0" y="0"/>
-                      <a:ext cx="5334000" cy="223534"/>
-                    </a:xfrm>
-                    <a:prstGeom prst="rect">
-                      <a:avLst/>
-                    </a:prstGeom>
-                    <a:noFill/>
-                    <a:ln w="9525">
-                      <a:noFill/>
-                      <a:headEnd/>
-                      <a:tailEnd/>
-                    </a:ln>
-                  </pic:spPr>
-                </pic:pic>
-              </a:graphicData>
-            </a:graphic>
-          </wp:inline>
-        </w:drawing>
-      </w:r>
-    </w:p>
-    <w:bookmarkEnd w:id="43"/>
-    <w:bookmarkStart w:id="50" w:name="Xc2e46afd6740bea93efac46812964492d4f1213"/>
+        <w:pStyle w:val="SourceCode"/>
+      </w:pPr>
+      <w:r>
+        <w:rPr>
+          <w:rStyle w:val="VerbatimChar"/>
+        </w:rPr>
+        <w:t xml:space="preserve">flowchart LR</w:t>
+      </w:r>
+      <w:r>
+        <w:br/>
+      </w:r>
+      <w:r>
+        <w:rPr>
+          <w:rStyle w:val="VerbatimChar"/>
+        </w:rPr>
+        <w:t xml:space="preserve">    </w:t>
+      </w:r>
+      <w:r>
+        <w:rPr>
+          <w:rStyle w:val="VerbatimChar"/>
+          <w:rFonts w:hint="eastAsia"/>
+        </w:rPr>
+        <w:t xml:space="preserve">T["定期実行&lt;br/&gt;週次"]</w:t>
+      </w:r>
+      <w:r>
+        <w:rPr>
+          <w:rStyle w:val="VerbatimChar"/>
+        </w:rPr>
+        <w:t xml:space="preserve"> --&gt; </w:t>
+      </w:r>
+      <w:r>
+        <w:rPr>
+          <w:rStyle w:val="VerbatimChar"/>
+          <w:rFonts w:hint="eastAsia"/>
+        </w:rPr>
+        <w:t xml:space="preserve">F["一定間隔を空けて取得"]</w:t>
+      </w:r>
+      <w:r>
+        <w:br/>
+      </w:r>
+      <w:r>
+        <w:rPr>
+          <w:rStyle w:val="VerbatimChar"/>
+        </w:rPr>
+        <w:t xml:space="preserve">    F --&gt; </w:t>
+      </w:r>
+      <w:r>
+        <w:rPr>
+          <w:rStyle w:val="VerbatimChar"/>
+          <w:rFonts w:hint="eastAsia"/>
+        </w:rPr>
+        <w:t xml:space="preserve">R["元ページの保存"]</w:t>
+      </w:r>
+      <w:r>
+        <w:br/>
+      </w:r>
+      <w:r>
+        <w:rPr>
+          <w:rStyle w:val="VerbatimChar"/>
+        </w:rPr>
+        <w:t xml:space="preserve">    R --&gt; </w:t>
+      </w:r>
+      <w:r>
+        <w:rPr>
+          <w:rStyle w:val="VerbatimChar"/>
+          <w:rFonts w:hint="eastAsia"/>
+        </w:rPr>
+        <w:t xml:space="preserve">E["項目の抽出"]</w:t>
+      </w:r>
+      <w:r>
+        <w:br/>
+      </w:r>
+      <w:r>
+        <w:rPr>
+          <w:rStyle w:val="VerbatimChar"/>
+        </w:rPr>
+        <w:t xml:space="preserve">    E --&gt; </w:t>
+      </w:r>
+      <w:r>
+        <w:rPr>
+          <w:rStyle w:val="VerbatimChar"/>
+          <w:rFonts w:hint="eastAsia"/>
+        </w:rPr>
+        <w:t xml:space="preserve">N["正規化&lt;br/&gt;給与単位・地名・休日表記"]</w:t>
+      </w:r>
+      <w:r>
+        <w:br/>
+      </w:r>
+      <w:r>
+        <w:rPr>
+          <w:rStyle w:val="VerbatimChar"/>
+        </w:rPr>
+        <w:t xml:space="preserve">    N --&gt; </w:t>
+      </w:r>
+      <w:r>
+        <w:rPr>
+          <w:rStyle w:val="VerbatimChar"/>
+          <w:rFonts w:hint="eastAsia"/>
+        </w:rPr>
+        <w:t xml:space="preserve">D["重複排除"]</w:t>
+      </w:r>
+      <w:r>
+        <w:br/>
+      </w:r>
+      <w:r>
+        <w:rPr>
+          <w:rStyle w:val="VerbatimChar"/>
+        </w:rPr>
+        <w:t xml:space="preserve">    D --&gt; </w:t>
+      </w:r>
+      <w:r>
+        <w:rPr>
+          <w:rStyle w:val="VerbatimChar"/>
+          <w:rFonts w:hint="eastAsia"/>
+        </w:rPr>
+        <w:t xml:space="preserve">DB[("求人データベース")]</w:t>
+      </w:r>
+      <w:r>
+        <w:br/>
+      </w:r>
+      <w:r>
+        <w:rPr>
+          <w:rStyle w:val="VerbatimChar"/>
+        </w:rPr>
+        <w:t xml:space="preserve">    DB --&gt; </w:t>
+      </w:r>
+      <w:r>
+        <w:rPr>
+          <w:rStyle w:val="VerbatimChar"/>
+          <w:rFonts w:hint="eastAsia"/>
+        </w:rPr>
+        <w:t xml:space="preserve">S["検索（利用者の要求時）"]</w:t>
+      </w:r>
+      <w:r>
+        <w:br/>
+      </w:r>
+      <w:r>
+        <w:rPr>
+          <w:rStyle w:val="VerbatimChar"/>
+        </w:rPr>
+        <w:t xml:space="preserve">    S --&gt; </w:t>
+      </w:r>
+      <w:r>
+        <w:rPr>
+          <w:rStyle w:val="VerbatimChar"/>
+          <w:rFonts w:hint="eastAsia"/>
+        </w:rPr>
+        <w:t xml:space="preserve">V["掲載状況の確認&lt;br/&gt;提示する求人のみ"]</w:t>
+      </w:r>
+      <w:r>
+        <w:br/>
+      </w:r>
+      <w:r>
+        <w:rPr>
+          <w:rStyle w:val="VerbatimChar"/>
+        </w:rPr>
+        <w:t xml:space="preserve">    V --&gt; </w:t>
+      </w:r>
+      <w:r>
+        <w:rPr>
+          <w:rStyle w:val="VerbatimChar"/>
+          <w:rFonts w:hint="eastAsia"/>
+        </w:rPr>
+        <w:t xml:space="preserve">U["取得日時とともに提示"]</w:t>
+      </w:r>
+    </w:p>
+    <w:bookmarkEnd w:id="31"/>
+    <w:bookmarkStart w:id="32" w:name="Xc2e46afd6740bea93efac46812964492d4f1213"/>
     <w:p>
       <w:pPr>
         <w:pStyle w:val="Heading3"/>
@@ -5331,7 +6145,7 @@
               <w:rPr>
                 <w:rFonts w:hint="eastAsia"/>
               </w:rPr>
-              <w:t xml:space="preserve">準備・調査</w:t>
+              <w:t xml:space="preserve">会話基盤</w:t>
             </w:r>
           </w:p>
         </w:tc>
@@ -5347,626 +6161,448 @@
                 <w:b/>
                 <w:bCs/>
               </w:rPr>
-              <w:t xml:space="preserve">1週間</w:t>
-            </w:r>
-          </w:p>
-        </w:tc>
-      </w:tr>
-      <w:tr>
-        <w:tc>
-          <w:tcPr/>
-          <w:p>
-            <w:pPr>
-              <w:pStyle w:val="Compact"/>
-            </w:pPr>
-          </w:p>
-        </w:tc>
-        <w:tc>
-          <w:tcPr/>
-          <w:p>
-            <w:pPr>
-              <w:pStyle w:val="Compact"/>
-            </w:pPr>
-            <w:r>
-              <w:rPr>
-                <w:rFonts w:hint="eastAsia"/>
-              </w:rPr>
-              <w:t xml:space="preserve">ローカル開発環境の整備</w:t>
-            </w:r>
-          </w:p>
-        </w:tc>
-        <w:tc>
-          <w:tcPr/>
-          <w:p>
-            <w:pPr>
-              <w:pStyle w:val="Compact"/>
-            </w:pPr>
-          </w:p>
-        </w:tc>
-      </w:tr>
-      <w:tr>
-        <w:tc>
-          <w:tcPr/>
-          <w:p>
-            <w:pPr>
-              <w:pStyle w:val="Compact"/>
-            </w:pPr>
-          </w:p>
-        </w:tc>
-        <w:tc>
-          <w:tcPr/>
-          <w:p>
-            <w:pPr>
-              <w:pStyle w:val="Compact"/>
-            </w:pPr>
-            <w:r>
-              <w:rPr>
-                <w:rFonts w:hint="eastAsia"/>
-              </w:rPr>
-              <w:t xml:space="preserve">AIサービス設定、上限額設定、繰り返し回数の上限設定</w:t>
-            </w:r>
-          </w:p>
-        </w:tc>
-        <w:tc>
-          <w:tcPr/>
-          <w:p>
-            <w:pPr>
-              <w:pStyle w:val="Compact"/>
-            </w:pPr>
-          </w:p>
-        </w:tc>
-      </w:tr>
-      <w:tr>
-        <w:tc>
-          <w:tcPr/>
-          <w:p>
-            <w:pPr>
-              <w:pStyle w:val="Compact"/>
-            </w:pPr>
-          </w:p>
-        </w:tc>
-        <w:tc>
-          <w:tcPr/>
-          <w:p>
-            <w:pPr>
-              <w:pStyle w:val="Compact"/>
-            </w:pPr>
-            <w:r>
-              <w:rPr>
-                <w:rFonts w:hint="eastAsia"/>
-              </w:rPr>
-              <w:t xml:space="preserve">日本語品質の評価環境</w:t>
-            </w:r>
-          </w:p>
-        </w:tc>
-        <w:tc>
-          <w:tcPr/>
-          <w:p>
-            <w:pPr>
-              <w:pStyle w:val="Compact"/>
-            </w:pPr>
-          </w:p>
-        </w:tc>
-      </w:tr>
-      <w:tr>
-        <w:tc>
-          <w:tcPr/>
-          <w:p>
-            <w:pPr>
-              <w:pStyle w:val="Compact"/>
-            </w:pPr>
-          </w:p>
-        </w:tc>
-        <w:tc>
-          <w:tcPr/>
-          <w:p>
-            <w:pPr>
-              <w:pStyle w:val="Compact"/>
-            </w:pPr>
-            <w:r>
-              <w:rPr>
-                <w:rFonts w:hint="eastAsia"/>
+              <w:t xml:space="preserve">完了</w:t>
+            </w:r>
+          </w:p>
+        </w:tc>
+      </w:tr>
+      <w:tr>
+        <w:tc>
+          <w:tcPr/>
+          <w:p>
+            <w:pPr>
+              <w:pStyle w:val="Compact"/>
+            </w:pPr>
+          </w:p>
+        </w:tc>
+        <w:tc>
+          <w:tcPr/>
+          <w:p>
+            <w:pPr>
+              <w:pStyle w:val="Compact"/>
+            </w:pPr>
+            <w:r>
+              <w:rPr>
+                <w:rFonts w:hint="eastAsia"/>
+              </w:rPr>
+              <w:t xml:space="preserve">会話基盤:</w:t>
+            </w:r>
+            <w:r>
+              <w:t xml:space="preserve"> </w:t>
+            </w:r>
+            <w:r>
+              <w:rPr>
+                <w:rFonts w:hint="eastAsia"/>
+              </w:rPr>
+              <w:t xml:space="preserve">応答のストリーミング配信、データ永続化、会話履歴の要約</w:t>
+            </w:r>
+          </w:p>
+        </w:tc>
+        <w:tc>
+          <w:tcPr/>
+          <w:p>
+            <w:pPr>
+              <w:pStyle w:val="Compact"/>
+            </w:pPr>
+          </w:p>
+        </w:tc>
+      </w:tr>
+      <w:tr>
+        <w:tc>
+          <w:tcPr/>
+          <w:p>
+            <w:pPr>
+              <w:pStyle w:val="Compact"/>
+            </w:pPr>
+          </w:p>
+        </w:tc>
+        <w:tc>
+          <w:tcPr/>
+          <w:p>
+            <w:pPr>
+              <w:pStyle w:val="Compact"/>
+            </w:pPr>
+            <w:r>
+              <w:rPr>
+                <w:rFonts w:hint="eastAsia"/>
+              </w:rPr>
+              <w:t xml:space="preserve">AIエージェント基盤、AIへの指示文、AIサービスの抽象化</w:t>
+            </w:r>
+          </w:p>
+        </w:tc>
+        <w:tc>
+          <w:tcPr/>
+          <w:p>
+            <w:pPr>
+              <w:pStyle w:val="Compact"/>
+            </w:pPr>
+          </w:p>
+        </w:tc>
+      </w:tr>
+      <w:tr>
+        <w:tc>
+          <w:tcPr/>
+          <w:p>
+            <w:pPr>
+              <w:pStyle w:val="Compact"/>
+            </w:pPr>
+          </w:p>
+        </w:tc>
+        <w:tc>
+          <w:tcPr/>
+          <w:p>
+            <w:pPr>
+              <w:pStyle w:val="Compact"/>
+            </w:pPr>
+            <w:r>
+              <w:rPr>
+                <w:rFonts w:hint="eastAsia"/>
+              </w:rPr>
+              <w:t xml:space="preserve">チャット画面および会話一覧</w:t>
+            </w:r>
+          </w:p>
+        </w:tc>
+        <w:tc>
+          <w:tcPr/>
+          <w:p>
+            <w:pPr>
+              <w:pStyle w:val="Compact"/>
+            </w:pPr>
+          </w:p>
+        </w:tc>
+      </w:tr>
+      <w:tr>
+        <w:tc>
+          <w:tcPr/>
+          <w:p>
+            <w:pPr>
+              <w:pStyle w:val="Compact"/>
+            </w:pPr>
+          </w:p>
+        </w:tc>
+        <w:tc>
+          <w:tcPr/>
+          <w:p>
+            <w:pPr>
+              <w:pStyle w:val="Compact"/>
+            </w:pPr>
+            <w:r>
+              <w:rPr>
+                <w:rFonts w:hint="eastAsia"/>
+              </w:rPr>
+              <w:t xml:space="preserve">ログイン、セッション管理、権限による管理機能の保護</w:t>
+            </w:r>
+          </w:p>
+        </w:tc>
+        <w:tc>
+          <w:tcPr/>
+          <w:p>
+            <w:pPr>
+              <w:pStyle w:val="Compact"/>
+            </w:pPr>
+          </w:p>
+        </w:tc>
+      </w:tr>
+      <w:tr>
+        <w:tc>
+          <w:tcPr/>
+          <w:p>
+            <w:pPr>
+              <w:pStyle w:val="Compact"/>
+            </w:pPr>
+            <w:r>
+              <w:rPr>
                 <w:b/>
                 <w:bCs/>
               </w:rPr>
-              <w:t xml:space="preserve">求人取得元の調査</w:t>
-            </w:r>
-          </w:p>
-        </w:tc>
-        <w:tc>
-          <w:tcPr/>
-          <w:p>
-            <w:pPr>
-              <w:pStyle w:val="Compact"/>
-            </w:pPr>
-          </w:p>
-        </w:tc>
-      </w:tr>
-      <w:tr>
-        <w:tc>
-          <w:tcPr/>
-          <w:p>
-            <w:pPr>
-              <w:pStyle w:val="Compact"/>
-            </w:pPr>
-            <w:r>
-              <w:rPr>
+              <w:t xml:space="preserve">フェーズ1</w:t>
+            </w:r>
+          </w:p>
+        </w:tc>
+        <w:tc>
+          <w:tcPr/>
+          <w:p>
+            <w:pPr>
+              <w:pStyle w:val="Compact"/>
+            </w:pPr>
+            <w:r>
+              <w:rPr>
+                <w:rFonts w:hint="eastAsia"/>
+              </w:rPr>
+              <w:t xml:space="preserve">書類作成・レビュー環境</w:t>
+            </w:r>
+          </w:p>
+        </w:tc>
+        <w:tc>
+          <w:tcPr/>
+          <w:p>
+            <w:pPr>
+              <w:pStyle w:val="Compact"/>
+            </w:pPr>
+            <w:r>
+              <w:rPr>
+                <w:rFonts w:hint="eastAsia"/>
                 <w:b/>
                 <w:bCs/>
               </w:rPr>
-              <w:t xml:space="preserve">フェーズ1</w:t>
-            </w:r>
-          </w:p>
-        </w:tc>
-        <w:tc>
-          <w:tcPr/>
-          <w:p>
-            <w:pPr>
-              <w:pStyle w:val="Compact"/>
-            </w:pPr>
-            <w:r>
-              <w:rPr>
-                <w:rFonts w:hint="eastAsia"/>
-              </w:rPr>
-              <w:t xml:space="preserve">基盤構築</w:t>
-            </w:r>
-          </w:p>
-        </w:tc>
-        <w:tc>
-          <w:tcPr/>
-          <w:p>
-            <w:pPr>
-              <w:pStyle w:val="Compact"/>
-            </w:pPr>
+              <w:t xml:space="preserve">4週間</w:t>
+            </w:r>
+          </w:p>
+        </w:tc>
+      </w:tr>
+      <w:tr>
+        <w:tc>
+          <w:tcPr/>
+          <w:p>
+            <w:pPr>
+              <w:pStyle w:val="Compact"/>
+            </w:pPr>
+          </w:p>
+        </w:tc>
+        <w:tc>
+          <w:tcPr/>
+          <w:p>
+            <w:pPr>
+              <w:pStyle w:val="Compact"/>
+            </w:pPr>
+            <w:r>
+              <w:rPr>
+                <w:rFonts w:hint="eastAsia"/>
+              </w:rPr>
+              <w:t xml:space="preserve">履歴書・職務経歴書のためのAI聞き取り</w:t>
+            </w:r>
+            <w:r>
+              <w:t xml:space="preserve"> —</w:t>
+            </w:r>
+            <w:r>
+              <w:t xml:space="preserve"> </w:t>
+            </w:r>
             <w:r>
               <w:rPr>
                 <w:rFonts w:hint="eastAsia"/>
                 <w:b/>
                 <w:bCs/>
               </w:rPr>
-              <w:t xml:space="preserve">4週間</w:t>
-            </w:r>
-          </w:p>
-        </w:tc>
-      </w:tr>
-      <w:tr>
-        <w:tc>
-          <w:tcPr/>
-          <w:p>
-            <w:pPr>
-              <w:pStyle w:val="Compact"/>
-            </w:pPr>
-          </w:p>
-        </w:tc>
-        <w:tc>
-          <w:tcPr/>
-          <w:p>
-            <w:pPr>
-              <w:pStyle w:val="Compact"/>
-            </w:pPr>
-            <w:r>
-              <w:rPr>
-                <w:rFonts w:hint="eastAsia"/>
-              </w:rPr>
-              <w:t xml:space="preserve">アカウント機能:</w:t>
+              <w:t xml:space="preserve">構築済み</w:t>
+            </w:r>
+          </w:p>
+        </w:tc>
+        <w:tc>
+          <w:tcPr/>
+          <w:p>
+            <w:pPr>
+              <w:pStyle w:val="Compact"/>
+            </w:pPr>
+          </w:p>
+        </w:tc>
+      </w:tr>
+      <w:tr>
+        <w:tc>
+          <w:tcPr/>
+          <w:p>
+            <w:pPr>
+              <w:pStyle w:val="Compact"/>
+            </w:pPr>
+          </w:p>
+        </w:tc>
+        <w:tc>
+          <w:tcPr/>
+          <w:p>
+            <w:pPr>
+              <w:pStyle w:val="Compact"/>
+            </w:pPr>
+            <w:r>
+              <w:rPr>
+                <w:rFonts w:hint="eastAsia"/>
+              </w:rPr>
+              <w:t xml:space="preserve">Excel・Word出力とダウンロード</w:t>
+            </w:r>
+            <w:r>
+              <w:t xml:space="preserve"> —</w:t>
             </w:r>
             <w:r>
               <w:t xml:space="preserve"> </w:t>
             </w:r>
-            <w:r>
-              <w:rPr>
-                <w:rFonts w:hint="eastAsia"/>
-              </w:rPr>
-              <w:t xml:space="preserve">登録・ログイン・セッション・パスワード再設定・メール認証</w:t>
-            </w:r>
-          </w:p>
-        </w:tc>
-        <w:tc>
-          <w:tcPr/>
-          <w:p>
-            <w:pPr>
-              <w:pStyle w:val="Compact"/>
-            </w:pPr>
-          </w:p>
-        </w:tc>
-      </w:tr>
-      <w:tr>
-        <w:tc>
-          <w:tcPr/>
-          <w:p>
-            <w:pPr>
-              <w:pStyle w:val="Compact"/>
-            </w:pPr>
-          </w:p>
-        </w:tc>
-        <w:tc>
-          <w:tcPr/>
-          <w:p>
-            <w:pPr>
-              <w:pStyle w:val="Compact"/>
-            </w:pPr>
-            <w:r>
-              <w:rPr>
-                <w:rFonts w:hint="eastAsia"/>
-              </w:rPr>
-              <w:t xml:space="preserve">既存画面のセキュリティ強化</w:t>
-            </w:r>
-          </w:p>
-        </w:tc>
-        <w:tc>
-          <w:tcPr/>
-          <w:p>
-            <w:pPr>
-              <w:pStyle w:val="Compact"/>
-            </w:pPr>
-          </w:p>
-        </w:tc>
-      </w:tr>
-      <w:tr>
-        <w:tc>
-          <w:tcPr/>
-          <w:p>
-            <w:pPr>
-              <w:pStyle w:val="Compact"/>
-            </w:pPr>
-          </w:p>
-        </w:tc>
-        <w:tc>
-          <w:tcPr/>
-          <w:p>
-            <w:pPr>
-              <w:pStyle w:val="Compact"/>
-            </w:pPr>
-            <w:r>
-              <w:rPr>
-                <w:rFonts w:hint="eastAsia"/>
-              </w:rPr>
-              <w:t xml:space="preserve">求人データ構造およびデータベース設計</w:t>
-            </w:r>
-          </w:p>
-        </w:tc>
-        <w:tc>
-          <w:tcPr/>
-          <w:p>
-            <w:pPr>
-              <w:pStyle w:val="Compact"/>
-            </w:pPr>
-          </w:p>
-        </w:tc>
-      </w:tr>
-      <w:tr>
-        <w:tc>
-          <w:tcPr/>
-          <w:p>
-            <w:pPr>
-              <w:pStyle w:val="Compact"/>
-            </w:pPr>
-          </w:p>
-        </w:tc>
-        <w:tc>
-          <w:tcPr/>
-          <w:p>
-            <w:pPr>
-              <w:pStyle w:val="Compact"/>
-            </w:pPr>
-            <w:r>
-              <w:rPr>
-                <w:rFonts w:hint="eastAsia"/>
-              </w:rPr>
-              <w:t xml:space="preserve">取得間隔の制御を含む収集基盤</w:t>
-            </w:r>
-          </w:p>
-        </w:tc>
-        <w:tc>
-          <w:tcPr/>
-          <w:p>
-            <w:pPr>
-              <w:pStyle w:val="Compact"/>
-            </w:pPr>
-          </w:p>
-        </w:tc>
-      </w:tr>
-      <w:tr>
-        <w:tc>
-          <w:tcPr/>
-          <w:p>
-            <w:pPr>
-              <w:pStyle w:val="Compact"/>
-            </w:pPr>
-          </w:p>
-        </w:tc>
-        <w:tc>
-          <w:tcPr/>
-          <w:p>
-            <w:pPr>
-              <w:pStyle w:val="Compact"/>
-            </w:pPr>
-            <w:r>
-              <w:rPr>
-                <w:rFonts w:hint="eastAsia"/>
-              </w:rPr>
-              <w:t xml:space="preserve">1社目からの継続的な収集</w:t>
-            </w:r>
-          </w:p>
-        </w:tc>
-        <w:tc>
-          <w:tcPr/>
-          <w:p>
-            <w:pPr>
-              <w:pStyle w:val="Compact"/>
-            </w:pPr>
-          </w:p>
-        </w:tc>
-      </w:tr>
-      <w:tr>
-        <w:tc>
-          <w:tcPr/>
-          <w:p>
-            <w:pPr>
-              <w:pStyle w:val="Compact"/>
-            </w:pPr>
-          </w:p>
-        </w:tc>
-        <w:tc>
-          <w:tcPr/>
-          <w:p>
-            <w:pPr>
-              <w:pStyle w:val="Compact"/>
-            </w:pPr>
             <w:r>
               <w:rPr>
                 <w:rFonts w:hint="eastAsia"/>
                 <w:b/>
                 <w:bCs/>
               </w:rPr>
-              <w:t xml:space="preserve">一気通貫の技術検証</w:t>
-            </w:r>
-          </w:p>
-        </w:tc>
-        <w:tc>
-          <w:tcPr/>
-          <w:p>
-            <w:pPr>
-              <w:pStyle w:val="Compact"/>
-            </w:pPr>
-          </w:p>
-        </w:tc>
-      </w:tr>
-      <w:tr>
-        <w:tc>
-          <w:tcPr/>
-          <w:p>
-            <w:pPr>
-              <w:pStyle w:val="Compact"/>
-            </w:pPr>
-          </w:p>
-        </w:tc>
-        <w:tc>
-          <w:tcPr/>
-          <w:p>
-            <w:pPr>
-              <w:pStyle w:val="Compact"/>
-            </w:pPr>
-            <w:r>
-              <w:rPr>
-                <w:rFonts w:hint="eastAsia"/>
-              </w:rPr>
-              <w:t xml:space="preserve">デプロイ確認</w:t>
-            </w:r>
-          </w:p>
-        </w:tc>
-        <w:tc>
-          <w:tcPr/>
-          <w:p>
-            <w:pPr>
-              <w:pStyle w:val="Compact"/>
-            </w:pPr>
-          </w:p>
-        </w:tc>
-      </w:tr>
-      <w:tr>
-        <w:tc>
-          <w:tcPr/>
-          <w:p>
-            <w:pPr>
-              <w:pStyle w:val="Compact"/>
-            </w:pPr>
-            <w:r>
-              <w:rPr>
+              <w:t xml:space="preserve">構築済み</w:t>
+            </w:r>
+          </w:p>
+        </w:tc>
+        <w:tc>
+          <w:tcPr/>
+          <w:p>
+            <w:pPr>
+              <w:pStyle w:val="Compact"/>
+            </w:pPr>
+          </w:p>
+        </w:tc>
+      </w:tr>
+      <w:tr>
+        <w:tc>
+          <w:tcPr/>
+          <w:p>
+            <w:pPr>
+              <w:pStyle w:val="Compact"/>
+            </w:pPr>
+          </w:p>
+        </w:tc>
+        <w:tc>
+          <w:tcPr/>
+          <w:p>
+            <w:pPr>
+              <w:pStyle w:val="Compact"/>
+            </w:pPr>
+            <w:r>
+              <w:rPr>
+                <w:rFonts w:hint="eastAsia"/>
+              </w:rPr>
+              <w:t xml:space="preserve">長い会話の中でも、いただいた情報を確実に保持する仕組み</w:t>
+            </w:r>
+          </w:p>
+        </w:tc>
+        <w:tc>
+          <w:tcPr/>
+          <w:p>
+            <w:pPr>
+              <w:pStyle w:val="Compact"/>
+            </w:pPr>
+          </w:p>
+        </w:tc>
+      </w:tr>
+      <w:tr>
+        <w:tc>
+          <w:tcPr/>
+          <w:p>
+            <w:pPr>
+              <w:pStyle w:val="Compact"/>
+            </w:pPr>
+          </w:p>
+        </w:tc>
+        <w:tc>
+          <w:tcPr/>
+          <w:p>
+            <w:pPr>
+              <w:pStyle w:val="Compact"/>
+            </w:pPr>
+            <w:r>
+              <w:rPr>
+                <w:rFonts w:hint="eastAsia"/>
+              </w:rPr>
+              <w:t xml:space="preserve">アカウント機能:</w:t>
+            </w:r>
+            <w:r>
+              <w:t xml:space="preserve"> </w:t>
+            </w:r>
+            <w:r>
+              <w:rPr>
+                <w:rFonts w:hint="eastAsia"/>
+              </w:rPr>
+              <w:t xml:space="preserve">登録・パスワード再設定・メール認証</w:t>
+            </w:r>
+          </w:p>
+        </w:tc>
+        <w:tc>
+          <w:tcPr/>
+          <w:p>
+            <w:pPr>
+              <w:pStyle w:val="Compact"/>
+            </w:pPr>
+          </w:p>
+        </w:tc>
+      </w:tr>
+      <w:tr>
+        <w:tc>
+          <w:tcPr/>
+          <w:p>
+            <w:pPr>
+              <w:pStyle w:val="Compact"/>
+            </w:pPr>
+          </w:p>
+        </w:tc>
+        <w:tc>
+          <w:tcPr/>
+          <w:p>
+            <w:pPr>
+              <w:pStyle w:val="Compact"/>
+            </w:pPr>
+            <w:r>
+              <w:rPr>
+                <w:rFonts w:hint="eastAsia"/>
                 <w:b/>
                 <w:bCs/>
               </w:rPr>
-              <w:t xml:space="preserve">フェーズ2</w:t>
-            </w:r>
-          </w:p>
-        </w:tc>
-        <w:tc>
-          <w:tcPr/>
-          <w:p>
-            <w:pPr>
-              <w:pStyle w:val="Compact"/>
-            </w:pPr>
-            <w:r>
-              <w:rPr>
-                <w:rFonts w:hint="eastAsia"/>
-              </w:rPr>
-              <w:t xml:space="preserve">書類作成</w:t>
-            </w:r>
-          </w:p>
-        </w:tc>
-        <w:tc>
-          <w:tcPr/>
-          <w:p>
-            <w:pPr>
-              <w:pStyle w:val="Compact"/>
-            </w:pPr>
-            <w:r>
-              <w:rPr>
-                <w:rFonts w:hint="eastAsia"/>
+              <w:t xml:space="preserve">AWS上のレビュー環境:</w:t>
+            </w:r>
+            <w:r>
+              <w:rPr>
                 <w:b/>
                 <w:bCs/>
               </w:rPr>
-              <w:t xml:space="preserve">4週間</w:t>
-            </w:r>
-          </w:p>
-        </w:tc>
-      </w:tr>
-      <w:tr>
-        <w:tc>
-          <w:tcPr/>
-          <w:p>
-            <w:pPr>
-              <w:pStyle w:val="Compact"/>
-            </w:pPr>
-          </w:p>
-        </w:tc>
-        <w:tc>
-          <w:tcPr/>
-          <w:p>
-            <w:pPr>
-              <w:pStyle w:val="Compact"/>
-            </w:pPr>
-            <w:r>
-              <w:rPr>
-                <w:rFonts w:hint="eastAsia"/>
-              </w:rPr>
-              <w:t xml:space="preserve">履歴書・職務経歴書の雛形および生成処理</w:t>
-            </w:r>
-          </w:p>
-        </w:tc>
-        <w:tc>
-          <w:tcPr/>
-          <w:p>
-            <w:pPr>
-              <w:pStyle w:val="Compact"/>
-            </w:pPr>
-          </w:p>
-        </w:tc>
-      </w:tr>
-      <w:tr>
-        <w:tc>
-          <w:tcPr/>
-          <w:p>
-            <w:pPr>
-              <w:pStyle w:val="Compact"/>
-            </w:pPr>
-          </w:p>
-        </w:tc>
-        <w:tc>
-          <w:tcPr/>
-          <w:p>
-            <w:pPr>
-              <w:pStyle w:val="Compact"/>
-            </w:pPr>
-            <w:r>
-              <w:rPr>
-                <w:rFonts w:hint="eastAsia"/>
-              </w:rPr>
-              <w:t xml:space="preserve">PDF出力とダウンロード</w:t>
-            </w:r>
-          </w:p>
-        </w:tc>
-        <w:tc>
-          <w:tcPr/>
-          <w:p>
-            <w:pPr>
-              <w:pStyle w:val="Compact"/>
-            </w:pPr>
-          </w:p>
-        </w:tc>
-      </w:tr>
-      <w:tr>
-        <w:tc>
-          <w:tcPr/>
-          <w:p>
-            <w:pPr>
-              <w:pStyle w:val="Compact"/>
-            </w:pPr>
-          </w:p>
-        </w:tc>
-        <w:tc>
-          <w:tcPr/>
-          <w:p>
-            <w:pPr>
-              <w:pStyle w:val="Compact"/>
-            </w:pPr>
-            <w:r>
-              <w:rPr>
-                <w:rFonts w:hint="eastAsia"/>
-              </w:rPr>
-              <w:t xml:space="preserve">AI聞き取りの改善</w:t>
-            </w:r>
-          </w:p>
-        </w:tc>
-        <w:tc>
-          <w:tcPr/>
-          <w:p>
-            <w:pPr>
-              <w:pStyle w:val="Compact"/>
-            </w:pPr>
-          </w:p>
-        </w:tc>
-      </w:tr>
-      <w:tr>
-        <w:tc>
-          <w:tcPr/>
-          <w:p>
-            <w:pPr>
-              <w:pStyle w:val="Compact"/>
-            </w:pPr>
-          </w:p>
-        </w:tc>
-        <w:tc>
-          <w:tcPr/>
-          <w:p>
-            <w:pPr>
-              <w:pStyle w:val="Compact"/>
-            </w:pPr>
-            <w:r>
-              <w:rPr>
-                <w:rFonts w:hint="eastAsia"/>
-              </w:rPr>
-              <w:t xml:space="preserve">2社目の取得元を収集対象に追加</w:t>
-            </w:r>
-          </w:p>
-        </w:tc>
-        <w:tc>
-          <w:tcPr/>
-          <w:p>
-            <w:pPr>
-              <w:pStyle w:val="Compact"/>
-            </w:pPr>
-          </w:p>
-        </w:tc>
-      </w:tr>
-      <w:tr>
-        <w:tc>
-          <w:tcPr/>
-          <w:p>
-            <w:pPr>
-              <w:pStyle w:val="Compact"/>
-            </w:pPr>
-            <w:r>
-              <w:rPr>
+              <w:t xml:space="preserve"> </w:t>
+            </w:r>
+            <w:r>
+              <w:rPr>
+                <w:rFonts w:hint="eastAsia"/>
                 <w:b/>
                 <w:bCs/>
               </w:rPr>
-              <w:t xml:space="preserve">フェーズ3</w:t>
-            </w:r>
-          </w:p>
-        </w:tc>
-        <w:tc>
-          <w:tcPr/>
-          <w:p>
-            <w:pPr>
-              <w:pStyle w:val="Compact"/>
-            </w:pPr>
-            <w:r>
-              <w:rPr>
-                <w:rFonts w:hint="eastAsia"/>
-              </w:rPr>
-              <w:t xml:space="preserve">求人検索</w:t>
-            </w:r>
+              <w:t xml:space="preserve">デプロイ、TLS、セッションの安全性</w:t>
+            </w:r>
+          </w:p>
+        </w:tc>
+        <w:tc>
+          <w:tcPr/>
+          <w:p>
+            <w:pPr>
+              <w:pStyle w:val="Compact"/>
+            </w:pPr>
+          </w:p>
+        </w:tc>
+      </w:tr>
+      <w:tr>
+        <w:tc>
+          <w:tcPr/>
+          <w:p>
+            <w:pPr>
+              <w:pStyle w:val="Compact"/>
+            </w:pPr>
+          </w:p>
+        </w:tc>
+        <w:tc>
+          <w:tcPr/>
+          <w:p>
+            <w:pPr>
+              <w:pStyle w:val="Compact"/>
+            </w:pPr>
+            <w:r>
+              <w:rPr>
+                <w:rFonts w:hint="eastAsia"/>
+              </w:rPr>
+              <w:t xml:space="preserve">破棄できないデータを持つ環境に必要となる、データベース変更の管理手順</w:t>
+            </w:r>
+          </w:p>
+        </w:tc>
+        <w:tc>
+          <w:tcPr/>
+          <w:p>
+            <w:pPr>
+              <w:pStyle w:val="Compact"/>
+            </w:pPr>
+          </w:p>
+        </w:tc>
+      </w:tr>
+      <w:tr>
+        <w:tc>
+          <w:tcPr/>
+          <w:p>
+            <w:pPr>
+              <w:pStyle w:val="Compact"/>
+            </w:pPr>
           </w:p>
         </w:tc>
         <w:tc>
@@ -5981,159 +6617,39 @@
                 <w:b/>
                 <w:bCs/>
               </w:rPr>
-              <w:t xml:space="preserve">5週間</w:t>
-            </w:r>
-          </w:p>
-        </w:tc>
-      </w:tr>
-      <w:tr>
-        <w:tc>
-          <w:tcPr/>
-          <w:p>
-            <w:pPr>
-              <w:pStyle w:val="Compact"/>
-            </w:pPr>
-          </w:p>
-        </w:tc>
-        <w:tc>
-          <w:tcPr/>
-          <w:p>
-            <w:pPr>
-              <w:pStyle w:val="Compact"/>
-            </w:pPr>
-            <w:r>
-              <w:rPr>
-                <w:rFonts w:hint="eastAsia"/>
-              </w:rPr>
-              <w:t xml:space="preserve">給与単位・地名・休日表記の正規化</w:t>
-            </w:r>
-          </w:p>
-        </w:tc>
-        <w:tc>
-          <w:tcPr/>
-          <w:p>
-            <w:pPr>
-              <w:pStyle w:val="Compact"/>
-            </w:pPr>
-          </w:p>
-        </w:tc>
-      </w:tr>
-      <w:tr>
-        <w:tc>
-          <w:tcPr/>
-          <w:p>
-            <w:pPr>
-              <w:pStyle w:val="Compact"/>
-            </w:pPr>
-          </w:p>
-        </w:tc>
-        <w:tc>
-          <w:tcPr/>
-          <w:p>
-            <w:pPr>
-              <w:pStyle w:val="Compact"/>
-            </w:pPr>
-            <w:r>
-              <w:rPr>
-                <w:rFonts w:hint="eastAsia"/>
-              </w:rPr>
-              <w:t xml:space="preserve">重複排除</w:t>
-            </w:r>
-          </w:p>
-        </w:tc>
-        <w:tc>
-          <w:tcPr/>
-          <w:p>
-            <w:pPr>
-              <w:pStyle w:val="Compact"/>
-            </w:pPr>
-          </w:p>
-        </w:tc>
-      </w:tr>
-      <w:tr>
-        <w:tc>
-          <w:tcPr/>
-          <w:p>
-            <w:pPr>
-              <w:pStyle w:val="Compact"/>
-            </w:pPr>
-          </w:p>
-        </w:tc>
-        <w:tc>
-          <w:tcPr/>
-          <w:p>
-            <w:pPr>
-              <w:pStyle w:val="Compact"/>
-            </w:pPr>
-            <w:r>
-              <w:rPr>
-                <w:rFonts w:hint="eastAsia"/>
-              </w:rPr>
-              <w:t xml:space="preserve">自然文からの条件抽出</w:t>
-            </w:r>
-          </w:p>
-        </w:tc>
-        <w:tc>
-          <w:tcPr/>
-          <w:p>
-            <w:pPr>
-              <w:pStyle w:val="Compact"/>
-            </w:pPr>
-          </w:p>
-        </w:tc>
-      </w:tr>
-      <w:tr>
-        <w:tc>
-          <w:tcPr/>
-          <w:p>
-            <w:pPr>
-              <w:pStyle w:val="Compact"/>
-            </w:pPr>
-          </w:p>
-        </w:tc>
-        <w:tc>
-          <w:tcPr/>
-          <w:p>
-            <w:pPr>
-              <w:pStyle w:val="Compact"/>
-            </w:pPr>
-            <w:r>
-              <w:rPr>
-                <w:rFonts w:hint="eastAsia"/>
-              </w:rPr>
-              <w:t xml:space="preserve">検索機能とAIの連携</w:t>
-            </w:r>
-          </w:p>
-        </w:tc>
-        <w:tc>
-          <w:tcPr/>
-          <w:p>
-            <w:pPr>
-              <w:pStyle w:val="Compact"/>
-            </w:pPr>
-          </w:p>
-        </w:tc>
-      </w:tr>
-      <w:tr>
-        <w:tc>
-          <w:tcPr/>
-          <w:p>
-            <w:pPr>
-              <w:pStyle w:val="Compact"/>
-            </w:pPr>
-          </w:p>
-        </w:tc>
-        <w:tc>
-          <w:tcPr/>
-          <w:p>
-            <w:pPr>
-              <w:pStyle w:val="Compact"/>
-            </w:pPr>
-            <w:r>
-              <w:rPr>
-                <w:rFonts w:hint="eastAsia"/>
-              </w:rPr>
-              <w:t xml:space="preserve">書類のアップロードおよび記載内容の抽出</w:t>
+              <w:t xml:space="preserve">レビュー担当者によるご確認と、その結果に基づく品質評価環境の整備</w:t>
+            </w:r>
+          </w:p>
+        </w:tc>
+        <w:tc>
+          <w:tcPr/>
+          <w:p>
+            <w:pPr>
+              <w:pStyle w:val="Compact"/>
+            </w:pPr>
+          </w:p>
+        </w:tc>
+      </w:tr>
+      <w:tr>
+        <w:tc>
+          <w:tcPr/>
+          <w:p>
+            <w:pPr>
+              <w:pStyle w:val="Compact"/>
+            </w:pPr>
+          </w:p>
+        </w:tc>
+        <w:tc>
+          <w:tcPr/>
+          <w:p>
+            <w:pPr>
+              <w:pStyle w:val="Compact"/>
+            </w:pPr>
+            <w:r>
+              <w:rPr>
+                <w:rFonts w:hint="eastAsia"/>
+              </w:rPr>
+              <w:t xml:space="preserve">求人取得元の調査（レビュー期間と並行して実施）</w:t>
             </w:r>
           </w:p>
         </w:tc>
@@ -6158,21 +6674,21 @@
                 <w:b/>
                 <w:bCs/>
               </w:rPr>
-              <w:t xml:space="preserve">フェーズ4</w:t>
-            </w:r>
-          </w:p>
-        </w:tc>
-        <w:tc>
-          <w:tcPr/>
-          <w:p>
-            <w:pPr>
-              <w:pStyle w:val="Compact"/>
-            </w:pPr>
-            <w:r>
-              <w:rPr>
-                <w:rFonts w:hint="eastAsia"/>
-              </w:rPr>
-              <w:t xml:space="preserve">品質改善</w:t>
+              <w:t xml:space="preserve">フェーズ2</w:t>
+            </w:r>
+          </w:p>
+        </w:tc>
+        <w:tc>
+          <w:tcPr/>
+          <w:p>
+            <w:pPr>
+              <w:pStyle w:val="Compact"/>
+            </w:pPr>
+            <w:r>
+              <w:rPr>
+                <w:rFonts w:hint="eastAsia"/>
+              </w:rPr>
+              <w:t xml:space="preserve">求人データ収集</w:t>
             </w:r>
           </w:p>
         </w:tc>
@@ -6188,127 +6704,127 @@
                 <w:b/>
                 <w:bCs/>
               </w:rPr>
-              <w:t xml:space="preserve">3週間</w:t>
-            </w:r>
-          </w:p>
-        </w:tc>
-      </w:tr>
-      <w:tr>
-        <w:tc>
-          <w:tcPr/>
-          <w:p>
-            <w:pPr>
-              <w:pStyle w:val="Compact"/>
-            </w:pPr>
-          </w:p>
-        </w:tc>
-        <w:tc>
-          <w:tcPr/>
-          <w:p>
-            <w:pPr>
-              <w:pStyle w:val="Compact"/>
-            </w:pPr>
-            <w:r>
-              <w:rPr>
-                <w:rFonts w:hint="eastAsia"/>
-              </w:rPr>
-              <w:t xml:space="preserve">レビュー結果に基づく日本語応答品質の改善</w:t>
-            </w:r>
-          </w:p>
-        </w:tc>
-        <w:tc>
-          <w:tcPr/>
-          <w:p>
-            <w:pPr>
-              <w:pStyle w:val="Compact"/>
-            </w:pPr>
-          </w:p>
-        </w:tc>
-      </w:tr>
-      <w:tr>
-        <w:tc>
-          <w:tcPr/>
-          <w:p>
-            <w:pPr>
-              <w:pStyle w:val="Compact"/>
-            </w:pPr>
-          </w:p>
-        </w:tc>
-        <w:tc>
-          <w:tcPr/>
-          <w:p>
-            <w:pPr>
-              <w:pStyle w:val="Compact"/>
-            </w:pPr>
-            <w:r>
-              <w:rPr>
-                <w:rFonts w:hint="eastAsia"/>
-              </w:rPr>
-              <w:t xml:space="preserve">掲載状況の確認、取得日時の表示</w:t>
-            </w:r>
-          </w:p>
-        </w:tc>
-        <w:tc>
-          <w:tcPr/>
-          <w:p>
-            <w:pPr>
-              <w:pStyle w:val="Compact"/>
-            </w:pPr>
-          </w:p>
-        </w:tc>
-      </w:tr>
-      <w:tr>
-        <w:tc>
-          <w:tcPr/>
-          <w:p>
-            <w:pPr>
-              <w:pStyle w:val="Compact"/>
-            </w:pPr>
-          </w:p>
-        </w:tc>
-        <w:tc>
-          <w:tcPr/>
-          <w:p>
-            <w:pPr>
-              <w:pStyle w:val="Compact"/>
-            </w:pPr>
-            <w:r>
-              <w:rPr>
-                <w:rFonts w:hint="eastAsia"/>
-              </w:rPr>
-              <w:t xml:space="preserve">利用者による確認画面、検索結果の表示</w:t>
-            </w:r>
-          </w:p>
-        </w:tc>
-        <w:tc>
-          <w:tcPr/>
-          <w:p>
-            <w:pPr>
-              <w:pStyle w:val="Compact"/>
-            </w:pPr>
-          </w:p>
-        </w:tc>
-      </w:tr>
-      <w:tr>
-        <w:tc>
-          <w:tcPr/>
-          <w:p>
-            <w:pPr>
-              <w:pStyle w:val="Compact"/>
-            </w:pPr>
-          </w:p>
-        </w:tc>
-        <w:tc>
-          <w:tcPr/>
-          <w:p>
-            <w:pPr>
-              <w:pStyle w:val="Compact"/>
-            </w:pPr>
-            <w:r>
-              <w:rPr>
-                <w:rFonts w:hint="eastAsia"/>
-              </w:rPr>
-              <w:t xml:space="preserve">重複排除の精度調整</w:t>
+              <w:t xml:space="preserve">4週間</w:t>
+            </w:r>
+          </w:p>
+        </w:tc>
+      </w:tr>
+      <w:tr>
+        <w:tc>
+          <w:tcPr/>
+          <w:p>
+            <w:pPr>
+              <w:pStyle w:val="Compact"/>
+            </w:pPr>
+          </w:p>
+        </w:tc>
+        <w:tc>
+          <w:tcPr/>
+          <w:p>
+            <w:pPr>
+              <w:pStyle w:val="Compact"/>
+            </w:pPr>
+            <w:r>
+              <w:rPr>
+                <w:rFonts w:hint="eastAsia"/>
+              </w:rPr>
+              <w:t xml:space="preserve">求人データ構造およびデータベース設計</w:t>
+            </w:r>
+          </w:p>
+        </w:tc>
+        <w:tc>
+          <w:tcPr/>
+          <w:p>
+            <w:pPr>
+              <w:pStyle w:val="Compact"/>
+            </w:pPr>
+          </w:p>
+        </w:tc>
+      </w:tr>
+      <w:tr>
+        <w:tc>
+          <w:tcPr/>
+          <w:p>
+            <w:pPr>
+              <w:pStyle w:val="Compact"/>
+            </w:pPr>
+          </w:p>
+        </w:tc>
+        <w:tc>
+          <w:tcPr/>
+          <w:p>
+            <w:pPr>
+              <w:pStyle w:val="Compact"/>
+            </w:pPr>
+            <w:r>
+              <w:rPr>
+                <w:rFonts w:hint="eastAsia"/>
+              </w:rPr>
+              <w:t xml:space="preserve">取得間隔の制御を含む収集基盤</w:t>
+            </w:r>
+          </w:p>
+        </w:tc>
+        <w:tc>
+          <w:tcPr/>
+          <w:p>
+            <w:pPr>
+              <w:pStyle w:val="Compact"/>
+            </w:pPr>
+          </w:p>
+        </w:tc>
+      </w:tr>
+      <w:tr>
+        <w:tc>
+          <w:tcPr/>
+          <w:p>
+            <w:pPr>
+              <w:pStyle w:val="Compact"/>
+            </w:pPr>
+          </w:p>
+        </w:tc>
+        <w:tc>
+          <w:tcPr/>
+          <w:p>
+            <w:pPr>
+              <w:pStyle w:val="Compact"/>
+            </w:pPr>
+            <w:r>
+              <w:rPr>
+                <w:rFonts w:hint="eastAsia"/>
+              </w:rPr>
+              <w:t xml:space="preserve">元ページの保存および項目の抽出</w:t>
+            </w:r>
+          </w:p>
+        </w:tc>
+        <w:tc>
+          <w:tcPr/>
+          <w:p>
+            <w:pPr>
+              <w:pStyle w:val="Compact"/>
+            </w:pPr>
+          </w:p>
+        </w:tc>
+      </w:tr>
+      <w:tr>
+        <w:tc>
+          <w:tcPr/>
+          <w:p>
+            <w:pPr>
+              <w:pStyle w:val="Compact"/>
+            </w:pPr>
+          </w:p>
+        </w:tc>
+        <w:tc>
+          <w:tcPr/>
+          <w:p>
+            <w:pPr>
+              <w:pStyle w:val="Compact"/>
+            </w:pPr>
+            <w:r>
+              <w:rPr>
+                <w:rFonts w:hint="eastAsia"/>
+              </w:rPr>
+              <w:t xml:space="preserve">1社目・2社目からの継続的な収集</w:t>
             </w:r>
           </w:p>
         </w:tc>
@@ -6333,21 +6849,21 @@
                 <w:b/>
                 <w:bCs/>
               </w:rPr>
-              <w:t xml:space="preserve">フェーズ5</w:t>
-            </w:r>
-          </w:p>
-        </w:tc>
-        <w:tc>
-          <w:tcPr/>
-          <w:p>
-            <w:pPr>
-              <w:pStyle w:val="Compact"/>
-            </w:pPr>
-            <w:r>
-              <w:rPr>
-                <w:rFonts w:hint="eastAsia"/>
-              </w:rPr>
-              <w:t xml:space="preserve">商用機能</w:t>
+              <w:t xml:space="preserve">フェーズ3</w:t>
+            </w:r>
+          </w:p>
+        </w:tc>
+        <w:tc>
+          <w:tcPr/>
+          <w:p>
+            <w:pPr>
+              <w:pStyle w:val="Compact"/>
+            </w:pPr>
+            <w:r>
+              <w:rPr>
+                <w:rFonts w:hint="eastAsia"/>
+              </w:rPr>
+              <w:t xml:space="preserve">求人検索</w:t>
             </w:r>
           </w:p>
         </w:tc>
@@ -6387,71 +6903,167 @@
               <w:rPr>
                 <w:rFonts w:hint="eastAsia"/>
               </w:rPr>
-              <w:t xml:space="preserve">決済連携、料金プラン、解約処理</w:t>
-            </w:r>
-          </w:p>
-        </w:tc>
-        <w:tc>
-          <w:tcPr/>
-          <w:p>
-            <w:pPr>
-              <w:pStyle w:val="Compact"/>
-            </w:pPr>
-          </w:p>
-        </w:tc>
-      </w:tr>
-      <w:tr>
-        <w:tc>
-          <w:tcPr/>
-          <w:p>
-            <w:pPr>
-              <w:pStyle w:val="Compact"/>
-            </w:pPr>
-          </w:p>
-        </w:tc>
-        <w:tc>
-          <w:tcPr/>
-          <w:p>
-            <w:pPr>
-              <w:pStyle w:val="Compact"/>
-            </w:pPr>
-            <w:r>
-              <w:rPr>
-                <w:rFonts w:hint="eastAsia"/>
-              </w:rPr>
-              <w:t xml:space="preserve">アプリ内有人対応および引き継ぎ</w:t>
-            </w:r>
-          </w:p>
-        </w:tc>
-        <w:tc>
-          <w:tcPr/>
-          <w:p>
-            <w:pPr>
-              <w:pStyle w:val="Compact"/>
-            </w:pPr>
-          </w:p>
-        </w:tc>
-      </w:tr>
-      <w:tr>
-        <w:tc>
-          <w:tcPr/>
-          <w:p>
-            <w:pPr>
-              <w:pStyle w:val="Compact"/>
-            </w:pPr>
-          </w:p>
-        </w:tc>
-        <w:tc>
-          <w:tcPr/>
-          <w:p>
-            <w:pPr>
-              <w:pStyle w:val="Compact"/>
-            </w:pPr>
-            <w:r>
-              <w:rPr>
-                <w:rFonts w:hint="eastAsia"/>
-              </w:rPr>
-              <w:t xml:space="preserve">管理画面</w:t>
+              <w:t xml:space="preserve">給与単位・地名・休日表記の正規化</w:t>
+            </w:r>
+          </w:p>
+        </w:tc>
+        <w:tc>
+          <w:tcPr/>
+          <w:p>
+            <w:pPr>
+              <w:pStyle w:val="Compact"/>
+            </w:pPr>
+          </w:p>
+        </w:tc>
+      </w:tr>
+      <w:tr>
+        <w:tc>
+          <w:tcPr/>
+          <w:p>
+            <w:pPr>
+              <w:pStyle w:val="Compact"/>
+            </w:pPr>
+          </w:p>
+        </w:tc>
+        <w:tc>
+          <w:tcPr/>
+          <w:p>
+            <w:pPr>
+              <w:pStyle w:val="Compact"/>
+            </w:pPr>
+            <w:r>
+              <w:rPr>
+                <w:rFonts w:hint="eastAsia"/>
+              </w:rPr>
+              <w:t xml:space="preserve">重複排除</w:t>
+            </w:r>
+          </w:p>
+        </w:tc>
+        <w:tc>
+          <w:tcPr/>
+          <w:p>
+            <w:pPr>
+              <w:pStyle w:val="Compact"/>
+            </w:pPr>
+          </w:p>
+        </w:tc>
+      </w:tr>
+      <w:tr>
+        <w:tc>
+          <w:tcPr/>
+          <w:p>
+            <w:pPr>
+              <w:pStyle w:val="Compact"/>
+            </w:pPr>
+          </w:p>
+        </w:tc>
+        <w:tc>
+          <w:tcPr/>
+          <w:p>
+            <w:pPr>
+              <w:pStyle w:val="Compact"/>
+            </w:pPr>
+            <w:r>
+              <w:rPr>
+                <w:rFonts w:hint="eastAsia"/>
+              </w:rPr>
+              <w:t xml:space="preserve">自然文からの条件抽出</w:t>
+            </w:r>
+          </w:p>
+        </w:tc>
+        <w:tc>
+          <w:tcPr/>
+          <w:p>
+            <w:pPr>
+              <w:pStyle w:val="Compact"/>
+            </w:pPr>
+          </w:p>
+        </w:tc>
+      </w:tr>
+      <w:tr>
+        <w:tc>
+          <w:tcPr/>
+          <w:p>
+            <w:pPr>
+              <w:pStyle w:val="Compact"/>
+            </w:pPr>
+          </w:p>
+        </w:tc>
+        <w:tc>
+          <w:tcPr/>
+          <w:p>
+            <w:pPr>
+              <w:pStyle w:val="Compact"/>
+            </w:pPr>
+            <w:r>
+              <w:rPr>
+                <w:rFonts w:hint="eastAsia"/>
+              </w:rPr>
+              <w:t xml:space="preserve">検索機能とAIの連携</w:t>
+            </w:r>
+          </w:p>
+        </w:tc>
+        <w:tc>
+          <w:tcPr/>
+          <w:p>
+            <w:pPr>
+              <w:pStyle w:val="Compact"/>
+            </w:pPr>
+          </w:p>
+        </w:tc>
+      </w:tr>
+      <w:tr>
+        <w:tc>
+          <w:tcPr/>
+          <w:p>
+            <w:pPr>
+              <w:pStyle w:val="Compact"/>
+            </w:pPr>
+          </w:p>
+        </w:tc>
+        <w:tc>
+          <w:tcPr/>
+          <w:p>
+            <w:pPr>
+              <w:pStyle w:val="Compact"/>
+            </w:pPr>
+            <w:r>
+              <w:rPr>
+                <w:rFonts w:hint="eastAsia"/>
+              </w:rPr>
+              <w:t xml:space="preserve">AIが提示する求人が実在することの検証</w:t>
+            </w:r>
+          </w:p>
+        </w:tc>
+        <w:tc>
+          <w:tcPr/>
+          <w:p>
+            <w:pPr>
+              <w:pStyle w:val="Compact"/>
+            </w:pPr>
+          </w:p>
+        </w:tc>
+      </w:tr>
+      <w:tr>
+        <w:tc>
+          <w:tcPr/>
+          <w:p>
+            <w:pPr>
+              <w:pStyle w:val="Compact"/>
+            </w:pPr>
+          </w:p>
+        </w:tc>
+        <w:tc>
+          <w:tcPr/>
+          <w:p>
+            <w:pPr>
+              <w:pStyle w:val="Compact"/>
+            </w:pPr>
+            <w:r>
+              <w:rPr>
+                <w:rFonts w:hint="eastAsia"/>
+              </w:rPr>
+              <w:t xml:space="preserve">書類のアップロードおよび記載内容の抽出</w:t>
             </w:r>
           </w:p>
         </w:tc>
@@ -6476,21 +7088,21 @@
                 <w:b/>
                 <w:bCs/>
               </w:rPr>
-              <w:t xml:space="preserve">フェーズ6</w:t>
-            </w:r>
-          </w:p>
-        </w:tc>
-        <w:tc>
-          <w:tcPr/>
-          <w:p>
-            <w:pPr>
-              <w:pStyle w:val="Compact"/>
-            </w:pPr>
-            <w:r>
-              <w:rPr>
-                <w:rFonts w:hint="eastAsia"/>
-              </w:rPr>
-              <w:t xml:space="preserve">品質強化・リリース</w:t>
+              <w:t xml:space="preserve">フェーズ4</w:t>
+            </w:r>
+          </w:p>
+        </w:tc>
+        <w:tc>
+          <w:tcPr/>
+          <w:p>
+            <w:pPr>
+              <w:pStyle w:val="Compact"/>
+            </w:pPr>
+            <w:r>
+              <w:rPr>
+                <w:rFonts w:hint="eastAsia"/>
+              </w:rPr>
+              <w:t xml:space="preserve">品質改善</w:t>
             </w:r>
           </w:p>
         </w:tc>
@@ -6530,74 +7142,143 @@
               <w:rPr>
                 <w:rFonts w:hint="eastAsia"/>
               </w:rPr>
-              <w:t xml:space="preserve">性能・セキュリティ・同時接続10名での負荷試験</w:t>
-            </w:r>
-          </w:p>
-        </w:tc>
-        <w:tc>
-          <w:tcPr/>
-          <w:p>
-            <w:pPr>
-              <w:pStyle w:val="Compact"/>
-            </w:pPr>
-          </w:p>
-        </w:tc>
-      </w:tr>
-      <w:tr>
-        <w:tc>
-          <w:tcPr/>
-          <w:p>
-            <w:pPr>
-              <w:pStyle w:val="Compact"/>
-            </w:pPr>
-          </w:p>
-        </w:tc>
-        <w:tc>
-          <w:tcPr/>
-          <w:p>
-            <w:pPr>
-              <w:pStyle w:val="Compact"/>
-            </w:pPr>
-            <w:r>
-              <w:rPr>
-                <w:rFonts w:hint="eastAsia"/>
-              </w:rPr>
-              <w:t xml:space="preserve">本番環境構築、検収のご支援</w:t>
-            </w:r>
-          </w:p>
-        </w:tc>
-        <w:tc>
-          <w:tcPr/>
-          <w:p>
-            <w:pPr>
-              <w:pStyle w:val="Compact"/>
-            </w:pPr>
-          </w:p>
-        </w:tc>
-      </w:tr>
-      <w:tr>
-        <w:tc>
-          <w:tcPr/>
-          <w:p>
-            <w:pPr>
-              <w:pStyle w:val="Compact"/>
-            </w:pPr>
-            <w:r>
-              <w:rPr>
-                <w:rFonts w:hint="eastAsia"/>
+              <w:t xml:space="preserve">蓄積したレビュー結果に基づく日本語応答品質の改善</w:t>
+            </w:r>
+          </w:p>
+        </w:tc>
+        <w:tc>
+          <w:tcPr/>
+          <w:p>
+            <w:pPr>
+              <w:pStyle w:val="Compact"/>
+            </w:pPr>
+          </w:p>
+        </w:tc>
+      </w:tr>
+      <w:tr>
+        <w:tc>
+          <w:tcPr/>
+          <w:p>
+            <w:pPr>
+              <w:pStyle w:val="Compact"/>
+            </w:pPr>
+          </w:p>
+        </w:tc>
+        <w:tc>
+          <w:tcPr/>
+          <w:p>
+            <w:pPr>
+              <w:pStyle w:val="Compact"/>
+            </w:pPr>
+            <w:r>
+              <w:rPr>
+                <w:rFonts w:hint="eastAsia"/>
+              </w:rPr>
+              <w:t xml:space="preserve">掲載状況の確認、取得日時の表示</w:t>
+            </w:r>
+          </w:p>
+        </w:tc>
+        <w:tc>
+          <w:tcPr/>
+          <w:p>
+            <w:pPr>
+              <w:pStyle w:val="Compact"/>
+            </w:pPr>
+          </w:p>
+        </w:tc>
+      </w:tr>
+      <w:tr>
+        <w:tc>
+          <w:tcPr/>
+          <w:p>
+            <w:pPr>
+              <w:pStyle w:val="Compact"/>
+            </w:pPr>
+          </w:p>
+        </w:tc>
+        <w:tc>
+          <w:tcPr/>
+          <w:p>
+            <w:pPr>
+              <w:pStyle w:val="Compact"/>
+            </w:pPr>
+            <w:r>
+              <w:rPr>
+                <w:rFonts w:hint="eastAsia"/>
+              </w:rPr>
+              <w:t xml:space="preserve">利用者による確認画面、検索結果の表示</w:t>
+            </w:r>
+          </w:p>
+        </w:tc>
+        <w:tc>
+          <w:tcPr/>
+          <w:p>
+            <w:pPr>
+              <w:pStyle w:val="Compact"/>
+            </w:pPr>
+          </w:p>
+        </w:tc>
+      </w:tr>
+      <w:tr>
+        <w:tc>
+          <w:tcPr/>
+          <w:p>
+            <w:pPr>
+              <w:pStyle w:val="Compact"/>
+            </w:pPr>
+          </w:p>
+        </w:tc>
+        <w:tc>
+          <w:tcPr/>
+          <w:p>
+            <w:pPr>
+              <w:pStyle w:val="Compact"/>
+            </w:pPr>
+            <w:r>
+              <w:rPr>
+                <w:rFonts w:hint="eastAsia"/>
+              </w:rPr>
+              <w:t xml:space="preserve">重複排除の精度調整</w:t>
+            </w:r>
+          </w:p>
+        </w:tc>
+        <w:tc>
+          <w:tcPr/>
+          <w:p>
+            <w:pPr>
+              <w:pStyle w:val="Compact"/>
+            </w:pPr>
+          </w:p>
+        </w:tc>
+      </w:tr>
+      <w:tr>
+        <w:tc>
+          <w:tcPr/>
+          <w:p>
+            <w:pPr>
+              <w:pStyle w:val="Compact"/>
+            </w:pPr>
+            <w:r>
+              <w:rPr>
                 <w:b/>
                 <w:bCs/>
               </w:rPr>
-              <w:t xml:space="preserve">合計</w:t>
-            </w:r>
-          </w:p>
-        </w:tc>
-        <w:tc>
-          <w:tcPr/>
-          <w:p>
-            <w:pPr>
-              <w:pStyle w:val="Compact"/>
-            </w:pPr>
+              <w:t xml:space="preserve">フェーズ5</w:t>
+            </w:r>
+          </w:p>
+        </w:tc>
+        <w:tc>
+          <w:tcPr/>
+          <w:p>
+            <w:pPr>
+              <w:pStyle w:val="Compact"/>
+            </w:pPr>
+            <w:r>
+              <w:rPr>
+                <w:rFonts w:hint="eastAsia"/>
+              </w:rPr>
+              <w:t xml:space="preserve">商用機能</w:t>
+            </w:r>
           </w:p>
         </w:tc>
         <w:tc>
@@ -6612,7 +7293,256 @@
                 <w:b/>
                 <w:bCs/>
               </w:rPr>
-              <w:t xml:space="preserve">25週間</w:t>
+              <w:t xml:space="preserve">5週間</w:t>
+            </w:r>
+          </w:p>
+        </w:tc>
+      </w:tr>
+      <w:tr>
+        <w:tc>
+          <w:tcPr/>
+          <w:p>
+            <w:pPr>
+              <w:pStyle w:val="Compact"/>
+            </w:pPr>
+          </w:p>
+        </w:tc>
+        <w:tc>
+          <w:tcPr/>
+          <w:p>
+            <w:pPr>
+              <w:pStyle w:val="Compact"/>
+            </w:pPr>
+            <w:r>
+              <w:rPr>
+                <w:rFonts w:hint="eastAsia"/>
+              </w:rPr>
+              <w:t xml:space="preserve">決済連携、料金プラン、解約処理</w:t>
+            </w:r>
+          </w:p>
+        </w:tc>
+        <w:tc>
+          <w:tcPr/>
+          <w:p>
+            <w:pPr>
+              <w:pStyle w:val="Compact"/>
+            </w:pPr>
+          </w:p>
+        </w:tc>
+      </w:tr>
+      <w:tr>
+        <w:tc>
+          <w:tcPr/>
+          <w:p>
+            <w:pPr>
+              <w:pStyle w:val="Compact"/>
+            </w:pPr>
+          </w:p>
+        </w:tc>
+        <w:tc>
+          <w:tcPr/>
+          <w:p>
+            <w:pPr>
+              <w:pStyle w:val="Compact"/>
+            </w:pPr>
+            <w:r>
+              <w:rPr>
+                <w:rFonts w:hint="eastAsia"/>
+              </w:rPr>
+              <w:t xml:space="preserve">アプリ内有人対応および引き継ぎ</w:t>
+            </w:r>
+          </w:p>
+        </w:tc>
+        <w:tc>
+          <w:tcPr/>
+          <w:p>
+            <w:pPr>
+              <w:pStyle w:val="Compact"/>
+            </w:pPr>
+          </w:p>
+        </w:tc>
+      </w:tr>
+      <w:tr>
+        <w:tc>
+          <w:tcPr/>
+          <w:p>
+            <w:pPr>
+              <w:pStyle w:val="Compact"/>
+            </w:pPr>
+          </w:p>
+        </w:tc>
+        <w:tc>
+          <w:tcPr/>
+          <w:p>
+            <w:pPr>
+              <w:pStyle w:val="Compact"/>
+            </w:pPr>
+            <w:r>
+              <w:rPr>
+                <w:rFonts w:hint="eastAsia"/>
+              </w:rPr>
+              <w:t xml:space="preserve">管理画面</w:t>
+            </w:r>
+          </w:p>
+        </w:tc>
+        <w:tc>
+          <w:tcPr/>
+          <w:p>
+            <w:pPr>
+              <w:pStyle w:val="Compact"/>
+            </w:pPr>
+          </w:p>
+        </w:tc>
+      </w:tr>
+      <w:tr>
+        <w:tc>
+          <w:tcPr/>
+          <w:p>
+            <w:pPr>
+              <w:pStyle w:val="Compact"/>
+            </w:pPr>
+            <w:r>
+              <w:rPr>
+                <w:b/>
+                <w:bCs/>
+              </w:rPr>
+              <w:t xml:space="preserve">フェーズ6</w:t>
+            </w:r>
+          </w:p>
+        </w:tc>
+        <w:tc>
+          <w:tcPr/>
+          <w:p>
+            <w:pPr>
+              <w:pStyle w:val="Compact"/>
+            </w:pPr>
+            <w:r>
+              <w:rPr>
+                <w:rFonts w:hint="eastAsia"/>
+              </w:rPr>
+              <w:t xml:space="preserve">品質強化・リリース</w:t>
+            </w:r>
+          </w:p>
+        </w:tc>
+        <w:tc>
+          <w:tcPr/>
+          <w:p>
+            <w:pPr>
+              <w:pStyle w:val="Compact"/>
+            </w:pPr>
+            <w:r>
+              <w:rPr>
+                <w:rFonts w:hint="eastAsia"/>
+                <w:b/>
+                <w:bCs/>
+              </w:rPr>
+              <w:t xml:space="preserve">3週間</w:t>
+            </w:r>
+          </w:p>
+        </w:tc>
+      </w:tr>
+      <w:tr>
+        <w:tc>
+          <w:tcPr/>
+          <w:p>
+            <w:pPr>
+              <w:pStyle w:val="Compact"/>
+            </w:pPr>
+          </w:p>
+        </w:tc>
+        <w:tc>
+          <w:tcPr/>
+          <w:p>
+            <w:pPr>
+              <w:pStyle w:val="Compact"/>
+            </w:pPr>
+            <w:r>
+              <w:rPr>
+                <w:rFonts w:hint="eastAsia"/>
+              </w:rPr>
+              <w:t xml:space="preserve">性能・セキュリティ・同時接続10名での負荷試験</w:t>
+            </w:r>
+          </w:p>
+        </w:tc>
+        <w:tc>
+          <w:tcPr/>
+          <w:p>
+            <w:pPr>
+              <w:pStyle w:val="Compact"/>
+            </w:pPr>
+          </w:p>
+        </w:tc>
+      </w:tr>
+      <w:tr>
+        <w:tc>
+          <w:tcPr/>
+          <w:p>
+            <w:pPr>
+              <w:pStyle w:val="Compact"/>
+            </w:pPr>
+          </w:p>
+        </w:tc>
+        <w:tc>
+          <w:tcPr/>
+          <w:p>
+            <w:pPr>
+              <w:pStyle w:val="Compact"/>
+            </w:pPr>
+            <w:r>
+              <w:rPr>
+                <w:rFonts w:hint="eastAsia"/>
+              </w:rPr>
+              <w:t xml:space="preserve">本番環境構築、検収のご支援</w:t>
+            </w:r>
+          </w:p>
+        </w:tc>
+        <w:tc>
+          <w:tcPr/>
+          <w:p>
+            <w:pPr>
+              <w:pStyle w:val="Compact"/>
+            </w:pPr>
+          </w:p>
+        </w:tc>
+      </w:tr>
+      <w:tr>
+        <w:tc>
+          <w:tcPr/>
+          <w:p>
+            <w:pPr>
+              <w:pStyle w:val="Compact"/>
+            </w:pPr>
+            <w:r>
+              <w:rPr>
+                <w:rFonts w:hint="eastAsia"/>
+                <w:b/>
+                <w:bCs/>
+              </w:rPr>
+              <w:t xml:space="preserve">残作業の合計</w:t>
+            </w:r>
+          </w:p>
+        </w:tc>
+        <w:tc>
+          <w:tcPr/>
+          <w:p>
+            <w:pPr>
+              <w:pStyle w:val="Compact"/>
+            </w:pPr>
+          </w:p>
+        </w:tc>
+        <w:tc>
+          <w:tcPr/>
+          <w:p>
+            <w:pPr>
+              <w:pStyle w:val="Compact"/>
+            </w:pPr>
+            <w:r>
+              <w:rPr>
+                <w:rFonts w:hint="eastAsia"/>
+                <w:b/>
+                <w:bCs/>
+              </w:rPr>
+              <w:t xml:space="preserve">24週間</w:t>
             </w:r>
           </w:p>
         </w:tc>
@@ -6628,7 +7558,7 @@
           <w:b/>
           <w:bCs/>
         </w:rPr>
-        <w:t xml:space="preserve">約6か月となります。</w:t>
+        <w:t xml:space="preserve">フェーズ1の開始から約5か月半となります。</w:t>
       </w:r>
     </w:p>
     <w:p>
@@ -6636,51 +7566,218 @@
         <w:pStyle w:val="BodyText"/>
       </w:pPr>
       <w:r>
-        <w:drawing>
-          <wp:inline>
-            <wp:extent cx="5334000" cy="15477344"/>
-            <wp:effectExtent b="0" l="0" r="0" t="0"/>
-            <wp:docPr descr="" title="" id="45" name="Picture"/>
-            <a:graphic>
-              <a:graphicData uri="http://schemas.openxmlformats.org/drawingml/2006/picture">
-                <pic:pic>
-                  <pic:nvPicPr>
-                    <pic:cNvPr descr="images/diagram-05.png" id="46" name="Picture"/>
-                    <pic:cNvPicPr>
-                      <a:picLocks noChangeArrowheads="1" noChangeAspect="1"/>
-                    </pic:cNvPicPr>
-                  </pic:nvPicPr>
-                  <pic:blipFill>
-                    <a:blip r:embed="rId44"/>
-                    <a:stretch>
-                      <a:fillRect/>
-                    </a:stretch>
-                  </pic:blipFill>
-                  <pic:spPr bwMode="auto">
-                    <a:xfrm>
-                      <a:off x="0" y="0"/>
-                      <a:ext cx="5334000" cy="15477344"/>
-                    </a:xfrm>
-                    <a:prstGeom prst="rect">
-                      <a:avLst/>
-                    </a:prstGeom>
-                    <a:noFill/>
-                    <a:ln w="9525">
-                      <a:noFill/>
-                      <a:headEnd/>
-                      <a:tailEnd/>
-                    </a:ln>
-                  </pic:spPr>
-                </pic:pic>
-              </a:graphicData>
-            </a:graphic>
-          </wp:inline>
-        </w:drawing>
+        <w:rPr>
+          <w:rFonts w:hint="eastAsia"/>
+        </w:rPr>
+        <w:t xml:space="preserve">前版では7フェーズで25週間としておりました。フェーズ0と書類作成の大部分がすでに完了しておりますが、そこで生じた余力を、レビュー環境とアカウント機能をフェーズ1へ前倒しすることに充てております。残りが24週間と大きく減っていないのはそのためです。変わったのは作業量ではなく順序であり、日本語の読み手にしか判断できない部分を最初に作り、最初にご確認いただく構成といたしました。</w:t>
       </w:r>
     </w:p>
     <w:p>
       <w:pPr>
         <w:pStyle w:val="BodyText"/>
+      </w:pPr>
+      <w:r>
+        <w:rPr>
+          <w:rFonts w:hint="eastAsia"/>
+        </w:rPr>
+        <w:t xml:space="preserve">フェーズ1は、書類生成が構築済みであっても4週間を据え置いております。当該フェーズに残る作業は、レビューを開始する前に確度をもって見積もることができないためです。短縮できた分は、通例どおりフェーズの区切りにてご報告いたします。</w:t>
+      </w:r>
+    </w:p>
+    <w:p>
+      <w:pPr>
+        <w:pStyle w:val="SourceCode"/>
+      </w:pPr>
+      <w:r>
+        <w:rPr>
+          <w:rStyle w:val="VerbatimChar"/>
+        </w:rPr>
+        <w:t xml:space="preserve">flowchart TD</w:t>
+      </w:r>
+      <w:r>
+        <w:br/>
+      </w:r>
+      <w:r>
+        <w:rPr>
+          <w:rStyle w:val="VerbatimChar"/>
+        </w:rPr>
+        <w:t xml:space="preserve">    P0["フェーズ0 · </w:t>
+      </w:r>
+      <w:r>
+        <w:rPr>
+          <w:rStyle w:val="VerbatimChar"/>
+          <w:rFonts w:hint="eastAsia"/>
+        </w:rPr>
+        <w:t xml:space="preserve">完了&lt;br/&gt;会話基盤"]</w:t>
+      </w:r>
+      <w:r>
+        <w:br/>
+      </w:r>
+      <w:r>
+        <w:rPr>
+          <w:rStyle w:val="VerbatimChar"/>
+        </w:rPr>
+        <w:t xml:space="preserve">    P1["フェーズ1 · </w:t>
+      </w:r>
+      <w:r>
+        <w:rPr>
+          <w:rStyle w:val="VerbatimChar"/>
+          <w:rFonts w:hint="eastAsia"/>
+        </w:rPr>
+        <w:t xml:space="preserve">4週間&lt;br/&gt;書類作成・レビュー環境&lt;br/&gt;アカウント、デプロイ、&lt;br/&gt;レビュー開始"]</w:t>
+      </w:r>
+      <w:r>
+        <w:br/>
+      </w:r>
+      <w:r>
+        <w:rPr>
+          <w:rStyle w:val="VerbatimChar"/>
+        </w:rPr>
+        <w:t xml:space="preserve">    P2["フェーズ2 · </w:t>
+      </w:r>
+      <w:r>
+        <w:rPr>
+          <w:rStyle w:val="VerbatimChar"/>
+          <w:rFonts w:hint="eastAsia"/>
+        </w:rPr>
+        <w:t xml:space="preserve">4週間&lt;br/&gt;求人データ収集"]</w:t>
+      </w:r>
+      <w:r>
+        <w:br/>
+      </w:r>
+      <w:r>
+        <w:rPr>
+          <w:rStyle w:val="VerbatimChar"/>
+        </w:rPr>
+        <w:t xml:space="preserve">    P3["フェーズ3 · </w:t>
+      </w:r>
+      <w:r>
+        <w:rPr>
+          <w:rStyle w:val="VerbatimChar"/>
+          <w:rFonts w:hint="eastAsia"/>
+        </w:rPr>
+        <w:t xml:space="preserve">5週間&lt;br/&gt;求人検索・重複排除"]</w:t>
+      </w:r>
+      <w:r>
+        <w:br/>
+      </w:r>
+      <w:r>
+        <w:rPr>
+          <w:rStyle w:val="VerbatimChar"/>
+        </w:rPr>
+        <w:t xml:space="preserve">    P4["フェーズ4 · </w:t>
+      </w:r>
+      <w:r>
+        <w:rPr>
+          <w:rStyle w:val="VerbatimChar"/>
+          <w:rFonts w:hint="eastAsia"/>
+        </w:rPr>
+        <w:t xml:space="preserve">3週間&lt;br/&gt;品質改善"]</w:t>
+      </w:r>
+      <w:r>
+        <w:br/>
+      </w:r>
+      <w:r>
+        <w:rPr>
+          <w:rStyle w:val="VerbatimChar"/>
+        </w:rPr>
+        <w:t xml:space="preserve">    P5["フェーズ5 · </w:t>
+      </w:r>
+      <w:r>
+        <w:rPr>
+          <w:rStyle w:val="VerbatimChar"/>
+          <w:rFonts w:hint="eastAsia"/>
+        </w:rPr>
+        <w:t xml:space="preserve">5週間&lt;br/&gt;商用機能"]</w:t>
+      </w:r>
+      <w:r>
+        <w:br/>
+      </w:r>
+      <w:r>
+        <w:rPr>
+          <w:rStyle w:val="VerbatimChar"/>
+        </w:rPr>
+        <w:t xml:space="preserve">    P6["フェーズ6 · </w:t>
+      </w:r>
+      <w:r>
+        <w:rPr>
+          <w:rStyle w:val="VerbatimChar"/>
+          <w:rFonts w:hint="eastAsia"/>
+        </w:rPr>
+        <w:t xml:space="preserve">3週間&lt;br/&gt;品質強化・リリース"]</w:t>
+      </w:r>
+      <w:r>
+        <w:br/>
+      </w:r>
+      <w:r>
+        <w:rPr>
+          <w:rStyle w:val="VerbatimChar"/>
+        </w:rPr>
+        <w:t xml:space="preserve">    P0 --&gt; P1 --&gt; P2 --&gt; P3 --&gt; P4 --&gt; P5 --&gt; P6</w:t>
+      </w:r>
+      <w:r>
+        <w:br/>
+      </w:r>
+      <w:r>
+        <w:rPr>
+          <w:rStyle w:val="VerbatimChar"/>
+        </w:rPr>
+        <w:t xml:space="preserve">    P1 -. </w:t>
+      </w:r>
+      <w:r>
+        <w:rPr>
+          <w:rStyle w:val="VerbatimChar"/>
+          <w:rFonts w:hint="eastAsia"/>
+        </w:rPr>
+        <w:t xml:space="preserve">"以降、レビューを継続"</w:t>
+      </w:r>
+      <w:r>
+        <w:rPr>
+          <w:rStyle w:val="VerbatimChar"/>
+        </w:rPr>
+        <w:t xml:space="preserve"> .-&gt; P4</w:t>
+      </w:r>
+      <w:r>
+        <w:br/>
+      </w:r>
+      <w:r>
+        <w:rPr>
+          <w:rStyle w:val="VerbatimChar"/>
+        </w:rPr>
+        <w:t xml:space="preserve">    P2 -. </w:t>
+      </w:r>
+      <w:r>
+        <w:rPr>
+          <w:rStyle w:val="VerbatimChar"/>
+          <w:rFonts w:hint="eastAsia"/>
+        </w:rPr>
+        <w:t xml:space="preserve">"以降、収集を継続"</w:t>
+      </w:r>
+      <w:r>
+        <w:rPr>
+          <w:rStyle w:val="VerbatimChar"/>
+        </w:rPr>
+        <w:t xml:space="preserve"> .-&gt; P3</w:t>
+      </w:r>
+      <w:r>
+        <w:br/>
+      </w:r>
+      <w:r>
+        <w:rPr>
+          <w:rStyle w:val="VerbatimChar"/>
+        </w:rPr>
+        <w:t xml:space="preserve">    P6 --&gt; </w:t>
+      </w:r>
+      <w:r>
+        <w:rPr>
+          <w:rStyle w:val="VerbatimChar"/>
+          <w:rFonts w:hint="eastAsia"/>
+        </w:rPr>
+        <w:t xml:space="preserve">OPT["任意機能&lt;br/&gt;第4章"]</w:t>
+      </w:r>
+    </w:p>
+    <w:p>
+      <w:pPr>
+        <w:pStyle w:val="FirstParagraph"/>
       </w:pPr>
       <w:r>
         <w:rPr>
@@ -6708,65 +7805,373 @@
     </w:p>
     <w:p>
       <w:pPr>
+        <w:pStyle w:val="SourceCode"/>
+      </w:pPr>
+      <w:r>
+        <w:rPr>
+          <w:rStyle w:val="VerbatimChar"/>
+        </w:rPr>
+        <w:t xml:space="preserve">gantt</w:t>
+      </w:r>
+      <w:r>
+        <w:br/>
+      </w:r>
+      <w:r>
+        <w:rPr>
+          <w:rStyle w:val="VerbatimChar"/>
+        </w:rPr>
+        <w:t xml:space="preserve">    title </w:t>
+      </w:r>
+      <w:r>
+        <w:rPr>
+          <w:rStyle w:val="VerbatimChar"/>
+          <w:rFonts w:hint="eastAsia"/>
+        </w:rPr>
+        <w:t xml:space="preserve">必須機能</w:t>
+      </w:r>
+      <w:r>
+        <w:rPr>
+          <w:rStyle w:val="VerbatimChar"/>
+        </w:rPr>
+        <w:t xml:space="preserve"> </w:t>
+      </w:r>
+      <w:r>
+        <w:rPr>
+          <w:rStyle w:val="VerbatimChar"/>
+          <w:rFonts w:hint="eastAsia"/>
+        </w:rPr>
+        <w:t xml:space="preserve">開発スケジュール（着手日は仮置きです）</w:t>
+      </w:r>
+      <w:r>
+        <w:br/>
+      </w:r>
+      <w:r>
+        <w:rPr>
+          <w:rStyle w:val="VerbatimChar"/>
+        </w:rPr>
+        <w:t xml:space="preserve">    dateFormat YYYY-MM-DD</w:t>
+      </w:r>
+      <w:r>
+        <w:br/>
+      </w:r>
+      <w:r>
+        <w:rPr>
+          <w:rStyle w:val="VerbatimChar"/>
+        </w:rPr>
+        <w:t xml:space="preserve">    axisFormat %Y-%m</w:t>
+      </w:r>
+      <w:r>
+        <w:br/>
+      </w:r>
+      <w:r>
+        <w:rPr>
+          <w:rStyle w:val="VerbatimChar"/>
+        </w:rPr>
+        <w:t xml:space="preserve">    section </w:t>
+      </w:r>
+      <w:r>
+        <w:rPr>
+          <w:rStyle w:val="VerbatimChar"/>
+          <w:rFonts w:hint="eastAsia"/>
+        </w:rPr>
+        <w:t xml:space="preserve">基盤</w:t>
+      </w:r>
+      <w:r>
+        <w:br/>
+      </w:r>
+      <w:r>
+        <w:rPr>
+          <w:rStyle w:val="VerbatimChar"/>
+        </w:rPr>
+        <w:t xml:space="preserve">    フェーズ0 </w:t>
+      </w:r>
+      <w:r>
+        <w:rPr>
+          <w:rStyle w:val="VerbatimChar"/>
+          <w:rFonts w:hint="eastAsia"/>
+        </w:rPr>
+        <w:t xml:space="preserve">会話基盤</w:t>
+      </w:r>
+      <w:r>
+        <w:rPr>
+          <w:rStyle w:val="VerbatimChar"/>
+        </w:rPr>
+        <w:t xml:space="preserve">       :done, p0, 2026-08-11, 5w</w:t>
+      </w:r>
+      <w:r>
+        <w:br/>
+      </w:r>
+      <w:r>
+        <w:rPr>
+          <w:rStyle w:val="VerbatimChar"/>
+        </w:rPr>
+        <w:t xml:space="preserve">    section </w:t>
+      </w:r>
+      <w:r>
+        <w:rPr>
+          <w:rStyle w:val="VerbatimChar"/>
+          <w:rFonts w:hint="eastAsia"/>
+        </w:rPr>
+        <w:t xml:space="preserve">書類</w:t>
+      </w:r>
+      <w:r>
+        <w:br/>
+      </w:r>
+      <w:r>
+        <w:rPr>
+          <w:rStyle w:val="VerbatimChar"/>
+        </w:rPr>
+        <w:t xml:space="preserve">    フェーズ1 </w:t>
+      </w:r>
+      <w:r>
+        <w:rPr>
+          <w:rStyle w:val="VerbatimChar"/>
+          <w:rFonts w:hint="eastAsia"/>
+        </w:rPr>
+        <w:t xml:space="preserve">書類・レビュー</w:t>
+      </w:r>
+      <w:r>
+        <w:rPr>
+          <w:rStyle w:val="VerbatimChar"/>
+        </w:rPr>
+        <w:t xml:space="preserve"> :p1, 2026-09-15, 4w</w:t>
+      </w:r>
+      <w:r>
+        <w:br/>
+      </w:r>
+      <w:r>
+        <w:rPr>
+          <w:rStyle w:val="VerbatimChar"/>
+        </w:rPr>
+        <w:t xml:space="preserve">    section </w:t>
+      </w:r>
+      <w:r>
+        <w:rPr>
+          <w:rStyle w:val="VerbatimChar"/>
+          <w:rFonts w:hint="eastAsia"/>
+        </w:rPr>
+        <w:t xml:space="preserve">収集</w:t>
+      </w:r>
+      <w:r>
+        <w:br/>
+      </w:r>
+      <w:r>
+        <w:rPr>
+          <w:rStyle w:val="VerbatimChar"/>
+        </w:rPr>
+        <w:t xml:space="preserve">    フェーズ2 </w:t>
+      </w:r>
+      <w:r>
+        <w:rPr>
+          <w:rStyle w:val="VerbatimChar"/>
+          <w:rFonts w:hint="eastAsia"/>
+        </w:rPr>
+        <w:t xml:space="preserve">求人データ収集</w:t>
+      </w:r>
+      <w:r>
+        <w:rPr>
+          <w:rStyle w:val="VerbatimChar"/>
+        </w:rPr>
+        <w:t xml:space="preserve"> :p2, after p1, 4w</w:t>
+      </w:r>
+      <w:r>
+        <w:br/>
+      </w:r>
+      <w:r>
+        <w:rPr>
+          <w:rStyle w:val="VerbatimChar"/>
+        </w:rPr>
+        <w:t xml:space="preserve">    section </w:t>
+      </w:r>
+      <w:r>
+        <w:rPr>
+          <w:rStyle w:val="VerbatimChar"/>
+          <w:rFonts w:hint="eastAsia"/>
+        </w:rPr>
+        <w:t xml:space="preserve">検索</w:t>
+      </w:r>
+      <w:r>
+        <w:br/>
+      </w:r>
+      <w:r>
+        <w:rPr>
+          <w:rStyle w:val="VerbatimChar"/>
+        </w:rPr>
+        <w:t xml:space="preserve">    フェーズ3 </w:t>
+      </w:r>
+      <w:r>
+        <w:rPr>
+          <w:rStyle w:val="VerbatimChar"/>
+          <w:rFonts w:hint="eastAsia"/>
+        </w:rPr>
+        <w:t xml:space="preserve">求人検索</w:t>
+      </w:r>
+      <w:r>
+        <w:rPr>
+          <w:rStyle w:val="VerbatimChar"/>
+        </w:rPr>
+        <w:t xml:space="preserve">       :p3, after p2, 5w</w:t>
+      </w:r>
+      <w:r>
+        <w:br/>
+      </w:r>
+      <w:r>
+        <w:rPr>
+          <w:rStyle w:val="VerbatimChar"/>
+        </w:rPr>
+        <w:t xml:space="preserve">    section </w:t>
+      </w:r>
+      <w:r>
+        <w:rPr>
+          <w:rStyle w:val="VerbatimChar"/>
+          <w:rFonts w:hint="eastAsia"/>
+        </w:rPr>
+        <w:t xml:space="preserve">品質</w:t>
+      </w:r>
+      <w:r>
+        <w:br/>
+      </w:r>
+      <w:r>
+        <w:rPr>
+          <w:rStyle w:val="VerbatimChar"/>
+        </w:rPr>
+        <w:t xml:space="preserve">    フェーズ4 </w:t>
+      </w:r>
+      <w:r>
+        <w:rPr>
+          <w:rStyle w:val="VerbatimChar"/>
+          <w:rFonts w:hint="eastAsia"/>
+        </w:rPr>
+        <w:t xml:space="preserve">品質改善</w:t>
+      </w:r>
+      <w:r>
+        <w:rPr>
+          <w:rStyle w:val="VerbatimChar"/>
+        </w:rPr>
+        <w:t xml:space="preserve">       :p4, after p3, 3w</w:t>
+      </w:r>
+      <w:r>
+        <w:br/>
+      </w:r>
+      <w:r>
+        <w:rPr>
+          <w:rStyle w:val="VerbatimChar"/>
+        </w:rPr>
+        <w:t xml:space="preserve">    section </w:t>
+      </w:r>
+      <w:r>
+        <w:rPr>
+          <w:rStyle w:val="VerbatimChar"/>
+          <w:rFonts w:hint="eastAsia"/>
+        </w:rPr>
+        <w:t xml:space="preserve">商用</w:t>
+      </w:r>
+      <w:r>
+        <w:br/>
+      </w:r>
+      <w:r>
+        <w:rPr>
+          <w:rStyle w:val="VerbatimChar"/>
+        </w:rPr>
+        <w:t xml:space="preserve">    フェーズ5 </w:t>
+      </w:r>
+      <w:r>
+        <w:rPr>
+          <w:rStyle w:val="VerbatimChar"/>
+          <w:rFonts w:hint="eastAsia"/>
+        </w:rPr>
+        <w:t xml:space="preserve">商用機能</w:t>
+      </w:r>
+      <w:r>
+        <w:rPr>
+          <w:rStyle w:val="VerbatimChar"/>
+        </w:rPr>
+        <w:t xml:space="preserve">       :p5, after p4, 5w</w:t>
+      </w:r>
+      <w:r>
+        <w:br/>
+      </w:r>
+      <w:r>
+        <w:rPr>
+          <w:rStyle w:val="VerbatimChar"/>
+        </w:rPr>
+        <w:t xml:space="preserve">    section リリース</w:t>
+      </w:r>
+      <w:r>
+        <w:br/>
+      </w:r>
+      <w:r>
+        <w:rPr>
+          <w:rStyle w:val="VerbatimChar"/>
+        </w:rPr>
+        <w:t xml:space="preserve">    フェーズ6 </w:t>
+      </w:r>
+      <w:r>
+        <w:rPr>
+          <w:rStyle w:val="VerbatimChar"/>
+          <w:rFonts w:hint="eastAsia"/>
+        </w:rPr>
+        <w:t xml:space="preserve">品質強化</w:t>
+      </w:r>
+      <w:r>
+        <w:rPr>
+          <w:rStyle w:val="VerbatimChar"/>
+        </w:rPr>
+        <w:t xml:space="preserve">       :p6, after p5, 3w</w:t>
+      </w:r>
+    </w:p>
+    <w:bookmarkEnd w:id="32"/>
+    <w:bookmarkStart w:id="33" w:name="X2a202b7565c14c4fff252844ed067f93ed8ccf5"/>
+    <w:p>
+      <w:pPr>
+        <w:pStyle w:val="Heading3"/>
+      </w:pPr>
+      <w:r>
+        <w:t xml:space="preserve">3.6 </w:t>
+      </w:r>
+      <w:r>
+        <w:rPr>
+          <w:rFonts w:hint="eastAsia"/>
+        </w:rPr>
+        <w:t xml:space="preserve">当初の3か月という見積について</w:t>
+      </w:r>
+    </w:p>
+    <w:p>
+      <w:pPr>
+        <w:pStyle w:val="FirstParagraph"/>
+      </w:pPr>
+      <w:r>
+        <w:rPr>
+          <w:rFonts w:hint="eastAsia"/>
+        </w:rPr>
+        <w:t xml:space="preserve">当初の3か月という数字は、要件仕様書が存在する前に作成したもので、対象範囲がより狭いものでした。現在の仕様書に記載された内容は、その約2倍の作業量に相当いたします。</w:t>
+      </w:r>
+    </w:p>
+    <w:p>
+      <w:pPr>
         <w:pStyle w:val="BodyText"/>
       </w:pPr>
       <w:r>
-        <w:drawing>
-          <wp:inline>
-            <wp:extent cx="5334000" cy="1032884"/>
-            <wp:effectExtent b="0" l="0" r="0" t="0"/>
-            <wp:docPr descr="" title="" id="48" name="Picture"/>
-            <a:graphic>
-              <a:graphicData uri="http://schemas.openxmlformats.org/drawingml/2006/picture">
-                <pic:pic>
-                  <pic:nvPicPr>
-                    <pic:cNvPr descr="images/diagram-06.png" id="49" name="Picture"/>
-                    <pic:cNvPicPr>
-                      <a:picLocks noChangeArrowheads="1" noChangeAspect="1"/>
-                    </pic:cNvPicPr>
-                  </pic:nvPicPr>
-                  <pic:blipFill>
-                    <a:blip r:embed="rId47"/>
-                    <a:stretch>
-                      <a:fillRect/>
-                    </a:stretch>
-                  </pic:blipFill>
-                  <pic:spPr bwMode="auto">
-                    <a:xfrm>
-                      <a:off x="0" y="0"/>
-                      <a:ext cx="5334000" cy="1032884"/>
-                    </a:xfrm>
-                    <a:prstGeom prst="rect">
-                      <a:avLst/>
-                    </a:prstGeom>
-                    <a:noFill/>
-                    <a:ln w="9525">
-                      <a:noFill/>
-                      <a:headEnd/>
-                      <a:tailEnd/>
-                    </a:ln>
-                  </pic:spPr>
-                </pic:pic>
-              </a:graphicData>
-            </a:graphic>
-          </wp:inline>
-        </w:drawing>
-      </w:r>
-    </w:p>
-    <w:bookmarkEnd w:id="50"/>
-    <w:bookmarkStart w:id="51" w:name="X2a202b7565c14c4fff252844ed067f93ed8ccf5"/>
+        <w:rPr>
+          <w:rFonts w:hint="eastAsia"/>
+        </w:rPr>
+        <w:t xml:space="preserve">増加分は、当初の想定に含まれていなかった作業によるものです。具体的には、アカウント管理、決済処理、管理画面、有人対応、セキュリティ強化、検収対応、および複数サイトにまたがって掲載される求人の重複排除です。</w:t>
+      </w:r>
+    </w:p>
+    <w:bookmarkEnd w:id="33"/>
+    <w:bookmarkStart w:id="34" w:name="Xaf31206678dc606d0263b0391c0f42750933bf8"/>
     <w:p>
       <w:pPr>
         <w:pStyle w:val="Heading3"/>
       </w:pPr>
       <w:r>
-        <w:t xml:space="preserve">3.6 </w:t>
-      </w:r>
-      <w:r>
-        <w:rPr>
-          <w:rFonts w:hint="eastAsia"/>
-        </w:rPr>
-        <w:t xml:space="preserve">当初の3か月という見積について</w:t>
+        <w:t xml:space="preserve">3.7 </w:t>
+      </w:r>
+      <w:r>
+        <w:rPr>
+          <w:rFonts w:hint="eastAsia"/>
+        </w:rPr>
+        <w:t xml:space="preserve">スケジュールの確定について</w:t>
       </w:r>
     </w:p>
     <w:p>
@@ -6777,45 +8182,7 @@
         <w:rPr>
           <w:rFonts w:hint="eastAsia"/>
         </w:rPr>
-        <w:t xml:space="preserve">当初の3か月という数字は、要件仕様書が存在する前に作成したもので、対象範囲がより狭いものでした。現在の仕様書に記載された内容は、その約2倍の作業量に相当いたします。</w:t>
-      </w:r>
-    </w:p>
-    <w:p>
-      <w:pPr>
-        <w:pStyle w:val="BodyText"/>
-      </w:pPr>
-      <w:r>
-        <w:rPr>
-          <w:rFonts w:hint="eastAsia"/>
-        </w:rPr>
-        <w:t xml:space="preserve">増加分は、当初の想定に含まれていなかった作業によるものです。具体的には、アカウント管理、決済処理、管理画面、有人対応、セキュリティ強化、検収対応、および複数サイトにまたがって掲載される求人の重複排除です。</w:t>
-      </w:r>
-    </w:p>
-    <w:bookmarkEnd w:id="51"/>
-    <w:bookmarkStart w:id="52" w:name="Xaf31206678dc606d0263b0391c0f42750933bf8"/>
-    <w:p>
-      <w:pPr>
-        <w:pStyle w:val="Heading3"/>
-      </w:pPr>
-      <w:r>
-        <w:t xml:space="preserve">3.7 </w:t>
-      </w:r>
-      <w:r>
-        <w:rPr>
-          <w:rFonts w:hint="eastAsia"/>
-        </w:rPr>
-        <w:t xml:space="preserve">スケジュールの確定について</w:t>
-      </w:r>
-    </w:p>
-    <w:p>
-      <w:pPr>
-        <w:pStyle w:val="FirstParagraph"/>
-      </w:pPr>
-      <w:r>
-        <w:rPr>
-          <w:rFonts w:hint="eastAsia"/>
-        </w:rPr>
-        <w:t xml:space="preserve">実データを確認するまで十分な確度をもって見積れない項目が2点ございます。取得元からの収集の安定性と、重複排除で達成可能な精度です。加えて決済連携が、第1.4節の接続方式に依存いたします。</w:t>
+        <w:t xml:space="preserve">実データを確認するまで十分な確度をもって見積れない項目が2点ございます。取得元からの収集の安定性と、重複排除で達成可能な精度です。加えて決済連携が、第1.4節の接続方式に依存いたします。さらに本版では4点目として、AIの日本語にどの程度の調整が必要かが、レビュー担当者にご確認いただくまで判明いたしません。</w:t>
       </w:r>
     </w:p>
     <w:p>
@@ -6828,7 +8195,7 @@
           <w:b/>
           <w:bCs/>
         </w:rPr>
-        <w:t xml:space="preserve">つきましては、上記スケジュールは暫定のものとしてお取り扱いいただき、確定日程はフェーズ0の完了時に取り決めさせていただきたく存じます。</w:t>
+        <w:t xml:space="preserve">つきましては、上記スケジュールは暫定のものとしてお取り扱いいただき、確定日程はフェーズ1の完了時に取り決めさせていただきたく存じます。</w:t>
       </w:r>
       <w:r>
         <w:t xml:space="preserve"> </w:t>
@@ -6837,7 +8204,7 @@
         <w:rPr>
           <w:rFonts w:hint="eastAsia"/>
         </w:rPr>
-        <w:t xml:space="preserve">フェーズ0には求人取得元の調査が含まれており、その完了時点、すなわち着手から1週間後には、確定したスケジュールをご提示できる見込みです。</w:t>
+        <w:t xml:space="preserve">フェーズ1には求人取得元の調査と最初のレビューが含まれており、その完了時点、すなわち着手から4週間後には、主要な不確定要素を確認したうえで確定したスケジュールをご提示できる見込みです。</w:t>
       </w:r>
     </w:p>
     <w:p>
@@ -6869,9 +8236,9 @@
         </w:pict>
       </w:r>
     </w:p>
-    <w:bookmarkEnd w:id="52"/>
-    <w:bookmarkEnd w:id="53"/>
-    <w:bookmarkStart w:id="55" w:name="Xb0c2d31dba6cf9abf27f0995ad590e7bab5bf85"/>
+    <w:bookmarkEnd w:id="34"/>
+    <w:bookmarkEnd w:id="35"/>
+    <w:bookmarkStart w:id="37" w:name="Xb0c2d31dba6cf9abf27f0995ad590e7bab5bf85"/>
     <w:p>
       <w:pPr>
         <w:pStyle w:val="Heading2"/>
@@ -7065,7 +8432,7 @@
               <w:rPr>
                 <w:rFonts w:hint="eastAsia"/>
               </w:rPr>
-              <w:t xml:space="preserve">フェーズ1の収集基盤</w:t>
+              <w:t xml:space="preserve">フェーズ2の収集基盤</w:t>
             </w:r>
           </w:p>
         </w:tc>
@@ -7180,7 +8547,7 @@
               <w:rPr>
                 <w:rFonts w:hint="eastAsia"/>
               </w:rPr>
-              <w:t xml:space="preserve">フェーズ2および管理画面</w:t>
+              <w:t xml:space="preserve">フェーズ1および管理画面</w:t>
             </w:r>
           </w:p>
         </w:tc>
@@ -7374,7 +8741,7 @@
                 <w:b/>
                 <w:bCs/>
               </w:rPr>
-              <w:t xml:space="preserve">書類様式の追加およびWord出力</w:t>
+              <w:t xml:space="preserve">書類様式の追加およびPDF出力</w:t>
             </w:r>
           </w:p>
         </w:tc>
@@ -7399,7 +8766,7 @@
               <w:pStyle w:val="Compact"/>
             </w:pPr>
             <w:r>
-              <w:t xml:space="preserve">フェーズ2</w:t>
+              <w:t xml:space="preserve">フェーズ1</w:t>
             </w:r>
           </w:p>
         </w:tc>
@@ -7550,7 +8917,7 @@
         <w:t xml:space="preserve">上記は当方が推奨する構築順に並べております。いずれも現時点でのご決定は不要です。</w:t>
       </w:r>
     </w:p>
-    <w:bookmarkStart w:id="54" w:name="X2d54e503161f9981909baf10ee4a19bedd783ad"/>
+    <w:bookmarkStart w:id="36" w:name="X2d54e503161f9981909baf10ee4a19bedd783ad"/>
     <w:p>
       <w:pPr>
         <w:pStyle w:val="Heading3"/>
@@ -7657,7 +9024,7 @@
         <w:rPr>
           <w:rFonts w:hint="eastAsia"/>
         </w:rPr>
-        <w:t xml:space="preserve">完成した職務経歴書を対象とし、管理者による確認フローを前提とするため、書類作成機能と管理画面の双方に依存いたします。</w:t>
+        <w:t xml:space="preserve">完成した職務経歴書を対象とし、管理者による確認フローを前提といたします。書類作成機能は構築済みのため、残る前提はフェーズ5の管理画面のみとなります。</w:t>
       </w:r>
     </w:p>
     <w:p>
@@ -7667,9 +9034,9 @@
         </w:pict>
       </w:r>
     </w:p>
-    <w:bookmarkEnd w:id="54"/>
-    <w:bookmarkEnd w:id="55"/>
-    <w:bookmarkStart w:id="56" w:name="X6d9f8a882d29bd23c39f8a850fce2d98141936e"/>
+    <w:bookmarkEnd w:id="36"/>
+    <w:bookmarkEnd w:id="37"/>
+    <w:bookmarkStart w:id="38" w:name="X6d9f8a882d29bd23c39f8a850fce2d98141936e"/>
     <w:p>
       <w:pPr>
         <w:pStyle w:val="Heading2"/>
@@ -7700,7 +9067,7 @@
         <w:pStyle w:val="Compact"/>
         <w:numPr>
           <w:ilvl w:val="0"/>
-          <w:numId w:val="1003"/>
+          <w:numId w:val="1005"/>
         </w:numPr>
       </w:pPr>
       <w:r>
@@ -7715,7 +9082,7 @@
         <w:pStyle w:val="Compact"/>
         <w:numPr>
           <w:ilvl w:val="0"/>
-          <w:numId w:val="1003"/>
+          <w:numId w:val="1005"/>
         </w:numPr>
       </w:pPr>
       <w:r>
@@ -7730,7 +9097,7 @@
         <w:pStyle w:val="Compact"/>
         <w:numPr>
           <w:ilvl w:val="0"/>
-          <w:numId w:val="1003"/>
+          <w:numId w:val="1005"/>
         </w:numPr>
       </w:pPr>
       <w:r>
@@ -7745,7 +9112,7 @@
         <w:pStyle w:val="Compact"/>
         <w:numPr>
           <w:ilvl w:val="0"/>
-          <w:numId w:val="1003"/>
+          <w:numId w:val="1005"/>
         </w:numPr>
       </w:pPr>
       <w:r>
@@ -7760,14 +9127,14 @@
         <w:pStyle w:val="Compact"/>
         <w:numPr>
           <w:ilvl w:val="0"/>
-          <w:numId w:val="1003"/>
+          <w:numId w:val="1005"/>
         </w:numPr>
       </w:pPr>
       <w:r>
         <w:rPr>
           <w:rFonts w:hint="eastAsia"/>
         </w:rPr>
-        <w:t xml:space="preserve">リリース時の書類様式は1種類・PDF出力のみとし、様式の追加とWord出力は後日</w:t>
+        <w:t xml:space="preserve">リリース時の書類様式は1種類とし、ご承認いただいた見本に合わせてExcel・Wordで出力。様式の追加とPDF出力は後日</w:t>
       </w:r>
     </w:p>
     <w:p>
@@ -7775,7 +9142,7 @@
         <w:pStyle w:val="Compact"/>
         <w:numPr>
           <w:ilvl w:val="0"/>
-          <w:numId w:val="1003"/>
+          <w:numId w:val="1005"/>
         </w:numPr>
       </w:pPr>
       <w:r>
@@ -7790,7 +9157,7 @@
         <w:pStyle w:val="Compact"/>
         <w:numPr>
           <w:ilvl w:val="0"/>
-          <w:numId w:val="1003"/>
+          <w:numId w:val="1005"/>
         </w:numPr>
       </w:pPr>
       <w:r>
@@ -7805,7 +9172,7 @@
         <w:pStyle w:val="Compact"/>
         <w:numPr>
           <w:ilvl w:val="0"/>
-          <w:numId w:val="1003"/>
+          <w:numId w:val="1005"/>
         </w:numPr>
       </w:pPr>
       <w:r>
@@ -7820,7 +9187,7 @@
         <w:pStyle w:val="Compact"/>
         <w:numPr>
           <w:ilvl w:val="0"/>
-          <w:numId w:val="1003"/>
+          <w:numId w:val="1005"/>
         </w:numPr>
       </w:pPr>
       <w:r>
@@ -7835,7 +9202,7 @@
         <w:pStyle w:val="Compact"/>
         <w:numPr>
           <w:ilvl w:val="0"/>
-          <w:numId w:val="1003"/>
+          <w:numId w:val="1005"/>
         </w:numPr>
       </w:pPr>
       <w:r>
@@ -7850,7 +9217,7 @@
         <w:pStyle w:val="Compact"/>
         <w:numPr>
           <w:ilvl w:val="0"/>
-          <w:numId w:val="1003"/>
+          <w:numId w:val="1005"/>
         </w:numPr>
       </w:pPr>
       <w:r>
@@ -7865,14 +9232,14 @@
         <w:pStyle w:val="Compact"/>
         <w:numPr>
           <w:ilvl w:val="0"/>
-          <w:numId w:val="1003"/>
+          <w:numId w:val="1005"/>
         </w:numPr>
       </w:pPr>
       <w:r>
         <w:rPr>
           <w:rFonts w:hint="eastAsia"/>
         </w:rPr>
-        <w:t xml:space="preserve">フェーズの期間は作業内容に応じて設定</w:t>
+        <w:t xml:space="preserve">フェーズ1よりAWS上にレビュー環境を構築し、ご指名いただくレビュー担当者がアクセス可能とする</w:t>
       </w:r>
     </w:p>
     <w:p>
@@ -7880,14 +9247,14 @@
         <w:pStyle w:val="Compact"/>
         <w:numPr>
           <w:ilvl w:val="0"/>
-          <w:numId w:val="1003"/>
+          <w:numId w:val="1005"/>
         </w:numPr>
       </w:pPr>
       <w:r>
         <w:rPr>
           <w:rFonts w:hint="eastAsia"/>
         </w:rPr>
-        <w:t xml:space="preserve">画面設計・UIは当方にて決定し、貴社にご確認いただく</w:t>
+        <w:t xml:space="preserve">フェーズ1以降、日本語レビュー担当者に1回あたり2時間程度のご確認をいただける</w:t>
       </w:r>
     </w:p>
     <w:p>
@@ -7895,7 +9262,37 @@
         <w:pStyle w:val="Compact"/>
         <w:numPr>
           <w:ilvl w:val="0"/>
-          <w:numId w:val="1003"/>
+          <w:numId w:val="1005"/>
+        </w:numPr>
+      </w:pPr>
+      <w:r>
+        <w:rPr>
+          <w:rFonts w:hint="eastAsia"/>
+        </w:rPr>
+        <w:t xml:space="preserve">フェーズの期間は作業内容に応じて設定</w:t>
+      </w:r>
+    </w:p>
+    <w:p>
+      <w:pPr>
+        <w:pStyle w:val="Compact"/>
+        <w:numPr>
+          <w:ilvl w:val="0"/>
+          <w:numId w:val="1005"/>
+        </w:numPr>
+      </w:pPr>
+      <w:r>
+        <w:rPr>
+          <w:rFonts w:hint="eastAsia"/>
+        </w:rPr>
+        <w:t xml:space="preserve">画面設計・UIは当方にて決定し、貴社にご確認いただく</w:t>
+      </w:r>
+    </w:p>
+    <w:p>
+      <w:pPr>
+        <w:pStyle w:val="Compact"/>
+        <w:numPr>
+          <w:ilvl w:val="0"/>
+          <w:numId w:val="1005"/>
         </w:numPr>
       </w:pPr>
       <w:r>
@@ -7912,8 +9309,8 @@
         </w:pict>
       </w:r>
     </w:p>
-    <w:bookmarkEnd w:id="56"/>
-    <w:bookmarkStart w:id="60" w:name="X9db472986aee55824140e9b5178d62c0becdc14"/>
+    <w:bookmarkEnd w:id="38"/>
+    <w:bookmarkStart w:id="39" w:name="X9db472986aee55824140e9b5178d62c0becdc14"/>
     <w:p>
       <w:pPr>
         <w:pStyle w:val="Heading2"/>
@@ -7930,49 +9327,158 @@
     </w:p>
     <w:p>
       <w:pPr>
+        <w:pStyle w:val="SourceCode"/>
+      </w:pPr>
+      <w:r>
+        <w:rPr>
+          <w:rStyle w:val="VerbatimChar"/>
+        </w:rPr>
+        <w:t xml:space="preserve">flowchart TD</w:t>
+      </w:r>
+      <w:r>
+        <w:br/>
+      </w:r>
+      <w:r>
+        <w:rPr>
+          <w:rStyle w:val="VerbatimChar"/>
+        </w:rPr>
+        <w:t xml:space="preserve">    </w:t>
+      </w:r>
+      <w:r>
+        <w:rPr>
+          <w:rStyle w:val="VerbatimChar"/>
+          <w:rFonts w:hint="eastAsia"/>
+        </w:rPr>
+        <w:t xml:space="preserve">A["本書のご確認"]</w:t>
+      </w:r>
+      <w:r>
+        <w:rPr>
+          <w:rStyle w:val="VerbatimChar"/>
+        </w:rPr>
+        <w:t xml:space="preserve"> --&gt; </w:t>
+      </w:r>
+      <w:r>
+        <w:rPr>
+          <w:rStyle w:val="VerbatimChar"/>
+          <w:rFonts w:hint="eastAsia"/>
+        </w:rPr>
+        <w:t xml:space="preserve">B["AIサービス費用のご承認&lt;br/&gt;第1.1節"]</w:t>
+      </w:r>
+      <w:r>
+        <w:br/>
+      </w:r>
+      <w:r>
+        <w:rPr>
+          <w:rStyle w:val="VerbatimChar"/>
+        </w:rPr>
+        <w:t xml:space="preserve">    B --&gt; </w:t>
+      </w:r>
+      <w:r>
+        <w:rPr>
+          <w:rStyle w:val="VerbatimChar"/>
+          <w:rFonts w:hint="eastAsia"/>
+        </w:rPr>
+        <w:t xml:space="preserve">C["フェーズ1の開始&lt;br/&gt;4週間"]</w:t>
+      </w:r>
+      <w:r>
+        <w:br/>
+      </w:r>
+      <w:r>
+        <w:rPr>
+          <w:rStyle w:val="VerbatimChar"/>
+        </w:rPr>
+        <w:t xml:space="preserve">    A --&gt; </w:t>
+      </w:r>
+      <w:r>
+        <w:rPr>
+          <w:rStyle w:val="VerbatimChar"/>
+          <w:rFonts w:hint="eastAsia"/>
+        </w:rPr>
+        <w:t xml:space="preserve">R["レビュー担当者のご指名と&lt;br/&gt;AWSアカウントのご確認&lt;br/&gt;第1.2節"]</w:t>
+      </w:r>
+      <w:r>
+        <w:br/>
+      </w:r>
+      <w:r>
+        <w:rPr>
+          <w:rStyle w:val="VerbatimChar"/>
+        </w:rPr>
+        <w:t xml:space="preserve">    R --&gt; C</w:t>
+      </w:r>
+      <w:r>
+        <w:br/>
+      </w:r>
+      <w:r>
+        <w:rPr>
+          <w:rStyle w:val="VerbatimChar"/>
+        </w:rPr>
+        <w:t xml:space="preserve">    C --&gt; </w:t>
+      </w:r>
+      <w:r>
+        <w:rPr>
+          <w:rStyle w:val="VerbatimChar"/>
+          <w:rFonts w:hint="eastAsia"/>
+        </w:rPr>
+        <w:t xml:space="preserve">D["レビュー環境の提供&lt;br/&gt;ご確認の開始"]</w:t>
+      </w:r>
+      <w:r>
+        <w:br/>
+      </w:r>
+      <w:r>
+        <w:rPr>
+          <w:rStyle w:val="VerbatimChar"/>
+        </w:rPr>
+        <w:t xml:space="preserve">    D --&gt; </w:t>
+      </w:r>
+      <w:r>
+        <w:rPr>
+          <w:rStyle w:val="VerbatimChar"/>
+          <w:rFonts w:hint="eastAsia"/>
+        </w:rPr>
+        <w:t xml:space="preserve">E["取得元の調査結果と&lt;br/&gt;レビュー結果のご報告"]</w:t>
+      </w:r>
+      <w:r>
+        <w:br/>
+      </w:r>
+      <w:r>
+        <w:rPr>
+          <w:rStyle w:val="VerbatimChar"/>
+        </w:rPr>
+        <w:t xml:space="preserve">    E --&gt; </w:t>
+      </w:r>
+      <w:r>
+        <w:rPr>
+          <w:rStyle w:val="VerbatimChar"/>
+          <w:rFonts w:hint="eastAsia"/>
+        </w:rPr>
+        <w:t xml:space="preserve">F["スケジュールの確定"]</w:t>
+      </w:r>
+      <w:r>
+        <w:br/>
+      </w:r>
+      <w:r>
+        <w:rPr>
+          <w:rStyle w:val="VerbatimChar"/>
+        </w:rPr>
+        <w:t xml:space="preserve">    F --&gt; </w:t>
+      </w:r>
+      <w:r>
+        <w:rPr>
+          <w:rStyle w:val="VerbatimChar"/>
+          <w:rFonts w:hint="eastAsia"/>
+        </w:rPr>
+        <w:t xml:space="preserve">G["フェーズ2の開始"]</w:t>
+      </w:r>
+    </w:p>
+    <w:p>
+      <w:pPr>
         <w:pStyle w:val="FirstParagraph"/>
       </w:pPr>
       <w:r>
-        <w:drawing>
-          <wp:inline>
-            <wp:extent cx="5334000" cy="13504333"/>
-            <wp:effectExtent b="0" l="0" r="0" t="0"/>
-            <wp:docPr descr="" title="" id="58" name="Picture"/>
-            <a:graphic>
-              <a:graphicData uri="http://schemas.openxmlformats.org/drawingml/2006/picture">
-                <pic:pic>
-                  <pic:nvPicPr>
-                    <pic:cNvPr descr="images/diagram-07.png" id="59" name="Picture"/>
-                    <pic:cNvPicPr>
-                      <a:picLocks noChangeArrowheads="1" noChangeAspect="1"/>
-                    </pic:cNvPicPr>
-                  </pic:nvPicPr>
-                  <pic:blipFill>
-                    <a:blip r:embed="rId57"/>
-                    <a:stretch>
-                      <a:fillRect/>
-                    </a:stretch>
-                  </pic:blipFill>
-                  <pic:spPr bwMode="auto">
-                    <a:xfrm>
-                      <a:off x="0" y="0"/>
-                      <a:ext cx="5334000" cy="13504333"/>
-                    </a:xfrm>
-                    <a:prstGeom prst="rect">
-                      <a:avLst/>
-                    </a:prstGeom>
-                    <a:noFill/>
-                    <a:ln w="9525">
-                      <a:noFill/>
-                      <a:headEnd/>
-                      <a:tailEnd/>
-                    </a:ln>
-                  </pic:spPr>
-                </pic:pic>
-              </a:graphicData>
-            </a:graphic>
-          </wp:inline>
-        </w:drawing>
+        <w:rPr>
+          <w:rFonts w:hint="eastAsia"/>
+        </w:rPr>
+        <w:t xml:space="preserve">着手にあたり必要となるのは第1.1節のAIサービスのご承認のみです。加えてAWSアカウントとレビュー担当者のご指名の2点がフェーズ1の期間中に必要となりますので、あわせてご検討いただけますと幸いです。第1章のその他の項目はいずれも後続フェーズで必要となるものであり、事前にご準備いただけるよう記載しております。</w:t>
       </w:r>
     </w:p>
     <w:p>
@@ -7983,22 +9489,11 @@
         <w:rPr>
           <w:rFonts w:hint="eastAsia"/>
         </w:rPr>
-        <w:t xml:space="preserve">着手にあたり必要となるのは第1.1節のAIサービスのご承認のみです。第1章のその他の項目はいずれも後続フェーズで必要となるものであり、事前にご準備いただけるよう記載しております。</w:t>
-      </w:r>
-    </w:p>
-    <w:p>
-      <w:pPr>
-        <w:pStyle w:val="BodyText"/>
-      </w:pPr>
-      <w:r>
-        <w:rPr>
-          <w:rFonts w:hint="eastAsia"/>
-        </w:rPr>
         <w:t xml:space="preserve">ご確認のほど、よろしくお願いいたします。</w:t>
       </w:r>
     </w:p>
-    <w:bookmarkEnd w:id="60"/>
-    <w:bookmarkEnd w:id="61"/>
+    <w:bookmarkEnd w:id="39"/>
+    <w:bookmarkEnd w:id="40"/>
     <w:sectPr>
       <w:footnotePr>
         <w:numRestart w:val="eachSect"/>
@@ -8361,6 +9856,66 @@
     </w:lvlOverride>
   </w:num>
   <w:num w:numId="1003">
+    <w:abstractNumId w:val="99411"/>
+    <w:lvlOverride w:ilvl="0">
+      <w:startOverride w:val="1"/>
+    </w:lvlOverride>
+    <w:lvlOverride w:ilvl="1">
+      <w:startOverride w:val="1"/>
+    </w:lvlOverride>
+    <w:lvlOverride w:ilvl="2">
+      <w:startOverride w:val="1"/>
+    </w:lvlOverride>
+    <w:lvlOverride w:ilvl="3">
+      <w:startOverride w:val="1"/>
+    </w:lvlOverride>
+    <w:lvlOverride w:ilvl="4">
+      <w:startOverride w:val="1"/>
+    </w:lvlOverride>
+    <w:lvlOverride w:ilvl="5">
+      <w:startOverride w:val="1"/>
+    </w:lvlOverride>
+    <w:lvlOverride w:ilvl="6">
+      <w:startOverride w:val="1"/>
+    </w:lvlOverride>
+    <w:lvlOverride w:ilvl="7">
+      <w:startOverride w:val="1"/>
+    </w:lvlOverride>
+    <w:lvlOverride w:ilvl="8">
+      <w:startOverride w:val="1"/>
+    </w:lvlOverride>
+  </w:num>
+  <w:num w:numId="1004">
+    <w:abstractNumId w:val="99411"/>
+    <w:lvlOverride w:ilvl="0">
+      <w:startOverride w:val="1"/>
+    </w:lvlOverride>
+    <w:lvlOverride w:ilvl="1">
+      <w:startOverride w:val="1"/>
+    </w:lvlOverride>
+    <w:lvlOverride w:ilvl="2">
+      <w:startOverride w:val="1"/>
+    </w:lvlOverride>
+    <w:lvlOverride w:ilvl="3">
+      <w:startOverride w:val="1"/>
+    </w:lvlOverride>
+    <w:lvlOverride w:ilvl="4">
+      <w:startOverride w:val="1"/>
+    </w:lvlOverride>
+    <w:lvlOverride w:ilvl="5">
+      <w:startOverride w:val="1"/>
+    </w:lvlOverride>
+    <w:lvlOverride w:ilvl="6">
+      <w:startOverride w:val="1"/>
+    </w:lvlOverride>
+    <w:lvlOverride w:ilvl="7">
+      <w:startOverride w:val="1"/>
+    </w:lvlOverride>
+    <w:lvlOverride w:ilvl="8">
+      <w:startOverride w:val="1"/>
+    </w:lvlOverride>
+  </w:num>
+  <w:num w:numId="1005">
     <w:abstractNumId w:val="991"/>
   </w:num>
 </w:numbering>

--- a/documentation/docx/ja/プロジェクトスケジュール.docx
+++ b/documentation/docx/ja/プロジェクトスケジュール.docx
@@ -2,7 +2,7 @@
 <file path=word/document.xml><?xml version="1.0" encoding="utf-8"?>
 <w:document xmlns:w="http://schemas.openxmlformats.org/wordprocessingml/2006/main" xmlns:m="http://schemas.openxmlformats.org/officeDocument/2006/math" xmlns:r="http://schemas.openxmlformats.org/officeDocument/2006/relationships" xmlns:o="urn:schemas-microsoft-com:office:office" xmlns:v="urn:schemas-microsoft-com:vml" xmlns:w10="urn:schemas-microsoft-com:office:word" xmlns:a="http://schemas.openxmlformats.org/drawingml/2006/main" xmlns:pic="http://schemas.openxmlformats.org/drawingml/2006/picture" xmlns:wp="http://schemas.openxmlformats.org/drawingml/2006/wordprocessingDrawing">
   <w:body>
-    <w:bookmarkStart w:id="40" w:name="ai-job-navigator-プロジェクトスケジュールご依頼事項"/>
+    <w:bookmarkStart w:id="61" w:name="ai-job-navigator-プロジェクトスケジュールご依頼事項"/>
     <w:p>
       <w:pPr>
         <w:pStyle w:val="Heading1"/>
@@ -80,7 +80,7 @@
         </w:pict>
       </w:r>
     </w:p>
-    <w:bookmarkStart w:id="14" w:name="Xf846b591e1e4ace060c0d5b6d03785f22ff929f"/>
+    <w:bookmarkStart w:id="17" w:name="Xf846b591e1e4ace060c0d5b6d03785f22ff929f"/>
     <w:p>
       <w:pPr>
         <w:pStyle w:val="Heading2"/>
@@ -268,7 +268,7 @@
       </w:r>
     </w:p>
     <w:bookmarkEnd w:id="10"/>
-    <w:bookmarkStart w:id="11" w:name="システム全体像"/>
+    <w:bookmarkStart w:id="14" w:name="システム全体像"/>
     <w:p>
       <w:pPr>
         <w:pStyle w:val="Heading3"/>
@@ -282,177 +282,53 @@
     </w:p>
     <w:p>
       <w:pPr>
-        <w:pStyle w:val="SourceCode"/>
-      </w:pPr>
-      <w:r>
-        <w:rPr>
-          <w:rStyle w:val="VerbatimChar"/>
-        </w:rPr>
-        <w:t xml:space="preserve">flowchart LR</w:t>
-      </w:r>
-      <w:r>
-        <w:br/>
-      </w:r>
-      <w:r>
-        <w:rPr>
-          <w:rStyle w:val="VerbatimChar"/>
-        </w:rPr>
-        <w:t xml:space="preserve">    </w:t>
-      </w:r>
-      <w:r>
-        <w:rPr>
-          <w:rStyle w:val="VerbatimChar"/>
-          <w:rFonts w:hint="eastAsia"/>
-        </w:rPr>
-        <w:t xml:space="preserve">U["利用者"]</w:t>
-      </w:r>
-      <w:r>
-        <w:rPr>
-          <w:rStyle w:val="VerbatimChar"/>
-        </w:rPr>
-        <w:t xml:space="preserve"> --&gt; FE["Webフロントエンド"]</w:t>
-      </w:r>
-      <w:r>
-        <w:br/>
-      </w:r>
-      <w:r>
-        <w:rPr>
-          <w:rStyle w:val="VerbatimChar"/>
-        </w:rPr>
-        <w:t xml:space="preserve">    FE --&gt; API["アプリケーションサーバー"]</w:t>
-      </w:r>
-      <w:r>
-        <w:br/>
-      </w:r>
-      <w:r>
-        <w:rPr>
-          <w:rStyle w:val="VerbatimChar"/>
-        </w:rPr>
-        <w:t xml:space="preserve">    API --&gt; </w:t>
-      </w:r>
-      <w:r>
-        <w:rPr>
-          <w:rStyle w:val="VerbatimChar"/>
-          <w:rFonts w:hint="eastAsia"/>
-        </w:rPr>
-        <w:t xml:space="preserve">AUTH["アカウント管理"]</w:t>
-      </w:r>
-      <w:r>
-        <w:br/>
-      </w:r>
-      <w:r>
-        <w:rPr>
-          <w:rStyle w:val="VerbatimChar"/>
-        </w:rPr>
-        <w:t xml:space="preserve">    API --&gt; AG["AIエージェント"]</w:t>
-      </w:r>
-      <w:r>
-        <w:br/>
-      </w:r>
-      <w:r>
-        <w:rPr>
-          <w:rStyle w:val="VerbatimChar"/>
-        </w:rPr>
-        <w:t xml:space="preserve">    AG --&gt; LLM["AIサービス&lt;br/&gt;GPT-5.6 Luna"]</w:t>
-      </w:r>
-      <w:r>
-        <w:br/>
-      </w:r>
-      <w:r>
-        <w:rPr>
-          <w:rStyle w:val="VerbatimChar"/>
-        </w:rPr>
-        <w:t xml:space="preserve">    AG --&gt; </w:t>
-      </w:r>
-      <w:r>
-        <w:rPr>
-          <w:rStyle w:val="VerbatimChar"/>
-          <w:rFonts w:hint="eastAsia"/>
-        </w:rPr>
-        <w:t xml:space="preserve">TOOL["求人検索機能"]</w:t>
-      </w:r>
-      <w:r>
-        <w:br/>
-      </w:r>
-      <w:r>
-        <w:rPr>
-          <w:rStyle w:val="VerbatimChar"/>
-        </w:rPr>
-        <w:t xml:space="preserve">    TOOL --&gt; </w:t>
-      </w:r>
-      <w:r>
-        <w:rPr>
-          <w:rStyle w:val="VerbatimChar"/>
-          <w:rFonts w:hint="eastAsia"/>
-        </w:rPr>
-        <w:t xml:space="preserve">DB[("求人データベース")]</w:t>
-      </w:r>
-      <w:r>
-        <w:br/>
-      </w:r>
-      <w:r>
-        <w:rPr>
-          <w:rStyle w:val="VerbatimChar"/>
-        </w:rPr>
-        <w:t xml:space="preserve">    </w:t>
-      </w:r>
-      <w:r>
-        <w:rPr>
-          <w:rStyle w:val="VerbatimChar"/>
-          <w:rFonts w:hint="eastAsia"/>
-        </w:rPr>
-        <w:t xml:space="preserve">CR["定期取得処理"]</w:t>
-      </w:r>
-      <w:r>
-        <w:rPr>
-          <w:rStyle w:val="VerbatimChar"/>
-        </w:rPr>
-        <w:t xml:space="preserve"> --&gt; </w:t>
-      </w:r>
-      <w:r>
-        <w:rPr>
-          <w:rStyle w:val="VerbatimChar"/>
-          <w:rFonts w:hint="eastAsia"/>
-        </w:rPr>
-        <w:t xml:space="preserve">SRC["求人サイト"]</w:t>
-      </w:r>
-      <w:r>
-        <w:br/>
-      </w:r>
-      <w:r>
-        <w:rPr>
-          <w:rStyle w:val="VerbatimChar"/>
-        </w:rPr>
-        <w:t xml:space="preserve">    SRC --&gt; CR</w:t>
-      </w:r>
-      <w:r>
-        <w:br/>
-      </w:r>
-      <w:r>
-        <w:rPr>
-          <w:rStyle w:val="VerbatimChar"/>
-        </w:rPr>
-        <w:t xml:space="preserve">    CR --&gt; DB</w:t>
-      </w:r>
-      <w:r>
-        <w:br/>
-      </w:r>
-      <w:r>
-        <w:rPr>
-          <w:rStyle w:val="VerbatimChar"/>
-        </w:rPr>
-        <w:t xml:space="preserve">    API --&gt; </w:t>
-      </w:r>
-      <w:r>
-        <w:rPr>
-          <w:rStyle w:val="VerbatimChar"/>
-          <w:rFonts w:hint="eastAsia"/>
-        </w:rPr>
-        <w:t xml:space="preserve">DOC["書類の生成・&lt;br/&gt;ダウンロード"]</w:t>
-      </w:r>
-    </w:p>
-    <w:bookmarkEnd w:id="11"/>
-    <w:bookmarkStart w:id="12" w:name="求人データの取得方針"/>
+        <w:pStyle w:val="FirstParagraph"/>
+      </w:pPr>
+      <w:r>
+        <w:drawing>
+          <wp:inline>
+            <wp:extent cx="5334000" cy="1466237"/>
+            <wp:effectExtent b="0" l="0" r="0" t="0"/>
+            <wp:docPr descr="" title="" id="12" name="Picture"/>
+            <a:graphic>
+              <a:graphicData uri="http://schemas.openxmlformats.org/drawingml/2006/picture">
+                <pic:pic>
+                  <pic:nvPicPr>
+                    <pic:cNvPr descr="images/diagram-01.png" id="13" name="Picture"/>
+                    <pic:cNvPicPr>
+                      <a:picLocks noChangeArrowheads="1" noChangeAspect="1"/>
+                    </pic:cNvPicPr>
+                  </pic:nvPicPr>
+                  <pic:blipFill>
+                    <a:blip r:embed="rId11"/>
+                    <a:stretch>
+                      <a:fillRect/>
+                    </a:stretch>
+                  </pic:blipFill>
+                  <pic:spPr bwMode="auto">
+                    <a:xfrm>
+                      <a:off x="0" y="0"/>
+                      <a:ext cx="5334000" cy="1466237"/>
+                    </a:xfrm>
+                    <a:prstGeom prst="rect">
+                      <a:avLst/>
+                    </a:prstGeom>
+                    <a:noFill/>
+                    <a:ln w="9525">
+                      <a:noFill/>
+                      <a:headEnd/>
+                      <a:tailEnd/>
+                    </a:ln>
+                  </pic:spPr>
+                </pic:pic>
+              </a:graphicData>
+            </a:graphic>
+          </wp:inline>
+        </w:drawing>
+      </w:r>
+    </w:p>
+    <w:bookmarkEnd w:id="14"/>
+    <w:bookmarkStart w:id="15" w:name="求人データの取得方針"/>
     <w:p>
       <w:pPr>
         <w:pStyle w:val="Heading3"/>
@@ -486,8 +362,8 @@
         <w:t xml:space="preserve">取得は一定以上の間隔を空けた定期実行とし、利用者の操作を契機とすることはございません。したがって各取得元へのアクセス量は当方のスケジュールによって決まり、利用者数の増加によって変動いたしません。取得元が構造化されたデータの提供口を用意している場合は、ページの解析よりもそちらを優先いたします。相手方サーバーへの負荷が軽く、運用上も安定するためです。</w:t>
       </w:r>
     </w:p>
-    <w:bookmarkEnd w:id="12"/>
-    <w:bookmarkStart w:id="13" w:name="現時点の実装状況"/>
+    <w:bookmarkEnd w:id="15"/>
+    <w:bookmarkStart w:id="16" w:name="現時点の実装状況"/>
     <w:p>
       <w:pPr>
         <w:pStyle w:val="Heading3"/>
@@ -956,9 +832,9 @@
         </w:pict>
       </w:r>
     </w:p>
-    <w:bookmarkEnd w:id="13"/>
-    <w:bookmarkEnd w:id="14"/>
-    <w:bookmarkStart w:id="21" w:name="Xd0db77a17f2b49f236eeb22b1b0305833722c53"/>
+    <w:bookmarkEnd w:id="16"/>
+    <w:bookmarkEnd w:id="17"/>
+    <w:bookmarkStart w:id="27" w:name="Xd0db77a17f2b49f236eeb22b1b0305833722c53"/>
     <w:p>
       <w:pPr>
         <w:pStyle w:val="Heading2"/>
@@ -973,7 +849,7 @@
         <w:t xml:space="preserve">貴社よりご提供いただきたい事項</w:t>
       </w:r>
     </w:p>
-    <w:bookmarkStart w:id="17" w:name="Xef55004dfac17ccf9758ff28622f70eab4029f6"/>
+    <w:bookmarkStart w:id="23" w:name="Xef55004dfac17ccf9758ff28622f70eab4029f6"/>
     <w:p>
       <w:pPr>
         <w:pStyle w:val="Heading3"/>
@@ -1491,7 +1367,7 @@
         <w:t xml:space="preserve">フェーズ1は本サービスなしでは実質的に着手できず、以降も継続して必要となります。唯一依存しないのはフェーズ2で、データ収集ではAI処理を行わないためです。</w:t>
       </w:r>
     </w:p>
-    <w:bookmarkStart w:id="15" w:name="処理1回あたりの費用"/>
+    <w:bookmarkStart w:id="21" w:name="処理1回あたりの費用"/>
     <w:p>
       <w:pPr>
         <w:pStyle w:val="Heading4"/>
@@ -1748,234 +1624,53 @@
     </w:p>
     <w:p>
       <w:pPr>
-        <w:pStyle w:val="SourceCode"/>
-      </w:pPr>
-      <w:r>
-        <w:rPr>
-          <w:rStyle w:val="VerbatimChar"/>
-        </w:rPr>
-        <w:t xml:space="preserve">sequenceDiagram</w:t>
-      </w:r>
-      <w:r>
-        <w:br/>
-      </w:r>
-      <w:r>
-        <w:rPr>
-          <w:rStyle w:val="VerbatimChar"/>
-        </w:rPr>
-        <w:t xml:space="preserve">    participant U as </w:t>
-      </w:r>
-      <w:r>
-        <w:rPr>
-          <w:rStyle w:val="VerbatimChar"/>
-          <w:rFonts w:hint="eastAsia"/>
-        </w:rPr>
-        <w:t xml:space="preserve">利用者</w:t>
-      </w:r>
-      <w:r>
-        <w:br/>
-      </w:r>
-      <w:r>
-        <w:rPr>
-          <w:rStyle w:val="VerbatimChar"/>
-        </w:rPr>
-        <w:t xml:space="preserve">    participant A as エージェント</w:t>
-      </w:r>
-      <w:r>
-        <w:br/>
-      </w:r>
-      <w:r>
-        <w:rPr>
-          <w:rStyle w:val="VerbatimChar"/>
-        </w:rPr>
-        <w:t xml:space="preserve">    participant L as AIサービス</w:t>
-      </w:r>
-      <w:r>
-        <w:br/>
-      </w:r>
-      <w:r>
-        <w:rPr>
-          <w:rStyle w:val="VerbatimChar"/>
-        </w:rPr>
-        <w:t xml:space="preserve">    participant D as </w:t>
-      </w:r>
-      <w:r>
-        <w:rPr>
-          <w:rStyle w:val="VerbatimChar"/>
-          <w:rFonts w:hint="eastAsia"/>
-        </w:rPr>
-        <w:t xml:space="preserve">求人DB</w:t>
-      </w:r>
-      <w:r>
-        <w:br/>
-      </w:r>
-      <w:r>
-        <w:rPr>
-          <w:rStyle w:val="VerbatimChar"/>
-        </w:rPr>
-        <w:t xml:space="preserve">    U-&gt;&gt;A: </w:t>
-      </w:r>
-      <w:r>
-        <w:rPr>
-          <w:rStyle w:val="VerbatimChar"/>
-          <w:rFonts w:hint="eastAsia"/>
-        </w:rPr>
-        <w:t xml:space="preserve">「福岡で月給30万以上の求人」</w:t>
-      </w:r>
-      <w:r>
-        <w:br/>
-      </w:r>
-      <w:r>
-        <w:rPr>
-          <w:rStyle w:val="VerbatimChar"/>
-        </w:rPr>
-        <w:t xml:space="preserve">    A-&gt;&gt;L: </w:t>
-      </w:r>
-      <w:r>
-        <w:rPr>
-          <w:rStyle w:val="VerbatimChar"/>
-          <w:rFonts w:hint="eastAsia"/>
-        </w:rPr>
-        <w:t xml:space="preserve">1往復目</w:t>
-      </w:r>
-      <w:r>
-        <w:rPr>
-          <w:rStyle w:val="VerbatimChar"/>
-        </w:rPr>
-        <w:t xml:space="preserve"> — </w:t>
-      </w:r>
-      <w:r>
-        <w:rPr>
-          <w:rStyle w:val="VerbatimChar"/>
-          <w:rFonts w:hint="eastAsia"/>
-        </w:rPr>
-        <w:t xml:space="preserve">指示文・会話履歴・利用可能な機能</w:t>
-      </w:r>
-      <w:r>
-        <w:br/>
-      </w:r>
-      <w:r>
-        <w:rPr>
-          <w:rStyle w:val="VerbatimChar"/>
-        </w:rPr>
-        <w:t xml:space="preserve">    L--&gt;&gt;A: </w:t>
-      </w:r>
-      <w:r>
-        <w:rPr>
-          <w:rStyle w:val="VerbatimChar"/>
-          <w:rFonts w:hint="eastAsia"/>
-        </w:rPr>
-        <w:t xml:space="preserve">検索機能の呼び出し要求</w:t>
-      </w:r>
-      <w:r>
-        <w:br/>
-      </w:r>
-      <w:r>
-        <w:rPr>
-          <w:rStyle w:val="VerbatimChar"/>
-        </w:rPr>
-        <w:t xml:space="preserve">    A-&gt;&gt;D: </w:t>
-      </w:r>
-      <w:r>
-        <w:rPr>
-          <w:rStyle w:val="VerbatimChar"/>
-          <w:rFonts w:hint="eastAsia"/>
-        </w:rPr>
-        <w:t xml:space="preserve">検索</w:t>
-      </w:r>
-      <w:r>
-        <w:br/>
-      </w:r>
-      <w:r>
-        <w:rPr>
-          <w:rStyle w:val="VerbatimChar"/>
-        </w:rPr>
-        <w:t xml:space="preserve">    D--&gt;&gt;A: </w:t>
-      </w:r>
-      <w:r>
-        <w:rPr>
-          <w:rStyle w:val="VerbatimChar"/>
-          <w:rFonts w:hint="eastAsia"/>
-        </w:rPr>
-        <w:t xml:space="preserve">該当求人</w:t>
-      </w:r>
-      <w:r>
-        <w:br/>
-      </w:r>
-      <w:r>
-        <w:rPr>
-          <w:rStyle w:val="VerbatimChar"/>
-        </w:rPr>
-        <w:t xml:space="preserve">    A-&gt;&gt;L: </w:t>
-      </w:r>
-      <w:r>
-        <w:rPr>
-          <w:rStyle w:val="VerbatimChar"/>
-          <w:rFonts w:hint="eastAsia"/>
-        </w:rPr>
-        <w:t xml:space="preserve">2往復目</w:t>
-      </w:r>
-      <w:r>
-        <w:rPr>
-          <w:rStyle w:val="VerbatimChar"/>
-        </w:rPr>
-        <w:t xml:space="preserve"> — </w:t>
-      </w:r>
-      <w:r>
-        <w:rPr>
-          <w:rStyle w:val="VerbatimChar"/>
-          <w:rFonts w:hint="eastAsia"/>
-        </w:rPr>
-        <w:t xml:space="preserve">同じ文脈</w:t>
-      </w:r>
-      <w:r>
-        <w:rPr>
-          <w:rStyle w:val="VerbatimChar"/>
-        </w:rPr>
-        <w:t xml:space="preserve"> + </w:t>
-      </w:r>
-      <w:r>
-        <w:rPr>
-          <w:rStyle w:val="VerbatimChar"/>
-          <w:rFonts w:hint="eastAsia"/>
-        </w:rPr>
-        <w:t xml:space="preserve">検索結果</w:t>
-      </w:r>
-      <w:r>
-        <w:br/>
-      </w:r>
-      <w:r>
-        <w:rPr>
-          <w:rStyle w:val="VerbatimChar"/>
-        </w:rPr>
-        <w:t xml:space="preserve">    L--&gt;&gt;A: </w:t>
-      </w:r>
-      <w:r>
-        <w:rPr>
-          <w:rStyle w:val="VerbatimChar"/>
-          <w:rFonts w:hint="eastAsia"/>
-        </w:rPr>
-        <w:t xml:space="preserve">日本語の応答</w:t>
-      </w:r>
-      <w:r>
-        <w:br/>
-      </w:r>
-      <w:r>
-        <w:rPr>
-          <w:rStyle w:val="VerbatimChar"/>
-        </w:rPr>
-        <w:t xml:space="preserve">    A--&gt;&gt;U: </w:t>
-      </w:r>
-      <w:r>
-        <w:rPr>
-          <w:rStyle w:val="VerbatimChar"/>
-          <w:rFonts w:hint="eastAsia"/>
-        </w:rPr>
-        <w:t xml:space="preserve">応答</w:t>
-      </w:r>
-    </w:p>
-    <w:bookmarkEnd w:id="15"/>
-    <w:bookmarkStart w:id="16" w:name="開発期間中の月額費用"/>
+        <w:pStyle w:val="BodyText"/>
+      </w:pPr>
+      <w:r>
+        <w:drawing>
+          <wp:inline>
+            <wp:extent cx="5334000" cy="2425810"/>
+            <wp:effectExtent b="0" l="0" r="0" t="0"/>
+            <wp:docPr descr="" title="" id="19" name="Picture"/>
+            <a:graphic>
+              <a:graphicData uri="http://schemas.openxmlformats.org/drawingml/2006/picture">
+                <pic:pic>
+                  <pic:nvPicPr>
+                    <pic:cNvPr descr="images/diagram-02.png" id="20" name="Picture"/>
+                    <pic:cNvPicPr>
+                      <a:picLocks noChangeArrowheads="1" noChangeAspect="1"/>
+                    </pic:cNvPicPr>
+                  </pic:nvPicPr>
+                  <pic:blipFill>
+                    <a:blip r:embed="rId18"/>
+                    <a:stretch>
+                      <a:fillRect/>
+                    </a:stretch>
+                  </pic:blipFill>
+                  <pic:spPr bwMode="auto">
+                    <a:xfrm>
+                      <a:off x="0" y="0"/>
+                      <a:ext cx="5334000" cy="2425810"/>
+                    </a:xfrm>
+                    <a:prstGeom prst="rect">
+                      <a:avLst/>
+                    </a:prstGeom>
+                    <a:noFill/>
+                    <a:ln w="9525">
+                      <a:noFill/>
+                      <a:headEnd/>
+                      <a:tailEnd/>
+                    </a:ln>
+                  </pic:spPr>
+                </pic:pic>
+              </a:graphicData>
+            </a:graphic>
+          </wp:inline>
+        </w:drawing>
+      </w:r>
+    </w:p>
+    <w:bookmarkEnd w:id="21"/>
+    <w:bookmarkStart w:id="22" w:name="開発期間中の月額費用"/>
     <w:p>
       <w:pPr>
         <w:pStyle w:val="Heading4"/>
@@ -2457,9 +2152,9 @@
         <w:t xml:space="preserve">AIが同一の処理を繰り返し呼び出す不具合が発生した場合、放置すると1時間あたり5米ドル程度を消費いたします。サービスアカウントの作成時、開発で使用を開始する前に2つの対策を講じます。サービス側での上限額設定と、AI処理内部での繰り返し回数の上限設定です。</w:t>
       </w:r>
     </w:p>
-    <w:bookmarkEnd w:id="16"/>
-    <w:bookmarkEnd w:id="17"/>
-    <w:bookmarkStart w:id="18" w:name="Xbd167b7e435eeceefa223607a70b99bf9aabcd2"/>
+    <w:bookmarkEnd w:id="22"/>
+    <w:bookmarkEnd w:id="23"/>
+    <w:bookmarkStart w:id="24" w:name="Xbd167b7e435eeceefa223607a70b99bf9aabcd2"/>
     <w:p>
       <w:pPr>
         <w:pStyle w:val="Heading3"/>
@@ -2976,8 +2671,8 @@
         <w:t xml:space="preserve">個人情報は不要ですので、削除のうえご提供ください。必要なのは構成と文章表現です。</w:t>
       </w:r>
     </w:p>
-    <w:bookmarkEnd w:id="18"/>
-    <w:bookmarkStart w:id="19" w:name="X59e732b426f1fa69f2b6a2e9272260d41b573a8"/>
+    <w:bookmarkEnd w:id="24"/>
+    <w:bookmarkStart w:id="25" w:name="X59e732b426f1fa69f2b6a2e9272260d41b573a8"/>
     <w:p>
       <w:pPr>
         <w:pStyle w:val="Heading3"/>
@@ -3137,8 +2832,8 @@
         <w:t xml:space="preserve">そのうえで、レビュー結果は段階的に反映いたします。まずAIへの指示文の調整、次に承認済みの実例をAIに提示する方法、さらに必要であれば案件ごとに関連する実例を自動的に選び出して提示する仕組みの構築です。これらの手段を尽くしてなお品質が許容水準に達しない場合に限り、より上位のAIモデルへの変更をご提案いたします。設定変更のみで対応でき、アプリケーションの改修は不要ですが、運用費用は概ね10〜15倍、相談1件あたり約0.08米ドルから約0.80〜1.20米ドル程度となります。ユーザー数10名の段階では大きな金額ではございませんが、ユーザー数を大きく増やす前に改めて検討をご提案いたします。</w:t>
       </w:r>
     </w:p>
-    <w:bookmarkEnd w:id="19"/>
-    <w:bookmarkStart w:id="20" w:name="Xa9b5972cb369bdbbd9242eb135f51ef9b25a466"/>
+    <w:bookmarkEnd w:id="25"/>
+    <w:bookmarkStart w:id="26" w:name="Xa9b5972cb369bdbbd9242eb135f51ef9b25a466"/>
     <w:p>
       <w:pPr>
         <w:pStyle w:val="Heading3"/>
@@ -3407,9 +3102,9 @@
         </w:pict>
       </w:r>
     </w:p>
-    <w:bookmarkEnd w:id="20"/>
-    <w:bookmarkEnd w:id="21"/>
-    <w:bookmarkStart w:id="27" w:name="X645c11f0597d5bd533f8c203d7283b93726ef13"/>
+    <w:bookmarkEnd w:id="26"/>
+    <w:bookmarkEnd w:id="27"/>
+    <w:bookmarkStart w:id="36" w:name="X645c11f0597d5bd533f8c203d7283b93726ef13"/>
     <w:p>
       <w:pPr>
         <w:pStyle w:val="Heading2"/>
@@ -3435,7 +3130,7 @@
         <w:t xml:space="preserve">金額はいずれも米ドル建てで、AWSの東京リージョンを前提としております。概算であり、確定にあたってはAWS料金計算ツールでの確認を推奨いたします。</w:t>
       </w:r>
     </w:p>
-    <w:bookmarkStart w:id="22" w:name="Xfc3ebb7fa478c7a9f6b9d132123a10d42fa12a6"/>
+    <w:bookmarkStart w:id="28" w:name="Xfc3ebb7fa478c7a9f6b9d132123a10d42fa12a6"/>
     <w:p>
       <w:pPr>
         <w:pStyle w:val="Heading3"/>
@@ -3764,8 +3459,8 @@
         <w:t xml:space="preserve">従来の計画では最初のクラウド環境はフェーズ5に登場しておりました。レビュー環境をフェーズ1へ前倒しすることで、月額約25米ドルの負担がその分早く発生いたしますが、引き換えにレビュー担当者のご指摘を5か月目ではなく1か月目に頂戴できます。また最初のフェーズでデプロイを行うことにより、デプロイに関する問題を、対処が最も高くつくプロジェクト終盤ではなく開始時点で把握できます。</w:t>
       </w:r>
     </w:p>
-    <w:bookmarkEnd w:id="22"/>
-    <w:bookmarkStart w:id="23" w:name="X83df8321ee87a6644e442fdcf4c072d361c25ff"/>
+    <w:bookmarkEnd w:id="28"/>
+    <w:bookmarkStart w:id="29" w:name="X83df8321ee87a6644e442fdcf4c072d361c25ff"/>
     <w:p>
       <w:pPr>
         <w:pStyle w:val="Heading3"/>
@@ -4525,8 +4220,8 @@
         <w:t xml:space="preserve">開発用サーバーは業務時間中のみ稼働させ、夜間および週末は停止する前提としております。常時稼働と比較して約70%の削減となります。ただしレビュー環境は例外で、当方だけでなく貴社レビュー担当者の業務時間中も利用可能とする前提で上記に織り込んでおります。仮にすべてを常時稼働とした場合、AWS分は全体で約600米ドル程度まで増加いたしますが、AIサービス分はほとんど変動いたしません。AIの費用は経過時間ではなく、実施する確認作業の量によって決まるためです。</w:t>
       </w:r>
     </w:p>
-    <w:bookmarkEnd w:id="23"/>
-    <w:bookmarkStart w:id="24" w:name="X6325e5b222ff4563c2d18da4265fa522ad05382"/>
+    <w:bookmarkEnd w:id="29"/>
+    <w:bookmarkStart w:id="33" w:name="X6325e5b222ff4563c2d18da4265fa522ad05382"/>
     <w:p>
       <w:pPr>
         <w:pStyle w:val="Heading3"/>
@@ -5056,127 +4751,54 @@
     </w:tbl>
     <w:p>
       <w:pPr>
-        <w:pStyle w:val="SourceCode"/>
-      </w:pPr>
-      <w:r>
-        <w:rPr>
-          <w:rStyle w:val="VerbatimChar"/>
-        </w:rPr>
-        <w:t xml:space="preserve">pie showData title </w:t>
-      </w:r>
-      <w:r>
-        <w:rPr>
-          <w:rStyle w:val="VerbatimChar"/>
-          <w:rFonts w:hint="eastAsia"/>
-        </w:rPr>
-        <w:t xml:space="preserve">本番環境の月額費用の内訳（USD）</w:t>
-      </w:r>
-      <w:r>
-        <w:br/>
-      </w:r>
-      <w:r>
-        <w:rPr>
-          <w:rStyle w:val="VerbatimChar"/>
-        </w:rPr>
-        <w:t xml:space="preserve">    "データベース" : 45</w:t>
-      </w:r>
-      <w:r>
-        <w:br/>
-      </w:r>
-      <w:r>
-        <w:rPr>
-          <w:rStyle w:val="VerbatimChar"/>
-        </w:rPr>
-        <w:t xml:space="preserve">    "アプリケーションサーバー" : 18</w:t>
-      </w:r>
-      <w:r>
-        <w:br/>
-      </w:r>
-      <w:r>
-        <w:rPr>
-          <w:rStyle w:val="VerbatimChar"/>
-        </w:rPr>
-        <w:t xml:space="preserve">    "AIサービス" : 5</w:t>
-      </w:r>
-      <w:r>
-        <w:br/>
-      </w:r>
-      <w:r>
-        <w:rPr>
-          <w:rStyle w:val="VerbatimChar"/>
-        </w:rPr>
-        <w:t xml:space="preserve">    "ログ" : 3</w:t>
-      </w:r>
-      <w:r>
-        <w:br/>
-      </w:r>
-      <w:r>
-        <w:rPr>
-          <w:rStyle w:val="VerbatimChar"/>
-        </w:rPr>
-        <w:t xml:space="preserve">    </w:t>
-      </w:r>
-      <w:r>
-        <w:rPr>
-          <w:rStyle w:val="VerbatimChar"/>
-          <w:rFonts w:hint="eastAsia"/>
-        </w:rPr>
-        <w:t xml:space="preserve">"求人データ取得"</w:t>
-      </w:r>
-      <w:r>
-        <w:rPr>
-          <w:rStyle w:val="VerbatimChar"/>
-        </w:rPr>
-        <w:t xml:space="preserve"> : 3</w:t>
-      </w:r>
-      <w:r>
-        <w:br/>
-      </w:r>
-      <w:r>
-        <w:rPr>
-          <w:rStyle w:val="VerbatimChar"/>
-        </w:rPr>
-        <w:t xml:space="preserve">    </w:t>
-      </w:r>
-      <w:r>
-        <w:rPr>
-          <w:rStyle w:val="VerbatimChar"/>
-          <w:rFonts w:hint="eastAsia"/>
-        </w:rPr>
-        <w:t xml:space="preserve">"データ転送"</w:t>
-      </w:r>
-      <w:r>
-        <w:rPr>
-          <w:rStyle w:val="VerbatimChar"/>
-        </w:rPr>
-        <w:t xml:space="preserve"> : 2</w:t>
-      </w:r>
-      <w:r>
-        <w:br/>
-      </w:r>
-      <w:r>
-        <w:rPr>
-          <w:rStyle w:val="VerbatimChar"/>
-        </w:rPr>
-        <w:t xml:space="preserve">    </w:t>
-      </w:r>
-      <w:r>
-        <w:rPr>
-          <w:rStyle w:val="VerbatimChar"/>
-          <w:rFonts w:hint="eastAsia"/>
-        </w:rPr>
-        <w:t xml:space="preserve">"保管・DNS・配信"</w:t>
-      </w:r>
-      <w:r>
-        <w:rPr>
-          <w:rStyle w:val="VerbatimChar"/>
-        </w:rPr>
-        <w:t xml:space="preserve"> : 3</w:t>
-      </w:r>
-    </w:p>
-    <w:p>
-      <w:pPr>
-        <w:pStyle w:val="FirstParagraph"/>
+        <w:pStyle w:val="BodyText"/>
+      </w:pPr>
+      <w:r>
+        <w:drawing>
+          <wp:inline>
+            <wp:extent cx="5334000" cy="3187649"/>
+            <wp:effectExtent b="0" l="0" r="0" t="0"/>
+            <wp:docPr descr="" title="" id="31" name="Picture"/>
+            <a:graphic>
+              <a:graphicData uri="http://schemas.openxmlformats.org/drawingml/2006/picture">
+                <pic:pic>
+                  <pic:nvPicPr>
+                    <pic:cNvPr descr="images/diagram-03.png" id="32" name="Picture"/>
+                    <pic:cNvPicPr>
+                      <a:picLocks noChangeArrowheads="1" noChangeAspect="1"/>
+                    </pic:cNvPicPr>
+                  </pic:nvPicPr>
+                  <pic:blipFill>
+                    <a:blip r:embed="rId30"/>
+                    <a:stretch>
+                      <a:fillRect/>
+                    </a:stretch>
+                  </pic:blipFill>
+                  <pic:spPr bwMode="auto">
+                    <a:xfrm>
+                      <a:off x="0" y="0"/>
+                      <a:ext cx="5334000" cy="3187649"/>
+                    </a:xfrm>
+                    <a:prstGeom prst="rect">
+                      <a:avLst/>
+                    </a:prstGeom>
+                    <a:noFill/>
+                    <a:ln w="9525">
+                      <a:noFill/>
+                      <a:headEnd/>
+                      <a:tailEnd/>
+                    </a:ln>
+                  </pic:spPr>
+                </pic:pic>
+              </a:graphicData>
+            </a:graphic>
+          </wp:inline>
+        </w:drawing>
+      </w:r>
+    </w:p>
+    <w:p>
+      <w:pPr>
+        <w:pStyle w:val="BodyText"/>
       </w:pPr>
       <w:r>
         <w:rPr>
@@ -5185,8 +4807,8 @@
         <w:t xml:space="preserve">冗長化のためロードバランサーを追加する場合、月額約20米ドルの増加となります。同時接続10名の段階では推奨いたしませんが、利用が増加した際に最初に検討すべき拡張です。</w:t>
       </w:r>
     </w:p>
-    <w:bookmarkEnd w:id="24"/>
-    <w:bookmarkStart w:id="25" w:name="Xf75e17d447b3713b3a425a34d78e6a933baeec6"/>
+    <w:bookmarkEnd w:id="33"/>
+    <w:bookmarkStart w:id="34" w:name="Xf75e17d447b3713b3a425a34d78e6a933baeec6"/>
     <w:p>
       <w:pPr>
         <w:pStyle w:val="Heading3"/>
@@ -5245,8 +4867,8 @@
         <w:t xml:space="preserve">リリース後3〜6か月間は通常料金で運用し、実際の利用状況を測定したうえで、確認できた水準に対して1年契約を購入する進め方をご提案いたします。</w:t>
       </w:r>
     </w:p>
-    <w:bookmarkEnd w:id="25"/>
-    <w:bookmarkStart w:id="26" w:name="X093fc847730ad419cfc986e30b571a010f3e439"/>
+    <w:bookmarkEnd w:id="34"/>
+    <w:bookmarkStart w:id="35" w:name="X093fc847730ad419cfc986e30b571a010f3e439"/>
     <w:p>
       <w:pPr>
         <w:pStyle w:val="Heading3"/>
@@ -5329,9 +4951,9 @@
         </w:pict>
       </w:r>
     </w:p>
-    <w:bookmarkEnd w:id="26"/>
-    <w:bookmarkEnd w:id="27"/>
-    <w:bookmarkStart w:id="35" w:name="Xe022cc0107cbdee8c5ef5f3ce55718d08d7a908"/>
+    <w:bookmarkEnd w:id="35"/>
+    <w:bookmarkEnd w:id="36"/>
+    <w:bookmarkStart w:id="53" w:name="Xe022cc0107cbdee8c5ef5f3ce55718d08d7a908"/>
     <w:p>
       <w:pPr>
         <w:pStyle w:val="Heading2"/>
@@ -5355,7 +4977,7 @@
         <w:t xml:space="preserve">必須機能</w:t>
       </w:r>
     </w:p>
-    <w:bookmarkStart w:id="28" w:name="Xf846897dda078d1b0676f40fddce831dbb51b47"/>
+    <w:bookmarkStart w:id="37" w:name="Xf846897dda078d1b0676f40fddce831dbb51b47"/>
     <w:p>
       <w:pPr>
         <w:pStyle w:val="Heading3"/>
@@ -5422,8 +5044,8 @@
         <w:t xml:space="preserve">フェーズの期間は固定せず、作業内容に応じて設定しております。フェーズごとに規模が大きく異なるためです。自動テストの作成は最終段階にまとめるのではなく、各フェーズ内で実施いたします。</w:t>
       </w:r>
     </w:p>
-    <w:bookmarkEnd w:id="28"/>
-    <w:bookmarkStart w:id="29" w:name="X2a1ae755c6f76ec99a7913013c2dfdc935a9ed5"/>
+    <w:bookmarkEnd w:id="37"/>
+    <w:bookmarkStart w:id="38" w:name="X2a1ae755c6f76ec99a7913013c2dfdc935a9ed5"/>
     <w:p>
       <w:pPr>
         <w:pStyle w:val="Heading3"/>
@@ -5704,8 +5326,8 @@
         <w:t xml:space="preserve">適用している考え方は、深さではなく広さを絞るというものです。取得元や様式の追加は、動作しているシステムに対して比較的容易に行えます。一方で重複排除は、後回しにするほど対応が困難になる唯一の項目であり、それゆえ削除ではなく縮小にとどめ、データ収集はフェーズ2から開始して以降継続いたします。</w:t>
       </w:r>
     </w:p>
-    <w:bookmarkEnd w:id="29"/>
-    <w:bookmarkStart w:id="30" w:name="Xd59772de4bfaf4d00e5b42dddd61f02f7ad073b"/>
+    <w:bookmarkEnd w:id="38"/>
+    <w:bookmarkStart w:id="39" w:name="Xd59772de4bfaf4d00e5b42dddd61f02f7ad073b"/>
     <w:p>
       <w:pPr>
         <w:pStyle w:val="Heading3"/>
@@ -5842,8 +5464,8 @@
         <w:t xml:space="preserve">求人データに関する作業のうち、検索よりも収集を先に実施するのはこのためです。またこの部分は、AIサービスを一切必要としない唯一の工程でもございます。</w:t>
       </w:r>
     </w:p>
-    <w:bookmarkEnd w:id="30"/>
-    <w:bookmarkStart w:id="31" w:name="Xc4e9c4f30dfe6967fcf7dbbac831c78620b8815"/>
+    <w:bookmarkEnd w:id="39"/>
+    <w:bookmarkStart w:id="43" w:name="Xc4e9c4f30dfe6967fcf7dbbac831c78620b8815"/>
     <w:p>
       <w:pPr>
         <w:pStyle w:val="Heading3"/>
@@ -5888,174 +5510,53 @@
     </w:p>
     <w:p>
       <w:pPr>
-        <w:pStyle w:val="SourceCode"/>
-      </w:pPr>
-      <w:r>
-        <w:rPr>
-          <w:rStyle w:val="VerbatimChar"/>
-        </w:rPr>
-        <w:t xml:space="preserve">flowchart LR</w:t>
-      </w:r>
-      <w:r>
-        <w:br/>
-      </w:r>
-      <w:r>
-        <w:rPr>
-          <w:rStyle w:val="VerbatimChar"/>
-        </w:rPr>
-        <w:t xml:space="preserve">    </w:t>
-      </w:r>
-      <w:r>
-        <w:rPr>
-          <w:rStyle w:val="VerbatimChar"/>
-          <w:rFonts w:hint="eastAsia"/>
-        </w:rPr>
-        <w:t xml:space="preserve">T["定期実行&lt;br/&gt;週次"]</w:t>
-      </w:r>
-      <w:r>
-        <w:rPr>
-          <w:rStyle w:val="VerbatimChar"/>
-        </w:rPr>
-        <w:t xml:space="preserve"> --&gt; </w:t>
-      </w:r>
-      <w:r>
-        <w:rPr>
-          <w:rStyle w:val="VerbatimChar"/>
-          <w:rFonts w:hint="eastAsia"/>
-        </w:rPr>
-        <w:t xml:space="preserve">F["一定間隔を空けて取得"]</w:t>
-      </w:r>
-      <w:r>
-        <w:br/>
-      </w:r>
-      <w:r>
-        <w:rPr>
-          <w:rStyle w:val="VerbatimChar"/>
-        </w:rPr>
-        <w:t xml:space="preserve">    F --&gt; </w:t>
-      </w:r>
-      <w:r>
-        <w:rPr>
-          <w:rStyle w:val="VerbatimChar"/>
-          <w:rFonts w:hint="eastAsia"/>
-        </w:rPr>
-        <w:t xml:space="preserve">R["元ページの保存"]</w:t>
-      </w:r>
-      <w:r>
-        <w:br/>
-      </w:r>
-      <w:r>
-        <w:rPr>
-          <w:rStyle w:val="VerbatimChar"/>
-        </w:rPr>
-        <w:t xml:space="preserve">    R --&gt; </w:t>
-      </w:r>
-      <w:r>
-        <w:rPr>
-          <w:rStyle w:val="VerbatimChar"/>
-          <w:rFonts w:hint="eastAsia"/>
-        </w:rPr>
-        <w:t xml:space="preserve">E["項目の抽出"]</w:t>
-      </w:r>
-      <w:r>
-        <w:br/>
-      </w:r>
-      <w:r>
-        <w:rPr>
-          <w:rStyle w:val="VerbatimChar"/>
-        </w:rPr>
-        <w:t xml:space="preserve">    E --&gt; </w:t>
-      </w:r>
-      <w:r>
-        <w:rPr>
-          <w:rStyle w:val="VerbatimChar"/>
-          <w:rFonts w:hint="eastAsia"/>
-        </w:rPr>
-        <w:t xml:space="preserve">N["正規化&lt;br/&gt;給与単位・地名・休日表記"]</w:t>
-      </w:r>
-      <w:r>
-        <w:br/>
-      </w:r>
-      <w:r>
-        <w:rPr>
-          <w:rStyle w:val="VerbatimChar"/>
-        </w:rPr>
-        <w:t xml:space="preserve">    N --&gt; </w:t>
-      </w:r>
-      <w:r>
-        <w:rPr>
-          <w:rStyle w:val="VerbatimChar"/>
-          <w:rFonts w:hint="eastAsia"/>
-        </w:rPr>
-        <w:t xml:space="preserve">D["重複排除"]</w:t>
-      </w:r>
-      <w:r>
-        <w:br/>
-      </w:r>
-      <w:r>
-        <w:rPr>
-          <w:rStyle w:val="VerbatimChar"/>
-        </w:rPr>
-        <w:t xml:space="preserve">    D --&gt; </w:t>
-      </w:r>
-      <w:r>
-        <w:rPr>
-          <w:rStyle w:val="VerbatimChar"/>
-          <w:rFonts w:hint="eastAsia"/>
-        </w:rPr>
-        <w:t xml:space="preserve">DB[("求人データベース")]</w:t>
-      </w:r>
-      <w:r>
-        <w:br/>
-      </w:r>
-      <w:r>
-        <w:rPr>
-          <w:rStyle w:val="VerbatimChar"/>
-        </w:rPr>
-        <w:t xml:space="preserve">    DB --&gt; </w:t>
-      </w:r>
-      <w:r>
-        <w:rPr>
-          <w:rStyle w:val="VerbatimChar"/>
-          <w:rFonts w:hint="eastAsia"/>
-        </w:rPr>
-        <w:t xml:space="preserve">S["検索（利用者の要求時）"]</w:t>
-      </w:r>
-      <w:r>
-        <w:br/>
-      </w:r>
-      <w:r>
-        <w:rPr>
-          <w:rStyle w:val="VerbatimChar"/>
-        </w:rPr>
-        <w:t xml:space="preserve">    S --&gt; </w:t>
-      </w:r>
-      <w:r>
-        <w:rPr>
-          <w:rStyle w:val="VerbatimChar"/>
-          <w:rFonts w:hint="eastAsia"/>
-        </w:rPr>
-        <w:t xml:space="preserve">V["掲載状況の確認&lt;br/&gt;提示する求人のみ"]</w:t>
-      </w:r>
-      <w:r>
-        <w:br/>
-      </w:r>
-      <w:r>
-        <w:rPr>
-          <w:rStyle w:val="VerbatimChar"/>
-        </w:rPr>
-        <w:t xml:space="preserve">    V --&gt; </w:t>
-      </w:r>
-      <w:r>
-        <w:rPr>
-          <w:rStyle w:val="VerbatimChar"/>
-          <w:rFonts w:hint="eastAsia"/>
-        </w:rPr>
-        <w:t xml:space="preserve">U["取得日時とともに提示"]</w:t>
-      </w:r>
-    </w:p>
-    <w:bookmarkEnd w:id="31"/>
-    <w:bookmarkStart w:id="32" w:name="Xc2e46afd6740bea93efac46812964492d4f1213"/>
+        <w:pStyle w:val="BodyText"/>
+      </w:pPr>
+      <w:r>
+        <w:drawing>
+          <wp:inline>
+            <wp:extent cx="5334000" cy="223534"/>
+            <wp:effectExtent b="0" l="0" r="0" t="0"/>
+            <wp:docPr descr="" title="" id="41" name="Picture"/>
+            <a:graphic>
+              <a:graphicData uri="http://schemas.openxmlformats.org/drawingml/2006/picture">
+                <pic:pic>
+                  <pic:nvPicPr>
+                    <pic:cNvPr descr="images/diagram-04.png" id="42" name="Picture"/>
+                    <pic:cNvPicPr>
+                      <a:picLocks noChangeArrowheads="1" noChangeAspect="1"/>
+                    </pic:cNvPicPr>
+                  </pic:nvPicPr>
+                  <pic:blipFill>
+                    <a:blip r:embed="rId40"/>
+                    <a:stretch>
+                      <a:fillRect/>
+                    </a:stretch>
+                  </pic:blipFill>
+                  <pic:spPr bwMode="auto">
+                    <a:xfrm>
+                      <a:off x="0" y="0"/>
+                      <a:ext cx="5334000" cy="223534"/>
+                    </a:xfrm>
+                    <a:prstGeom prst="rect">
+                      <a:avLst/>
+                    </a:prstGeom>
+                    <a:noFill/>
+                    <a:ln w="9525">
+                      <a:noFill/>
+                      <a:headEnd/>
+                      <a:tailEnd/>
+                    </a:ln>
+                  </pic:spPr>
+                </pic:pic>
+              </a:graphicData>
+            </a:graphic>
+          </wp:inline>
+        </w:drawing>
+      </w:r>
+    </w:p>
+    <w:bookmarkEnd w:id="43"/>
+    <w:bookmarkStart w:id="50" w:name="Xc2e46afd6740bea93efac46812964492d4f1213"/>
     <w:p>
       <w:pPr>
         <w:pStyle w:val="Heading3"/>
@@ -7585,199 +7086,54 @@
     </w:p>
     <w:p>
       <w:pPr>
-        <w:pStyle w:val="SourceCode"/>
-      </w:pPr>
-      <w:r>
-        <w:rPr>
-          <w:rStyle w:val="VerbatimChar"/>
-        </w:rPr>
-        <w:t xml:space="preserve">flowchart TD</w:t>
-      </w:r>
-      <w:r>
-        <w:br/>
-      </w:r>
-      <w:r>
-        <w:rPr>
-          <w:rStyle w:val="VerbatimChar"/>
-        </w:rPr>
-        <w:t xml:space="preserve">    P0["フェーズ0 · </w:t>
-      </w:r>
-      <w:r>
-        <w:rPr>
-          <w:rStyle w:val="VerbatimChar"/>
-          <w:rFonts w:hint="eastAsia"/>
-        </w:rPr>
-        <w:t xml:space="preserve">完了&lt;br/&gt;会話基盤"]</w:t>
-      </w:r>
-      <w:r>
-        <w:br/>
-      </w:r>
-      <w:r>
-        <w:rPr>
-          <w:rStyle w:val="VerbatimChar"/>
-        </w:rPr>
-        <w:t xml:space="preserve">    P1["フェーズ1 · </w:t>
-      </w:r>
-      <w:r>
-        <w:rPr>
-          <w:rStyle w:val="VerbatimChar"/>
-          <w:rFonts w:hint="eastAsia"/>
-        </w:rPr>
-        <w:t xml:space="preserve">4週間&lt;br/&gt;書類作成・レビュー環境&lt;br/&gt;アカウント、デプロイ、&lt;br/&gt;レビュー開始"]</w:t>
-      </w:r>
-      <w:r>
-        <w:br/>
-      </w:r>
-      <w:r>
-        <w:rPr>
-          <w:rStyle w:val="VerbatimChar"/>
-        </w:rPr>
-        <w:t xml:space="preserve">    P2["フェーズ2 · </w:t>
-      </w:r>
-      <w:r>
-        <w:rPr>
-          <w:rStyle w:val="VerbatimChar"/>
-          <w:rFonts w:hint="eastAsia"/>
-        </w:rPr>
-        <w:t xml:space="preserve">4週間&lt;br/&gt;求人データ収集"]</w:t>
-      </w:r>
-      <w:r>
-        <w:br/>
-      </w:r>
-      <w:r>
-        <w:rPr>
-          <w:rStyle w:val="VerbatimChar"/>
-        </w:rPr>
-        <w:t xml:space="preserve">    P3["フェーズ3 · </w:t>
-      </w:r>
-      <w:r>
-        <w:rPr>
-          <w:rStyle w:val="VerbatimChar"/>
-          <w:rFonts w:hint="eastAsia"/>
-        </w:rPr>
-        <w:t xml:space="preserve">5週間&lt;br/&gt;求人検索・重複排除"]</w:t>
-      </w:r>
-      <w:r>
-        <w:br/>
-      </w:r>
-      <w:r>
-        <w:rPr>
-          <w:rStyle w:val="VerbatimChar"/>
-        </w:rPr>
-        <w:t xml:space="preserve">    P4["フェーズ4 · </w:t>
-      </w:r>
-      <w:r>
-        <w:rPr>
-          <w:rStyle w:val="VerbatimChar"/>
-          <w:rFonts w:hint="eastAsia"/>
-        </w:rPr>
-        <w:t xml:space="preserve">3週間&lt;br/&gt;品質改善"]</w:t>
-      </w:r>
-      <w:r>
-        <w:br/>
-      </w:r>
-      <w:r>
-        <w:rPr>
-          <w:rStyle w:val="VerbatimChar"/>
-        </w:rPr>
-        <w:t xml:space="preserve">    P5["フェーズ5 · </w:t>
-      </w:r>
-      <w:r>
-        <w:rPr>
-          <w:rStyle w:val="VerbatimChar"/>
-          <w:rFonts w:hint="eastAsia"/>
-        </w:rPr>
-        <w:t xml:space="preserve">5週間&lt;br/&gt;商用機能"]</w:t>
-      </w:r>
-      <w:r>
-        <w:br/>
-      </w:r>
-      <w:r>
-        <w:rPr>
-          <w:rStyle w:val="VerbatimChar"/>
-        </w:rPr>
-        <w:t xml:space="preserve">    P6["フェーズ6 · </w:t>
-      </w:r>
-      <w:r>
-        <w:rPr>
-          <w:rStyle w:val="VerbatimChar"/>
-          <w:rFonts w:hint="eastAsia"/>
-        </w:rPr>
-        <w:t xml:space="preserve">3週間&lt;br/&gt;品質強化・リリース"]</w:t>
-      </w:r>
-      <w:r>
-        <w:br/>
-      </w:r>
-      <w:r>
-        <w:rPr>
-          <w:rStyle w:val="VerbatimChar"/>
-        </w:rPr>
-        <w:t xml:space="preserve">    P0 --&gt; P1 --&gt; P2 --&gt; P3 --&gt; P4 --&gt; P5 --&gt; P6</w:t>
-      </w:r>
-      <w:r>
-        <w:br/>
-      </w:r>
-      <w:r>
-        <w:rPr>
-          <w:rStyle w:val="VerbatimChar"/>
-        </w:rPr>
-        <w:t xml:space="preserve">    P1 -. </w:t>
-      </w:r>
-      <w:r>
-        <w:rPr>
-          <w:rStyle w:val="VerbatimChar"/>
-          <w:rFonts w:hint="eastAsia"/>
-        </w:rPr>
-        <w:t xml:space="preserve">"以降、レビューを継続"</w:t>
-      </w:r>
-      <w:r>
-        <w:rPr>
-          <w:rStyle w:val="VerbatimChar"/>
-        </w:rPr>
-        <w:t xml:space="preserve"> .-&gt; P4</w:t>
-      </w:r>
-      <w:r>
-        <w:br/>
-      </w:r>
-      <w:r>
-        <w:rPr>
-          <w:rStyle w:val="VerbatimChar"/>
-        </w:rPr>
-        <w:t xml:space="preserve">    P2 -. </w:t>
-      </w:r>
-      <w:r>
-        <w:rPr>
-          <w:rStyle w:val="VerbatimChar"/>
-          <w:rFonts w:hint="eastAsia"/>
-        </w:rPr>
-        <w:t xml:space="preserve">"以降、収集を継続"</w:t>
-      </w:r>
-      <w:r>
-        <w:rPr>
-          <w:rStyle w:val="VerbatimChar"/>
-        </w:rPr>
-        <w:t xml:space="preserve"> .-&gt; P3</w:t>
-      </w:r>
-      <w:r>
-        <w:br/>
-      </w:r>
-      <w:r>
-        <w:rPr>
-          <w:rStyle w:val="VerbatimChar"/>
-        </w:rPr>
-        <w:t xml:space="preserve">    P6 --&gt; </w:t>
-      </w:r>
-      <w:r>
-        <w:rPr>
-          <w:rStyle w:val="VerbatimChar"/>
-          <w:rFonts w:hint="eastAsia"/>
-        </w:rPr>
-        <w:t xml:space="preserve">OPT["任意機能&lt;br/&gt;第4章"]</w:t>
-      </w:r>
-    </w:p>
-    <w:p>
-      <w:pPr>
-        <w:pStyle w:val="FirstParagraph"/>
+        <w:pStyle w:val="BodyText"/>
+      </w:pPr>
+      <w:r>
+        <w:drawing>
+          <wp:inline>
+            <wp:extent cx="5334000" cy="14021554"/>
+            <wp:effectExtent b="0" l="0" r="0" t="0"/>
+            <wp:docPr descr="" title="" id="45" name="Picture"/>
+            <a:graphic>
+              <a:graphicData uri="http://schemas.openxmlformats.org/drawingml/2006/picture">
+                <pic:pic>
+                  <pic:nvPicPr>
+                    <pic:cNvPr descr="images/diagram-05.png" id="46" name="Picture"/>
+                    <pic:cNvPicPr>
+                      <a:picLocks noChangeArrowheads="1" noChangeAspect="1"/>
+                    </pic:cNvPicPr>
+                  </pic:nvPicPr>
+                  <pic:blipFill>
+                    <a:blip r:embed="rId44"/>
+                    <a:stretch>
+                      <a:fillRect/>
+                    </a:stretch>
+                  </pic:blipFill>
+                  <pic:spPr bwMode="auto">
+                    <a:xfrm>
+                      <a:off x="0" y="0"/>
+                      <a:ext cx="5334000" cy="14021554"/>
+                    </a:xfrm>
+                    <a:prstGeom prst="rect">
+                      <a:avLst/>
+                    </a:prstGeom>
+                    <a:noFill/>
+                    <a:ln w="9525">
+                      <a:noFill/>
+                      <a:headEnd/>
+                      <a:tailEnd/>
+                    </a:ln>
+                  </pic:spPr>
+                </pic:pic>
+              </a:graphicData>
+            </a:graphic>
+          </wp:inline>
+        </w:drawing>
+      </w:r>
+    </w:p>
+    <w:p>
+      <w:pPr>
+        <w:pStyle w:val="BodyText"/>
       </w:pPr>
       <w:r>
         <w:rPr>
@@ -7805,323 +7161,53 @@
     </w:p>
     <w:p>
       <w:pPr>
-        <w:pStyle w:val="SourceCode"/>
-      </w:pPr>
-      <w:r>
-        <w:rPr>
-          <w:rStyle w:val="VerbatimChar"/>
-        </w:rPr>
-        <w:t xml:space="preserve">gantt</w:t>
-      </w:r>
-      <w:r>
-        <w:br/>
-      </w:r>
-      <w:r>
-        <w:rPr>
-          <w:rStyle w:val="VerbatimChar"/>
-        </w:rPr>
-        <w:t xml:space="preserve">    title </w:t>
-      </w:r>
-      <w:r>
-        <w:rPr>
-          <w:rStyle w:val="VerbatimChar"/>
-          <w:rFonts w:hint="eastAsia"/>
-        </w:rPr>
-        <w:t xml:space="preserve">必須機能</w:t>
-      </w:r>
-      <w:r>
-        <w:rPr>
-          <w:rStyle w:val="VerbatimChar"/>
-        </w:rPr>
-        <w:t xml:space="preserve"> </w:t>
-      </w:r>
-      <w:r>
-        <w:rPr>
-          <w:rStyle w:val="VerbatimChar"/>
-          <w:rFonts w:hint="eastAsia"/>
-        </w:rPr>
-        <w:t xml:space="preserve">開発スケジュール（着手日は仮置きです）</w:t>
-      </w:r>
-      <w:r>
-        <w:br/>
-      </w:r>
-      <w:r>
-        <w:rPr>
-          <w:rStyle w:val="VerbatimChar"/>
-        </w:rPr>
-        <w:t xml:space="preserve">    dateFormat YYYY-MM-DD</w:t>
-      </w:r>
-      <w:r>
-        <w:br/>
-      </w:r>
-      <w:r>
-        <w:rPr>
-          <w:rStyle w:val="VerbatimChar"/>
-        </w:rPr>
-        <w:t xml:space="preserve">    axisFormat %Y-%m</w:t>
-      </w:r>
-      <w:r>
-        <w:br/>
-      </w:r>
-      <w:r>
-        <w:rPr>
-          <w:rStyle w:val="VerbatimChar"/>
-        </w:rPr>
-        <w:t xml:space="preserve">    section </w:t>
-      </w:r>
-      <w:r>
-        <w:rPr>
-          <w:rStyle w:val="VerbatimChar"/>
-          <w:rFonts w:hint="eastAsia"/>
-        </w:rPr>
-        <w:t xml:space="preserve">基盤</w:t>
-      </w:r>
-      <w:r>
-        <w:br/>
-      </w:r>
-      <w:r>
-        <w:rPr>
-          <w:rStyle w:val="VerbatimChar"/>
-        </w:rPr>
-        <w:t xml:space="preserve">    フェーズ0 </w:t>
-      </w:r>
-      <w:r>
-        <w:rPr>
-          <w:rStyle w:val="VerbatimChar"/>
-          <w:rFonts w:hint="eastAsia"/>
-        </w:rPr>
-        <w:t xml:space="preserve">会話基盤</w:t>
-      </w:r>
-      <w:r>
-        <w:rPr>
-          <w:rStyle w:val="VerbatimChar"/>
-        </w:rPr>
-        <w:t xml:space="preserve">       :done, p0, 2026-08-11, 5w</w:t>
-      </w:r>
-      <w:r>
-        <w:br/>
-      </w:r>
-      <w:r>
-        <w:rPr>
-          <w:rStyle w:val="VerbatimChar"/>
-        </w:rPr>
-        <w:t xml:space="preserve">    section </w:t>
-      </w:r>
-      <w:r>
-        <w:rPr>
-          <w:rStyle w:val="VerbatimChar"/>
-          <w:rFonts w:hint="eastAsia"/>
-        </w:rPr>
-        <w:t xml:space="preserve">書類</w:t>
-      </w:r>
-      <w:r>
-        <w:br/>
-      </w:r>
-      <w:r>
-        <w:rPr>
-          <w:rStyle w:val="VerbatimChar"/>
-        </w:rPr>
-        <w:t xml:space="preserve">    フェーズ1 </w:t>
-      </w:r>
-      <w:r>
-        <w:rPr>
-          <w:rStyle w:val="VerbatimChar"/>
-          <w:rFonts w:hint="eastAsia"/>
-        </w:rPr>
-        <w:t xml:space="preserve">書類・レビュー</w:t>
-      </w:r>
-      <w:r>
-        <w:rPr>
-          <w:rStyle w:val="VerbatimChar"/>
-        </w:rPr>
-        <w:t xml:space="preserve"> :p1, 2026-09-15, 4w</w:t>
-      </w:r>
-      <w:r>
-        <w:br/>
-      </w:r>
-      <w:r>
-        <w:rPr>
-          <w:rStyle w:val="VerbatimChar"/>
-        </w:rPr>
-        <w:t xml:space="preserve">    section </w:t>
-      </w:r>
-      <w:r>
-        <w:rPr>
-          <w:rStyle w:val="VerbatimChar"/>
-          <w:rFonts w:hint="eastAsia"/>
-        </w:rPr>
-        <w:t xml:space="preserve">収集</w:t>
-      </w:r>
-      <w:r>
-        <w:br/>
-      </w:r>
-      <w:r>
-        <w:rPr>
-          <w:rStyle w:val="VerbatimChar"/>
-        </w:rPr>
-        <w:t xml:space="preserve">    フェーズ2 </w:t>
-      </w:r>
-      <w:r>
-        <w:rPr>
-          <w:rStyle w:val="VerbatimChar"/>
-          <w:rFonts w:hint="eastAsia"/>
-        </w:rPr>
-        <w:t xml:space="preserve">求人データ収集</w:t>
-      </w:r>
-      <w:r>
-        <w:rPr>
-          <w:rStyle w:val="VerbatimChar"/>
-        </w:rPr>
-        <w:t xml:space="preserve"> :p2, after p1, 4w</w:t>
-      </w:r>
-      <w:r>
-        <w:br/>
-      </w:r>
-      <w:r>
-        <w:rPr>
-          <w:rStyle w:val="VerbatimChar"/>
-        </w:rPr>
-        <w:t xml:space="preserve">    section </w:t>
-      </w:r>
-      <w:r>
-        <w:rPr>
-          <w:rStyle w:val="VerbatimChar"/>
-          <w:rFonts w:hint="eastAsia"/>
-        </w:rPr>
-        <w:t xml:space="preserve">検索</w:t>
-      </w:r>
-      <w:r>
-        <w:br/>
-      </w:r>
-      <w:r>
-        <w:rPr>
-          <w:rStyle w:val="VerbatimChar"/>
-        </w:rPr>
-        <w:t xml:space="preserve">    フェーズ3 </w:t>
-      </w:r>
-      <w:r>
-        <w:rPr>
-          <w:rStyle w:val="VerbatimChar"/>
-          <w:rFonts w:hint="eastAsia"/>
-        </w:rPr>
-        <w:t xml:space="preserve">求人検索</w:t>
-      </w:r>
-      <w:r>
-        <w:rPr>
-          <w:rStyle w:val="VerbatimChar"/>
-        </w:rPr>
-        <w:t xml:space="preserve">       :p3, after p2, 5w</w:t>
-      </w:r>
-      <w:r>
-        <w:br/>
-      </w:r>
-      <w:r>
-        <w:rPr>
-          <w:rStyle w:val="VerbatimChar"/>
-        </w:rPr>
-        <w:t xml:space="preserve">    section </w:t>
-      </w:r>
-      <w:r>
-        <w:rPr>
-          <w:rStyle w:val="VerbatimChar"/>
-          <w:rFonts w:hint="eastAsia"/>
-        </w:rPr>
-        <w:t xml:space="preserve">品質</w:t>
-      </w:r>
-      <w:r>
-        <w:br/>
-      </w:r>
-      <w:r>
-        <w:rPr>
-          <w:rStyle w:val="VerbatimChar"/>
-        </w:rPr>
-        <w:t xml:space="preserve">    フェーズ4 </w:t>
-      </w:r>
-      <w:r>
-        <w:rPr>
-          <w:rStyle w:val="VerbatimChar"/>
-          <w:rFonts w:hint="eastAsia"/>
-        </w:rPr>
-        <w:t xml:space="preserve">品質改善</w:t>
-      </w:r>
-      <w:r>
-        <w:rPr>
-          <w:rStyle w:val="VerbatimChar"/>
-        </w:rPr>
-        <w:t xml:space="preserve">       :p4, after p3, 3w</w:t>
-      </w:r>
-      <w:r>
-        <w:br/>
-      </w:r>
-      <w:r>
-        <w:rPr>
-          <w:rStyle w:val="VerbatimChar"/>
-        </w:rPr>
-        <w:t xml:space="preserve">    section </w:t>
-      </w:r>
-      <w:r>
-        <w:rPr>
-          <w:rStyle w:val="VerbatimChar"/>
-          <w:rFonts w:hint="eastAsia"/>
-        </w:rPr>
-        <w:t xml:space="preserve">商用</w:t>
-      </w:r>
-      <w:r>
-        <w:br/>
-      </w:r>
-      <w:r>
-        <w:rPr>
-          <w:rStyle w:val="VerbatimChar"/>
-        </w:rPr>
-        <w:t xml:space="preserve">    フェーズ5 </w:t>
-      </w:r>
-      <w:r>
-        <w:rPr>
-          <w:rStyle w:val="VerbatimChar"/>
-          <w:rFonts w:hint="eastAsia"/>
-        </w:rPr>
-        <w:t xml:space="preserve">商用機能</w:t>
-      </w:r>
-      <w:r>
-        <w:rPr>
-          <w:rStyle w:val="VerbatimChar"/>
-        </w:rPr>
-        <w:t xml:space="preserve">       :p5, after p4, 5w</w:t>
-      </w:r>
-      <w:r>
-        <w:br/>
-      </w:r>
-      <w:r>
-        <w:rPr>
-          <w:rStyle w:val="VerbatimChar"/>
-        </w:rPr>
-        <w:t xml:space="preserve">    section リリース</w:t>
-      </w:r>
-      <w:r>
-        <w:br/>
-      </w:r>
-      <w:r>
-        <w:rPr>
-          <w:rStyle w:val="VerbatimChar"/>
-        </w:rPr>
-        <w:t xml:space="preserve">    フェーズ6 </w:t>
-      </w:r>
-      <w:r>
-        <w:rPr>
-          <w:rStyle w:val="VerbatimChar"/>
-          <w:rFonts w:hint="eastAsia"/>
-        </w:rPr>
-        <w:t xml:space="preserve">品質強化</w:t>
-      </w:r>
-      <w:r>
-        <w:rPr>
-          <w:rStyle w:val="VerbatimChar"/>
-        </w:rPr>
-        <w:t xml:space="preserve">       :p6, after p5, 3w</w:t>
-      </w:r>
-    </w:p>
-    <w:bookmarkEnd w:id="32"/>
-    <w:bookmarkStart w:id="33" w:name="X2a202b7565c14c4fff252844ed067f93ed8ccf5"/>
+        <w:pStyle w:val="BodyText"/>
+      </w:pPr>
+      <w:r>
+        <w:drawing>
+          <wp:inline>
+            <wp:extent cx="5334000" cy="1032884"/>
+            <wp:effectExtent b="0" l="0" r="0" t="0"/>
+            <wp:docPr descr="" title="" id="48" name="Picture"/>
+            <a:graphic>
+              <a:graphicData uri="http://schemas.openxmlformats.org/drawingml/2006/picture">
+                <pic:pic>
+                  <pic:nvPicPr>
+                    <pic:cNvPr descr="images/diagram-06.png" id="49" name="Picture"/>
+                    <pic:cNvPicPr>
+                      <a:picLocks noChangeArrowheads="1" noChangeAspect="1"/>
+                    </pic:cNvPicPr>
+                  </pic:nvPicPr>
+                  <pic:blipFill>
+                    <a:blip r:embed="rId47"/>
+                    <a:stretch>
+                      <a:fillRect/>
+                    </a:stretch>
+                  </pic:blipFill>
+                  <pic:spPr bwMode="auto">
+                    <a:xfrm>
+                      <a:off x="0" y="0"/>
+                      <a:ext cx="5334000" cy="1032884"/>
+                    </a:xfrm>
+                    <a:prstGeom prst="rect">
+                      <a:avLst/>
+                    </a:prstGeom>
+                    <a:noFill/>
+                    <a:ln w="9525">
+                      <a:noFill/>
+                      <a:headEnd/>
+                      <a:tailEnd/>
+                    </a:ln>
+                  </pic:spPr>
+                </pic:pic>
+              </a:graphicData>
+            </a:graphic>
+          </wp:inline>
+        </w:drawing>
+      </w:r>
+    </w:p>
+    <w:bookmarkEnd w:id="50"/>
+    <w:bookmarkStart w:id="51" w:name="X2a202b7565c14c4fff252844ed067f93ed8ccf5"/>
     <w:p>
       <w:pPr>
         <w:pStyle w:val="Heading3"/>
@@ -8158,8 +7244,8 @@
         <w:t xml:space="preserve">増加分は、当初の想定に含まれていなかった作業によるものです。具体的には、アカウント管理、決済処理、管理画面、有人対応、セキュリティ強化、検収対応、および複数サイトにまたがって掲載される求人の重複排除です。</w:t>
       </w:r>
     </w:p>
-    <w:bookmarkEnd w:id="33"/>
-    <w:bookmarkStart w:id="34" w:name="Xaf31206678dc606d0263b0391c0f42750933bf8"/>
+    <w:bookmarkEnd w:id="51"/>
+    <w:bookmarkStart w:id="52" w:name="Xaf31206678dc606d0263b0391c0f42750933bf8"/>
     <w:p>
       <w:pPr>
         <w:pStyle w:val="Heading3"/>
@@ -8236,9 +7322,9 @@
         </w:pict>
       </w:r>
     </w:p>
-    <w:bookmarkEnd w:id="34"/>
-    <w:bookmarkEnd w:id="35"/>
-    <w:bookmarkStart w:id="37" w:name="Xb0c2d31dba6cf9abf27f0995ad590e7bab5bf85"/>
+    <w:bookmarkEnd w:id="52"/>
+    <w:bookmarkEnd w:id="53"/>
+    <w:bookmarkStart w:id="55" w:name="Xb0c2d31dba6cf9abf27f0995ad590e7bab5bf85"/>
     <w:p>
       <w:pPr>
         <w:pStyle w:val="Heading2"/>
@@ -8917,7 +8003,7 @@
         <w:t xml:space="preserve">上記は当方が推奨する構築順に並べております。いずれも現時点でのご決定は不要です。</w:t>
       </w:r>
     </w:p>
-    <w:bookmarkStart w:id="36" w:name="X2d54e503161f9981909baf10ee4a19bedd783ad"/>
+    <w:bookmarkStart w:id="54" w:name="X2d54e503161f9981909baf10ee4a19bedd783ad"/>
     <w:p>
       <w:pPr>
         <w:pStyle w:val="Heading3"/>
@@ -9034,9 +8120,9 @@
         </w:pict>
       </w:r>
     </w:p>
-    <w:bookmarkEnd w:id="36"/>
-    <w:bookmarkEnd w:id="37"/>
-    <w:bookmarkStart w:id="38" w:name="X6d9f8a882d29bd23c39f8a850fce2d98141936e"/>
+    <w:bookmarkEnd w:id="54"/>
+    <w:bookmarkEnd w:id="55"/>
+    <w:bookmarkStart w:id="56" w:name="X6d9f8a882d29bd23c39f8a850fce2d98141936e"/>
     <w:p>
       <w:pPr>
         <w:pStyle w:val="Heading2"/>
@@ -9309,8 +8395,8 @@
         </w:pict>
       </w:r>
     </w:p>
-    <w:bookmarkEnd w:id="38"/>
-    <w:bookmarkStart w:id="39" w:name="X9db472986aee55824140e9b5178d62c0becdc14"/>
+    <w:bookmarkEnd w:id="56"/>
+    <w:bookmarkStart w:id="60" w:name="X9db472986aee55824140e9b5178d62c0becdc14"/>
     <w:p>
       <w:pPr>
         <w:pStyle w:val="Heading2"/>
@@ -9327,154 +8413,56 @@
     </w:p>
     <w:p>
       <w:pPr>
-        <w:pStyle w:val="SourceCode"/>
-      </w:pPr>
-      <w:r>
-        <w:rPr>
-          <w:rStyle w:val="VerbatimChar"/>
-        </w:rPr>
-        <w:t xml:space="preserve">flowchart TD</w:t>
-      </w:r>
-      <w:r>
-        <w:br/>
-      </w:r>
-      <w:r>
-        <w:rPr>
-          <w:rStyle w:val="VerbatimChar"/>
-        </w:rPr>
-        <w:t xml:space="preserve">    </w:t>
-      </w:r>
-      <w:r>
-        <w:rPr>
-          <w:rStyle w:val="VerbatimChar"/>
-          <w:rFonts w:hint="eastAsia"/>
-        </w:rPr>
-        <w:t xml:space="preserve">A["本書のご確認"]</w:t>
-      </w:r>
-      <w:r>
-        <w:rPr>
-          <w:rStyle w:val="VerbatimChar"/>
-        </w:rPr>
-        <w:t xml:space="preserve"> --&gt; </w:t>
-      </w:r>
-      <w:r>
-        <w:rPr>
-          <w:rStyle w:val="VerbatimChar"/>
-          <w:rFonts w:hint="eastAsia"/>
-        </w:rPr>
-        <w:t xml:space="preserve">B["AIサービス費用のご承認&lt;br/&gt;第1.1節"]</w:t>
-      </w:r>
-      <w:r>
-        <w:br/>
-      </w:r>
-      <w:r>
-        <w:rPr>
-          <w:rStyle w:val="VerbatimChar"/>
-        </w:rPr>
-        <w:t xml:space="preserve">    B --&gt; </w:t>
-      </w:r>
-      <w:r>
-        <w:rPr>
-          <w:rStyle w:val="VerbatimChar"/>
-          <w:rFonts w:hint="eastAsia"/>
-        </w:rPr>
-        <w:t xml:space="preserve">C["フェーズ1の開始&lt;br/&gt;4週間"]</w:t>
-      </w:r>
-      <w:r>
-        <w:br/>
-      </w:r>
-      <w:r>
-        <w:rPr>
-          <w:rStyle w:val="VerbatimChar"/>
-        </w:rPr>
-        <w:t xml:space="preserve">    A --&gt; </w:t>
-      </w:r>
-      <w:r>
-        <w:rPr>
-          <w:rStyle w:val="VerbatimChar"/>
-          <w:rFonts w:hint="eastAsia"/>
-        </w:rPr>
-        <w:t xml:space="preserve">R["レビュー担当者のご指名と&lt;br/&gt;AWSアカウントのご確認&lt;br/&gt;第1.2節"]</w:t>
-      </w:r>
-      <w:r>
-        <w:br/>
-      </w:r>
-      <w:r>
-        <w:rPr>
-          <w:rStyle w:val="VerbatimChar"/>
-        </w:rPr>
-        <w:t xml:space="preserve">    R --&gt; C</w:t>
-      </w:r>
-      <w:r>
-        <w:br/>
-      </w:r>
-      <w:r>
-        <w:rPr>
-          <w:rStyle w:val="VerbatimChar"/>
-        </w:rPr>
-        <w:t xml:space="preserve">    C --&gt; </w:t>
-      </w:r>
-      <w:r>
-        <w:rPr>
-          <w:rStyle w:val="VerbatimChar"/>
-          <w:rFonts w:hint="eastAsia"/>
-        </w:rPr>
-        <w:t xml:space="preserve">D["レビュー環境の提供&lt;br/&gt;ご確認の開始"]</w:t>
-      </w:r>
-      <w:r>
-        <w:br/>
-      </w:r>
-      <w:r>
-        <w:rPr>
-          <w:rStyle w:val="VerbatimChar"/>
-        </w:rPr>
-        <w:t xml:space="preserve">    D --&gt; </w:t>
-      </w:r>
-      <w:r>
-        <w:rPr>
-          <w:rStyle w:val="VerbatimChar"/>
-          <w:rFonts w:hint="eastAsia"/>
-        </w:rPr>
-        <w:t xml:space="preserve">E["取得元の調査結果と&lt;br/&gt;レビュー結果のご報告"]</w:t>
-      </w:r>
-      <w:r>
-        <w:br/>
-      </w:r>
-      <w:r>
-        <w:rPr>
-          <w:rStyle w:val="VerbatimChar"/>
-        </w:rPr>
-        <w:t xml:space="preserve">    E --&gt; </w:t>
-      </w:r>
-      <w:r>
-        <w:rPr>
-          <w:rStyle w:val="VerbatimChar"/>
-          <w:rFonts w:hint="eastAsia"/>
-        </w:rPr>
-        <w:t xml:space="preserve">F["スケジュールの確定"]</w:t>
-      </w:r>
-      <w:r>
-        <w:br/>
-      </w:r>
-      <w:r>
-        <w:rPr>
-          <w:rStyle w:val="VerbatimChar"/>
-        </w:rPr>
-        <w:t xml:space="preserve">    F --&gt; </w:t>
-      </w:r>
-      <w:r>
-        <w:rPr>
-          <w:rStyle w:val="VerbatimChar"/>
-          <w:rFonts w:hint="eastAsia"/>
-        </w:rPr>
-        <w:t xml:space="preserve">G["フェーズ2の開始"]</w:t>
-      </w:r>
-    </w:p>
-    <w:p>
-      <w:pPr>
         <w:pStyle w:val="FirstParagraph"/>
       </w:pPr>
       <w:r>
+        <w:drawing>
+          <wp:inline>
+            <wp:extent cx="5334000" cy="7851493"/>
+            <wp:effectExtent b="0" l="0" r="0" t="0"/>
+            <wp:docPr descr="" title="" id="58" name="Picture"/>
+            <a:graphic>
+              <a:graphicData uri="http://schemas.openxmlformats.org/drawingml/2006/picture">
+                <pic:pic>
+                  <pic:nvPicPr>
+                    <pic:cNvPr descr="images/diagram-07.png" id="59" name="Picture"/>
+                    <pic:cNvPicPr>
+                      <a:picLocks noChangeArrowheads="1" noChangeAspect="1"/>
+                    </pic:cNvPicPr>
+                  </pic:nvPicPr>
+                  <pic:blipFill>
+                    <a:blip r:embed="rId57"/>
+                    <a:stretch>
+                      <a:fillRect/>
+                    </a:stretch>
+                  </pic:blipFill>
+                  <pic:spPr bwMode="auto">
+                    <a:xfrm>
+                      <a:off x="0" y="0"/>
+                      <a:ext cx="5334000" cy="7851493"/>
+                    </a:xfrm>
+                    <a:prstGeom prst="rect">
+                      <a:avLst/>
+                    </a:prstGeom>
+                    <a:noFill/>
+                    <a:ln w="9525">
+                      <a:noFill/>
+                      <a:headEnd/>
+                      <a:tailEnd/>
+                    </a:ln>
+                  </pic:spPr>
+                </pic:pic>
+              </a:graphicData>
+            </a:graphic>
+          </wp:inline>
+        </w:drawing>
+      </w:r>
+    </w:p>
+    <w:p>
+      <w:pPr>
+        <w:pStyle w:val="BodyText"/>
+      </w:pPr>
+      <w:r>
         <w:rPr>
           <w:rFonts w:hint="eastAsia"/>
         </w:rPr>
@@ -9492,8 +8480,8 @@
         <w:t xml:space="preserve">ご確認のほど、よろしくお願いいたします。</w:t>
       </w:r>
     </w:p>
-    <w:bookmarkEnd w:id="39"/>
-    <w:bookmarkEnd w:id="40"/>
+    <w:bookmarkEnd w:id="60"/>
+    <w:bookmarkEnd w:id="61"/>
     <w:sectPr>
       <w:footnotePr>
         <w:numRestart w:val="eachSect"/>
